--- a/docs/manuali/manuale_gestore_giornata.docx
+++ b/docs/manuali/manuale_gestore_giornata.docx
@@ -138,7 +138,7 @@
           <w:color w:val="343A40"/>
           <w:sz w:val="21"/>
         </w:rPr>
-        <w:t xml:space="preserve">: "16:00" significa "entro le 16:00, prima e meglio". Sono tarati su un servizio di ritiro dalle </w:t>
+        <w:t xml:space="preserve">: "16:00" significa "entro le 16:00, prima e meglio". Sono tarati su un ritiro dei pasti dalle </w:t>
       </w:r>
       <w:r>
         <w:rPr>
@@ -178,7 +178,27 @@
           <w:color w:val="343A40"/>
           <w:sz w:val="21"/>
         </w:rPr>
-        <w:t>, gli orari predefiniti dell'applicazione. Se cambiate gli slot di ritiro, spostate di conseguenza tutta la scaletta.</w:t>
+        <w:t xml:space="preserve"> e su un banco che chiude alle </w:t>
+      </w:r>
+      <w:r>
+        <w:rPr>
+          <w:rFonts w:ascii="Calibri" w:hAnsi="Calibri"/>
+          <w:b/>
+          <w:i w:val="0"/>
+          <w:color w:val="16213E"/>
+          <w:sz w:val="21"/>
+        </w:rPr>
+        <w:t>17:30</w:t>
+      </w:r>
+      <w:r>
+        <w:rPr>
+          <w:rFonts w:ascii="Calibri" w:hAnsi="Calibri"/>
+          <w:b w:val="0"/>
+          <w:i w:val="0"/>
+          <w:color w:val="343A40"/>
+          <w:sz w:val="21"/>
+        </w:rPr>
+        <w:t>. Se cambiate gli slot o l'orario di chiusura, spostate di conseguenza tutta la scaletta.</w:t>
       </w:r>
     </w:p>
     <w:p>
@@ -568,7 +588,7 @@
                 <w:color w:val="16213E"/>
                 <w:sz w:val="20"/>
               </w:rPr>
-              <w:t>14:30</w:t>
+              <w:t>15:00</w:t>
             </w:r>
           </w:p>
         </w:tc>
@@ -601,7 +621,7 @@
                 <w:color w:val="343A40"/>
                 <w:sz w:val="20"/>
               </w:rPr>
-              <w:t>Lettura dei numeri del giorno</w:t>
+              <w:t>Fabbisogno dei giorni successivi</w:t>
             </w:r>
           </w:p>
         </w:tc>
@@ -634,7 +654,7 @@
                 <w:color w:val="343A40"/>
                 <w:sz w:val="20"/>
               </w:rPr>
-              <w:t>Report</w:t>
+              <w:t>Cucina › Prenotazioni</w:t>
             </w:r>
           </w:p>
         </w:tc>
@@ -669,7 +689,7 @@
                 <w:color w:val="16213E"/>
                 <w:sz w:val="20"/>
               </w:rPr>
-              <w:t>15:00</w:t>
+              <w:t>15:30</w:t>
             </w:r>
           </w:p>
         </w:tc>
@@ -702,7 +722,7 @@
                 <w:color w:val="343A40"/>
                 <w:sz w:val="20"/>
               </w:rPr>
-              <w:t>Fabbisogno dei giorni successivi</w:t>
+              <w:t>Giacenze e ordini ai fornitori</w:t>
             </w:r>
           </w:p>
         </w:tc>
@@ -735,7 +755,7 @@
                 <w:color w:val="343A40"/>
                 <w:sz w:val="20"/>
               </w:rPr>
-              <w:t>Cucina › Prenotazioni</w:t>
+              <w:t>Magazzino</w:t>
             </w:r>
           </w:p>
         </w:tc>
@@ -767,10 +787,10 @@
                 <w:rFonts w:ascii="Calibri" w:hAnsi="Calibri"/>
                 <w:b/>
                 <w:i w:val="0"/>
-                <w:color w:val="16213E"/>
+                <w:color w:val="E94560"/>
                 <w:sz w:val="20"/>
               </w:rPr>
-              <w:t>15:30</w:t>
+              <w:t>16:00</w:t>
             </w:r>
           </w:p>
         </w:tc>
@@ -803,7 +823,7 @@
                 <w:color w:val="343A40"/>
                 <w:sz w:val="20"/>
               </w:rPr>
-              <w:t>Giacenze e ordini ai fornitori</w:t>
+              <w:t>Pasto aziendale di domani pubblicato</w:t>
             </w:r>
           </w:p>
         </w:tc>
@@ -836,7 +856,7 @@
                 <w:color w:val="343A40"/>
                 <w:sz w:val="20"/>
               </w:rPr>
-              <w:t>Magazzino</w:t>
+              <w:t>Convenzioni › Pasto del giorno</w:t>
             </w:r>
           </w:p>
         </w:tc>
@@ -868,10 +888,10 @@
                 <w:rFonts w:ascii="Calibri" w:hAnsi="Calibri"/>
                 <w:b/>
                 <w:i w:val="0"/>
-                <w:color w:val="E94560"/>
+                <w:color w:val="16213E"/>
                 <w:sz w:val="20"/>
               </w:rPr>
-              <w:t>16:00</w:t>
+              <w:t>16:15</w:t>
             </w:r>
           </w:p>
         </w:tc>
@@ -904,7 +924,7 @@
                 <w:color w:val="343A40"/>
                 <w:sz w:val="20"/>
               </w:rPr>
-              <w:t>Pasto aziendale di domani pubblicato</w:t>
+              <w:t>Sondaggio del menu, se usato</w:t>
             </w:r>
           </w:p>
         </w:tc>
@@ -937,7 +957,7 @@
                 <w:color w:val="343A40"/>
                 <w:sz w:val="20"/>
               </w:rPr>
-              <w:t>Convenzioni › Pasto del giorno</w:t>
+              <w:t>Sondaggi</w:t>
             </w:r>
           </w:p>
         </w:tc>
@@ -969,10 +989,10 @@
                 <w:rFonts w:ascii="Calibri" w:hAnsi="Calibri"/>
                 <w:b/>
                 <w:i w:val="0"/>
-                <w:color w:val="16213E"/>
+                <w:color w:val="E94560"/>
                 <w:sz w:val="20"/>
               </w:rPr>
-              <w:t>16:15</w:t>
+              <w:t>16:45</w:t>
             </w:r>
           </w:p>
         </w:tc>
@@ -1005,7 +1025,7 @@
                 <w:color w:val="343A40"/>
                 <w:sz w:val="20"/>
               </w:rPr>
-              <w:t>Sondaggio del menu, se usato</w:t>
+              <w:t>Clienti in attesa attivati</w:t>
             </w:r>
           </w:p>
         </w:tc>
@@ -1038,7 +1058,7 @@
                 <w:color w:val="343A40"/>
                 <w:sz w:val="20"/>
               </w:rPr>
-              <w:t>Sondaggi</w:t>
+              <w:t>Clienti</w:t>
             </w:r>
           </w:p>
         </w:tc>
@@ -1070,10 +1090,10 @@
                 <w:rFonts w:ascii="Calibri" w:hAnsi="Calibri"/>
                 <w:b/>
                 <w:i w:val="0"/>
-                <w:color w:val="E94560"/>
+                <w:color w:val="16213E"/>
                 <w:sz w:val="20"/>
               </w:rPr>
-              <w:t>16:45</w:t>
+              <w:t>17:00</w:t>
             </w:r>
           </w:p>
         </w:tc>
@@ -1106,7 +1126,7 @@
                 <w:color w:val="343A40"/>
                 <w:sz w:val="20"/>
               </w:rPr>
-              <w:t>Clienti in attesa attivati</w:t>
+              <w:t>Ricariche e fidi sistemati</w:t>
             </w:r>
           </w:p>
         </w:tc>
@@ -1139,7 +1159,7 @@
                 <w:color w:val="343A40"/>
                 <w:sz w:val="20"/>
               </w:rPr>
-              <w:t>Clienti</w:t>
+              <w:t>Clienti › Ricarica</w:t>
             </w:r>
           </w:p>
         </w:tc>
@@ -1174,7 +1194,7 @@
                 <w:color w:val="16213E"/>
                 <w:sz w:val="20"/>
               </w:rPr>
-              <w:t>17:00</w:t>
+              <w:t>17:15</w:t>
             </w:r>
           </w:p>
         </w:tc>
@@ -1207,7 +1227,7 @@
                 <w:color w:val="343A40"/>
                 <w:sz w:val="20"/>
               </w:rPr>
-              <w:t>Ricariche e fidi sistemati</w:t>
+              <w:t>Listino e quantita di domani</w:t>
             </w:r>
           </w:p>
         </w:tc>
@@ -1240,7 +1260,7 @@
                 <w:color w:val="343A40"/>
                 <w:sz w:val="20"/>
               </w:rPr>
-              <w:t>Clienti › Ricarica</w:t>
+              <w:t>Prodotti</w:t>
             </w:r>
           </w:p>
         </w:tc>
@@ -1272,7 +1292,7 @@
                 <w:rFonts w:ascii="Calibri" w:hAnsi="Calibri"/>
                 <w:b/>
                 <w:i w:val="0"/>
-                <w:color w:val="16213E"/>
+                <w:color w:val="E94560"/>
                 <w:sz w:val="20"/>
               </w:rPr>
               <w:t>17:30</w:t>
@@ -1308,7 +1328,7 @@
                 <w:color w:val="343A40"/>
                 <w:sz w:val="20"/>
               </w:rPr>
-              <w:t>Quantita giornaliere dei prodotti</w:t>
+              <w:t>Chiusura del banco e ritiro dell'invenduto</w:t>
             </w:r>
           </w:p>
         </w:tc>
@@ -1341,7 +1361,7 @@
                 <w:color w:val="343A40"/>
                 <w:sz w:val="20"/>
               </w:rPr>
-              <w:t>Prodotti</w:t>
+              <w:t>Cesto Cucina</w:t>
             </w:r>
           </w:p>
         </w:tc>
@@ -1376,7 +1396,7 @@
                 <w:color w:val="16213E"/>
                 <w:sz w:val="20"/>
               </w:rPr>
-              <w:t>18:00</w:t>
+              <w:t>17:45</w:t>
             </w:r>
           </w:p>
         </w:tc>
@@ -1409,7 +1429,7 @@
                 <w:color w:val="343A40"/>
                 <w:sz w:val="20"/>
               </w:rPr>
-              <w:t>Postazioni spente e in carica</w:t>
+              <w:t>Lettura dei numeri del giorno</w:t>
             </w:r>
           </w:p>
         </w:tc>
@@ -1417,6 +1437,107 @@
           <w:tcPr>
             <w:tcW w:type="dxa" w:w="2948"/>
             <w:shd w:val="clear" w:color="auto" w:fill="F8F9FA"/>
+            <w:tcBorders>
+              <w:top w:val="nil"/>
+              <w:bottom w:val="single" w:sz="4" w:space="0" w:color="E8EBEE"/>
+              <w:left w:val="nil"/>
+              <w:right w:val="nil"/>
+            </w:tcBorders>
+            <w:tcMar>
+              <w:top w:w="55" w:type="dxa"/>
+              <w:bottom w:w="55" w:type="dxa"/>
+              <w:left w:w="110" w:type="dxa"/>
+              <w:right w:w="80" w:type="dxa"/>
+            </w:tcMar>
+          </w:tcPr>
+          <w:p>
+            <w:pPr>
+              <w:spacing w:before="0" w:after="0"/>
+            </w:pPr>
+            <w:r>
+              <w:rPr>
+                <w:rFonts w:ascii="Calibri" w:hAnsi="Calibri"/>
+                <w:b w:val="0"/>
+                <w:i w:val="0"/>
+                <w:color w:val="343A40"/>
+                <w:sz w:val="20"/>
+              </w:rPr>
+              <w:t>Report</w:t>
+            </w:r>
+          </w:p>
+        </w:tc>
+      </w:tr>
+      <w:tr>
+        <w:tc>
+          <w:tcPr>
+            <w:tcW w:type="dxa" w:w="1247"/>
+            <w:shd w:val="clear" w:color="auto" w:fill="FFFFFF"/>
+            <w:tcBorders>
+              <w:top w:val="nil"/>
+              <w:bottom w:val="single" w:sz="4" w:space="0" w:color="E8EBEE"/>
+              <w:left w:val="nil"/>
+              <w:right w:val="nil"/>
+            </w:tcBorders>
+            <w:tcMar>
+              <w:top w:w="55" w:type="dxa"/>
+              <w:bottom w:w="55" w:type="dxa"/>
+              <w:left w:w="110" w:type="dxa"/>
+              <w:right w:w="80" w:type="dxa"/>
+            </w:tcMar>
+          </w:tcPr>
+          <w:p>
+            <w:pPr>
+              <w:spacing w:before="0" w:after="0"/>
+            </w:pPr>
+            <w:r>
+              <w:rPr>
+                <w:rFonts w:ascii="Calibri" w:hAnsi="Calibri"/>
+                <w:b/>
+                <w:i w:val="0"/>
+                <w:color w:val="16213E"/>
+                <w:sz w:val="20"/>
+              </w:rPr>
+              <w:t>18:00</w:t>
+            </w:r>
+          </w:p>
+        </w:tc>
+        <w:tc>
+          <w:tcPr>
+            <w:tcW w:type="dxa" w:w="4876"/>
+            <w:shd w:val="clear" w:color="auto" w:fill="FFFFFF"/>
+            <w:tcBorders>
+              <w:top w:val="nil"/>
+              <w:bottom w:val="single" w:sz="4" w:space="0" w:color="E8EBEE"/>
+              <w:left w:val="nil"/>
+              <w:right w:val="nil"/>
+            </w:tcBorders>
+            <w:tcMar>
+              <w:top w:w="55" w:type="dxa"/>
+              <w:bottom w:w="55" w:type="dxa"/>
+              <w:left w:w="110" w:type="dxa"/>
+              <w:right w:w="80" w:type="dxa"/>
+            </w:tcMar>
+          </w:tcPr>
+          <w:p>
+            <w:pPr>
+              <w:spacing w:before="0" w:after="0"/>
+            </w:pPr>
+            <w:r>
+              <w:rPr>
+                <w:rFonts w:ascii="Calibri" w:hAnsi="Calibri"/>
+                <w:b w:val="0"/>
+                <w:i w:val="0"/>
+                <w:color w:val="343A40"/>
+                <w:sz w:val="20"/>
+              </w:rPr>
+              <w:t>Postazioni spente e in carica</w:t>
+            </w:r>
+          </w:p>
+        </w:tc>
+        <w:tc>
+          <w:tcPr>
+            <w:tcW w:type="dxa" w:w="2948"/>
+            <w:shd w:val="clear" w:color="auto" w:fill="FFFFFF"/>
             <w:tcBorders>
               <w:top w:val="nil"/>
               <w:bottom w:val="single" w:sz="4" w:space="0" w:color="E8EBEE"/>
@@ -2839,7 +2960,7 @@
           <w:color w:val="6C757D"/>
           <w:sz w:val="21"/>
         </w:rPr>
-        <w:t>Quattro ore di lavoro tranquillo che valgono piu di un'ora di corsa la mattina dopo. Qui si decide cosa il cliente potra ordinare domani, e si sbloccano i clienti che altrimenti domani non potrebbero ordinare affatto.</w:t>
+        <w:t>Il banco resta aperto fino alle 17:30: le attivita di questa parte si svolgono quasi tutte a servizio ancora in corso, negli spazi fra un cliente e l'altro. Solo le ultime due richiedono la chiusura. Qui si decide cosa il cliente potra ordinare domani, e si sbloccano i clienti che altrimenti domani non potrebbero ordinare affatto.</w:t>
       </w:r>
     </w:p>
     <w:tbl>
@@ -2948,7 +3069,7 @@
                 <w:color w:val="FFFFFF"/>
                 <w:sz w:val="30"/>
               </w:rPr>
-              <w:t>14:30</w:t>
+              <w:t>15:00</w:t>
             </w:r>
           </w:p>
         </w:tc>
@@ -2974,7 +3095,7 @@
                 <w:color w:val="16213E"/>
                 <w:sz w:val="23"/>
               </w:rPr>
-              <w:t>Leggi i numeri del giorno che si chiude</w:t>
+              <w:t>Calcola il fabbisogno dei giorni successivi</w:t>
             </w:r>
           </w:p>
           <w:p>
@@ -2989,7 +3110,7 @@
                 <w:color w:val="16213E"/>
                 <w:sz w:val="20"/>
               </w:rPr>
-              <w:t>Report</w:t>
+              <w:t>Cucina › Prenotazioni</w:t>
             </w:r>
             <w:r>
               <w:rPr>
@@ -2999,7 +3120,27 @@
                 <w:color w:val="343A40"/>
                 <w:sz w:val="20"/>
               </w:rPr>
-              <w:t>: incasso, ordini per prodotto, andamento. A servizio chiuso i dati sono definitivi.</w:t>
+              <w:t xml:space="preserve">: la pagina elenca le prenotazioni dei clienti per i giorni a venire, raggruppate per data, e per ogni prodotto indica </w:t>
+            </w:r>
+            <w:r>
+              <w:rPr>
+                <w:rFonts w:ascii="Calibri" w:hAnsi="Calibri"/>
+                <w:b/>
+                <w:i w:val="0"/>
+                <w:color w:val="16213E"/>
+                <w:sz w:val="20"/>
+              </w:rPr>
+              <w:t>quanti pezzi servono e quanti sono già nel cesto</w:t>
+            </w:r>
+            <w:r>
+              <w:rPr>
+                <w:rFonts w:ascii="Calibri" w:hAnsi="Calibri"/>
+                <w:b w:val="0"/>
+                <w:i w:val="0"/>
+                <w:color w:val="343A40"/>
+                <w:sz w:val="20"/>
+              </w:rPr>
+              <w:t>.</w:t>
             </w:r>
           </w:p>
           <w:p>
@@ -3014,7 +3155,7 @@
                 <w:color w:val="343A40"/>
                 <w:sz w:val="20"/>
               </w:rPr>
-              <w:t>Guarda cosa e rimasto invenduto nel cesto: e la correzione piu utile per le quantita di domani.</w:t>
+              <w:t>E la lista della spesa di domani: quello che manca va preparato o acquistato.</w:t>
             </w:r>
           </w:p>
           <w:p>
@@ -3039,7 +3180,7 @@
                 <w:color w:val="6C757D"/>
                 <w:sz w:val="18"/>
               </w:rPr>
-              <w:t>il servizio e finito da un'ora, i numeri non cambiano piu.</w:t>
+              <w:t>serve prima di contattare i fornitori, non dopo.</w:t>
             </w:r>
           </w:p>
         </w:tc>
@@ -3102,7 +3243,7 @@
                 <w:color w:val="FFFFFF"/>
                 <w:sz w:val="30"/>
               </w:rPr>
-              <w:t>15:00</w:t>
+              <w:t>15:30</w:t>
             </w:r>
           </w:p>
         </w:tc>
@@ -3128,7 +3269,7 @@
                 <w:color w:val="16213E"/>
                 <w:sz w:val="23"/>
               </w:rPr>
-              <w:t>Calcola il fabbisogno dei giorni successivi</w:t>
+              <w:t>Controlla le giacenze e ordina</w:t>
             </w:r>
           </w:p>
           <w:p>
@@ -3143,7 +3284,7 @@
                 <w:color w:val="16213E"/>
                 <w:sz w:val="20"/>
               </w:rPr>
-              <w:t>Cucina › Prenotazioni</w:t>
+              <w:t>Magazzino</w:t>
             </w:r>
             <w:r>
               <w:rPr>
@@ -3153,27 +3294,7 @@
                 <w:color w:val="343A40"/>
                 <w:sz w:val="20"/>
               </w:rPr>
-              <w:t xml:space="preserve">: la pagina elenca le prenotazioni dei clienti per i giorni a venire, raggruppate per data, e per ogni prodotto indica </w:t>
-            </w:r>
-            <w:r>
-              <w:rPr>
-                <w:rFonts w:ascii="Calibri" w:hAnsi="Calibri"/>
-                <w:b/>
-                <w:i w:val="0"/>
-                <w:color w:val="16213E"/>
-                <w:sz w:val="20"/>
-              </w:rPr>
-              <w:t>quanti pezzi servono e quanti sono già nel cesto</w:t>
-            </w:r>
-            <w:r>
-              <w:rPr>
-                <w:rFonts w:ascii="Calibri" w:hAnsi="Calibri"/>
-                <w:b w:val="0"/>
-                <w:i w:val="0"/>
-                <w:color w:val="343A40"/>
-                <w:sz w:val="20"/>
-              </w:rPr>
-              <w:t>.</w:t>
+              <w:t>: i materiali sotto soglia sono evidenziati e il sistema puo inviare la richiesta di riordino via email al fornitore.</w:t>
             </w:r>
           </w:p>
           <w:p>
@@ -3188,7 +3309,7 @@
                 <w:color w:val="343A40"/>
                 <w:sz w:val="20"/>
               </w:rPr>
-              <w:t>E la lista della spesa di domani: quello che manca va preparato o acquistato.</w:t>
+              <w:t>Verifica anche le scorte degli ingredienti del builder: un ingrediente esaurito significa un panino che il cliente componeva e domani non potra piu comporre.</w:t>
             </w:r>
           </w:p>
           <w:p>
@@ -3213,7 +3334,7 @@
                 <w:color w:val="6C757D"/>
                 <w:sz w:val="18"/>
               </w:rPr>
-              <w:t>serve prima di contattare i fornitori, non dopo.</w:t>
+              <w:t>i fornitori chiudono nel pomeriggio; oltre le 16 la consegna slitta di un giorno.</w:t>
             </w:r>
           </w:p>
         </w:tc>
@@ -3276,7 +3397,23 @@
                 <w:color w:val="FFFFFF"/>
                 <w:sz w:val="30"/>
               </w:rPr>
-              <w:t>15:30</w:t>
+              <w:t>16:00</w:t>
+            </w:r>
+          </w:p>
+          <w:p>
+            <w:pPr>
+              <w:spacing w:before="0" w:after="0"/>
+              <w:jc w:val="center"/>
+            </w:pPr>
+            <w:r>
+              <w:rPr>
+                <w:rFonts w:ascii="PT Sans Narrow" w:hAnsi="PT Sans Narrow"/>
+                <w:b/>
+                <w:i w:val="0"/>
+                <w:color w:val="FFFFFF"/>
+                <w:sz w:val="13"/>
+              </w:rPr>
+              <w:t>NON OLTRE</w:t>
             </w:r>
           </w:p>
         </w:tc>
@@ -3302,7 +3439,7 @@
                 <w:color w:val="16213E"/>
                 <w:sz w:val="23"/>
               </w:rPr>
-              <w:t>Controlla le giacenze e ordina</w:t>
+              <w:t>Pubblica il pasto aziendale di domani</w:t>
             </w:r>
           </w:p>
           <w:p>
@@ -3317,7 +3454,7 @@
                 <w:color w:val="16213E"/>
                 <w:sz w:val="20"/>
               </w:rPr>
-              <w:t>Magazzino</w:t>
+              <w:t>Convenzioni › scegli l'azienda › Pasto del giorno</w:t>
             </w:r>
             <w:r>
               <w:rPr>
@@ -3327,7 +3464,7 @@
                 <w:color w:val="343A40"/>
                 <w:sz w:val="20"/>
               </w:rPr>
-              <w:t>: i materiali sotto soglia sono evidenziati e il sistema puo inviare la richiesta di riordino via email al fornitore.</w:t>
+              <w:t>, con data di domani. Compila primo, secondo, contorno, bevanda, caffe, gli allergeni, il prezzo e il numero massimo di prenotazioni.</w:t>
             </w:r>
           </w:p>
           <w:p>
@@ -3342,7 +3479,27 @@
                 <w:color w:val="343A40"/>
                 <w:sz w:val="20"/>
               </w:rPr>
-              <w:t>Verifica anche le scorte degli ingredienti del builder: un ingrediente esaurito significa un panino che il cliente componeva e domani non potra piu comporre.</w:t>
+              <w:t xml:space="preserve">Se il menu si ripete, richiamalo da </w:t>
+            </w:r>
+            <w:r>
+              <w:rPr>
+                <w:rFonts w:ascii="Calibri" w:hAnsi="Calibri"/>
+                <w:b/>
+                <w:i w:val="0"/>
+                <w:color w:val="16213E"/>
+                <w:sz w:val="20"/>
+              </w:rPr>
+              <w:t>Configurazioni</w:t>
+            </w:r>
+            <w:r>
+              <w:rPr>
+                <w:rFonts w:ascii="Calibri" w:hAnsi="Calibri"/>
+                <w:b w:val="0"/>
+                <w:i w:val="0"/>
+                <w:color w:val="343A40"/>
+                <w:sz w:val="20"/>
+              </w:rPr>
+              <w:t>: sono modelli salvati che compilano il modulo in un colpo.</w:t>
             </w:r>
           </w:p>
           <w:p>
@@ -3367,7 +3524,7 @@
                 <w:color w:val="6C757D"/>
                 <w:sz w:val="18"/>
               </w:rPr>
-              <w:t>i fornitori chiudono nel pomeriggio; oltre le 16 la consegna slitta di un giorno.</w:t>
+              <w:t>i dipendenti prenotano nel tardo pomeriggio e la sera. Ogni ora di ritardo nella pubblicazione sono prenotazioni che non arrivano, e coperti che non vendi.</w:t>
             </w:r>
           </w:p>
         </w:tc>
@@ -3430,23 +3587,7 @@
                 <w:color w:val="FFFFFF"/>
                 <w:sz w:val="30"/>
               </w:rPr>
-              <w:t>16:00</w:t>
-            </w:r>
-          </w:p>
-          <w:p>
-            <w:pPr>
-              <w:spacing w:before="0" w:after="0"/>
-              <w:jc w:val="center"/>
-            </w:pPr>
-            <w:r>
-              <w:rPr>
-                <w:rFonts w:ascii="PT Sans Narrow" w:hAnsi="PT Sans Narrow"/>
-                <w:b/>
-                <w:i w:val="0"/>
-                <w:color w:val="FFFFFF"/>
-                <w:sz w:val="13"/>
-              </w:rPr>
-              <w:t>NON OLTRE</w:t>
+              <w:t>16:15</w:t>
             </w:r>
           </w:p>
         </w:tc>
@@ -3472,7 +3613,7 @@
                 <w:color w:val="16213E"/>
                 <w:sz w:val="23"/>
               </w:rPr>
-              <w:t>Pubblica il pasto aziendale di domani</w:t>
+              <w:t>Lancia il sondaggio del menu, se lo usi</w:t>
             </w:r>
           </w:p>
           <w:p>
@@ -3487,7 +3628,7 @@
                 <w:color w:val="16213E"/>
                 <w:sz w:val="20"/>
               </w:rPr>
-              <w:t>Convenzioni › scegli l'azienda › Pasto del giorno</w:t>
+              <w:t>Sondaggi</w:t>
             </w:r>
             <w:r>
               <w:rPr>
@@ -3497,42 +3638,7 @@
                 <w:color w:val="343A40"/>
                 <w:sz w:val="20"/>
               </w:rPr>
-              <w:t>, con data di domani. Compila primo, secondo, contorno, bevanda, caffe, gli allergeni, il prezzo e il numero massimo di prenotazioni.</w:t>
-            </w:r>
-          </w:p>
-          <w:p>
-            <w:pPr>
-              <w:spacing w:before="0" w:after="60"/>
-            </w:pPr>
-            <w:r>
-              <w:rPr>
-                <w:rFonts w:ascii="Calibri" w:hAnsi="Calibri"/>
-                <w:b w:val="0"/>
-                <w:i w:val="0"/>
-                <w:color w:val="343A40"/>
-                <w:sz w:val="20"/>
-              </w:rPr>
-              <w:t xml:space="preserve">Se il menu si ripete, richiamalo da </w:t>
-            </w:r>
-            <w:r>
-              <w:rPr>
-                <w:rFonts w:ascii="Calibri" w:hAnsi="Calibri"/>
-                <w:b/>
-                <w:i w:val="0"/>
-                <w:color w:val="16213E"/>
-                <w:sz w:val="20"/>
-              </w:rPr>
-              <w:t>Configurazioni</w:t>
-            </w:r>
-            <w:r>
-              <w:rPr>
-                <w:rFonts w:ascii="Calibri" w:hAnsi="Calibri"/>
-                <w:b w:val="0"/>
-                <w:i w:val="0"/>
-                <w:color w:val="343A40"/>
-                <w:sz w:val="20"/>
-              </w:rPr>
-              <w:t>: sono modelli salvati che compilano il modulo in un colpo.</w:t>
+              <w:t>: crea il sondaggio con la data di domani e le opzioni, poi invialo su Telegram o per email. I clienti votano e tu sai cosa preparare.</w:t>
             </w:r>
           </w:p>
           <w:p>
@@ -3557,7 +3663,7 @@
                 <w:color w:val="6C757D"/>
                 <w:sz w:val="18"/>
               </w:rPr>
-              <w:t>i dipendenti prenotano nel tardo pomeriggio e la sera. Ogni ora di ritardo nella pubblicazione sono prenotazioni che non arrivano, e coperti che non vendi.</w:t>
+              <w:t>va inviato insieme al menu aziendale, in un'unica comunicazione serale.</w:t>
             </w:r>
           </w:p>
         </w:tc>
@@ -3620,7 +3726,23 @@
                 <w:color w:val="FFFFFF"/>
                 <w:sz w:val="30"/>
               </w:rPr>
-              <w:t>16:15</w:t>
+              <w:t>16:45</w:t>
+            </w:r>
+          </w:p>
+          <w:p>
+            <w:pPr>
+              <w:spacing w:before="0" w:after="0"/>
+              <w:jc w:val="center"/>
+            </w:pPr>
+            <w:r>
+              <w:rPr>
+                <w:rFonts w:ascii="PT Sans Narrow" w:hAnsi="PT Sans Narrow"/>
+                <w:b/>
+                <w:i w:val="0"/>
+                <w:color w:val="FFFFFF"/>
+                <w:sz w:val="13"/>
+              </w:rPr>
+              <w:t>NON OLTRE</w:t>
             </w:r>
           </w:p>
         </w:tc>
@@ -3646,7 +3768,7 @@
                 <w:color w:val="16213E"/>
                 <w:sz w:val="23"/>
               </w:rPr>
-              <w:t>Lancia il sondaggio del menu, se lo usi</w:t>
+              <w:t>Attiva i clienti in attesa</w:t>
             </w:r>
           </w:p>
           <w:p>
@@ -3661,7 +3783,7 @@
                 <w:color w:val="16213E"/>
                 <w:sz w:val="20"/>
               </w:rPr>
-              <w:t>Sondaggi</w:t>
+              <w:t>Clienti</w:t>
             </w:r>
             <w:r>
               <w:rPr>
@@ -3671,7 +3793,42 @@
                 <w:color w:val="343A40"/>
                 <w:sz w:val="20"/>
               </w:rPr>
-              <w:t>: crea il sondaggio con la data di domani e le opzioni, poi invialo su Telegram o per email. I clienti votano e tu sai cosa preparare.</w:t>
+              <w:t xml:space="preserve">: chi si e registrato oggi ha un account </w:t>
+            </w:r>
+            <w:r>
+              <w:rPr>
+                <w:rFonts w:ascii="Calibri" w:hAnsi="Calibri"/>
+                <w:b/>
+                <w:i w:val="0"/>
+                <w:color w:val="16213E"/>
+                <w:sz w:val="20"/>
+              </w:rPr>
+              <w:t>non attivo</w:t>
+            </w:r>
+            <w:r>
+              <w:rPr>
+                <w:rFonts w:ascii="Calibri" w:hAnsi="Calibri"/>
+                <w:b w:val="0"/>
+                <w:i w:val="0"/>
+                <w:color w:val="343A40"/>
+                <w:sz w:val="20"/>
+              </w:rPr>
+              <w:t xml:space="preserve"> e non puo accedere. Il contatore dei clienti da attivare e sulla dashboard.</w:t>
+            </w:r>
+          </w:p>
+          <w:p>
+            <w:pPr>
+              <w:spacing w:before="0" w:after="60"/>
+            </w:pPr>
+            <w:r>
+              <w:rPr>
+                <w:rFonts w:ascii="Calibri" w:hAnsi="Calibri"/>
+                <w:b w:val="0"/>
+                <w:i w:val="0"/>
+                <w:color w:val="343A40"/>
+                <w:sz w:val="20"/>
+              </w:rPr>
+              <w:t>Premendo Attiva il cliente riceve un'email che gli dice che puo entrare. Se appartiene a un'azienda convenzionata, associalo alla convenzione in questo stesso momento.</w:t>
             </w:r>
           </w:p>
           <w:p>
@@ -3696,7 +3853,7 @@
                 <w:color w:val="6C757D"/>
                 <w:sz w:val="18"/>
               </w:rPr>
-              <w:t>va inviato insieme al menu aziendale, in un'unica comunicazione serale.</w:t>
+              <w:t>un cliente attivato stasera puo prenotare il pasto e ordinare domani mattina. Attivato domani a mezzogiorno, no.</w:t>
             </w:r>
           </w:p>
         </w:tc>
@@ -3759,23 +3916,7 @@
                 <w:color w:val="FFFFFF"/>
                 <w:sz w:val="30"/>
               </w:rPr>
-              <w:t>16:45</w:t>
-            </w:r>
-          </w:p>
-          <w:p>
-            <w:pPr>
-              <w:spacing w:before="0" w:after="0"/>
-              <w:jc w:val="center"/>
-            </w:pPr>
-            <w:r>
-              <w:rPr>
-                <w:rFonts w:ascii="PT Sans Narrow" w:hAnsi="PT Sans Narrow"/>
-                <w:b/>
-                <w:i w:val="0"/>
-                <w:color w:val="FFFFFF"/>
-                <w:sz w:val="13"/>
-              </w:rPr>
-              <w:t>NON OLTRE</w:t>
+              <w:t>17:00</w:t>
             </w:r>
           </w:p>
         </w:tc>
@@ -3801,7 +3942,7 @@
                 <w:color w:val="16213E"/>
                 <w:sz w:val="23"/>
               </w:rPr>
-              <w:t>Attiva i clienti in attesa</w:t>
+              <w:t>Sistema ricariche e fidi</w:t>
             </w:r>
           </w:p>
           <w:p>
@@ -3811,42 +3952,12 @@
             <w:r>
               <w:rPr>
                 <w:rFonts w:ascii="Calibri" w:hAnsi="Calibri"/>
-                <w:b/>
-                <w:i w:val="0"/>
-                <w:color w:val="16213E"/>
-                <w:sz w:val="20"/>
-              </w:rPr>
-              <w:t>Clienti</w:t>
-            </w:r>
-            <w:r>
-              <w:rPr>
-                <w:rFonts w:ascii="Calibri" w:hAnsi="Calibri"/>
                 <w:b w:val="0"/>
                 <w:i w:val="0"/>
                 <w:color w:val="343A40"/>
                 <w:sz w:val="20"/>
               </w:rPr>
-              <w:t xml:space="preserve">: chi si e registrato oggi ha un account </w:t>
-            </w:r>
-            <w:r>
-              <w:rPr>
-                <w:rFonts w:ascii="Calibri" w:hAnsi="Calibri"/>
-                <w:b/>
-                <w:i w:val="0"/>
-                <w:color w:val="16213E"/>
-                <w:sz w:val="20"/>
-              </w:rPr>
-              <w:t>non attivo</w:t>
-            </w:r>
-            <w:r>
-              <w:rPr>
-                <w:rFonts w:ascii="Calibri" w:hAnsi="Calibri"/>
-                <w:b w:val="0"/>
-                <w:i w:val="0"/>
-                <w:color w:val="343A40"/>
-                <w:sz w:val="20"/>
-              </w:rPr>
-              <w:t xml:space="preserve"> e non puo accedere. Il contatore dei clienti da attivare e sulla dashboard.</w:t>
+              <w:t>Il portafoglio e prepagato: senza credito l'ordine viene rifiutato. Ricarica chi ha lasciato contante in cassa e verifica i saldi vicini allo zero.</w:t>
             </w:r>
           </w:p>
           <w:p>
@@ -3861,7 +3972,27 @@
                 <w:color w:val="343A40"/>
                 <w:sz w:val="20"/>
               </w:rPr>
-              <w:t>Premendo Attiva il cliente riceve un'email che gli dice che puo entrare. Se appartiene a un'azienda convenzionata, associalo alla convenzione in questo stesso momento.</w:t>
+              <w:t xml:space="preserve">Per il personale interno o per chi salda a fine mese, imposta un </w:t>
+            </w:r>
+            <w:r>
+              <w:rPr>
+                <w:rFonts w:ascii="Calibri" w:hAnsi="Calibri"/>
+                <w:b/>
+                <w:i w:val="0"/>
+                <w:color w:val="16213E"/>
+                <w:sz w:val="20"/>
+              </w:rPr>
+              <w:t>fido</w:t>
+            </w:r>
+            <w:r>
+              <w:rPr>
+                <w:rFonts w:ascii="Calibri" w:hAnsi="Calibri"/>
+                <w:b w:val="0"/>
+                <w:i w:val="0"/>
+                <w:color w:val="343A40"/>
+                <w:sz w:val="20"/>
+              </w:rPr>
+              <w:t xml:space="preserve"> dalla scheda del cliente: consente di ordinare andando in rosso fino alla soglia scelta.</w:t>
             </w:r>
           </w:p>
           <w:p>
@@ -3886,7 +4017,7 @@
                 <w:color w:val="6C757D"/>
                 <w:sz w:val="18"/>
               </w:rPr>
-              <w:t>un cliente attivato stasera puo prenotare il pasto e ordinare domani mattina. Attivato domani a mezzogiorno, no.</w:t>
+              <w:t>il cliente a saldo zero se ne accorge davanti al carrello, nell'ora di punta, e in quel momento non hai tempo.</w:t>
             </w:r>
           </w:p>
         </w:tc>
@@ -3949,7 +4080,7 @@
                 <w:color w:val="FFFFFF"/>
                 <w:sz w:val="30"/>
               </w:rPr>
-              <w:t>17:00</w:t>
+              <w:t>17:15</w:t>
             </w:r>
           </w:p>
         </w:tc>
@@ -3975,7 +4106,7 @@
                 <w:color w:val="16213E"/>
                 <w:sz w:val="23"/>
               </w:rPr>
-              <w:t>Sistema ricariche e fidi</w:t>
+              <w:t>Aggiorna il listino e le quantita di domani</w:t>
             </w:r>
           </w:p>
           <w:p>
@@ -3985,12 +4116,22 @@
             <w:r>
               <w:rPr>
                 <w:rFonts w:ascii="Calibri" w:hAnsi="Calibri"/>
+                <w:b/>
+                <w:i w:val="0"/>
+                <w:color w:val="16213E"/>
+                <w:sz w:val="20"/>
+              </w:rPr>
+              <w:t>Prodotti</w:t>
+            </w:r>
+            <w:r>
+              <w:rPr>
+                <w:rFonts w:ascii="Calibri" w:hAnsi="Calibri"/>
                 <w:b w:val="0"/>
                 <w:i w:val="0"/>
                 <w:color w:val="343A40"/>
                 <w:sz w:val="20"/>
               </w:rPr>
-              <w:t>Il portafoglio e prepagato: senza credito l'ordine viene rifiutato. Ricarica chi ha lasciato contante in cassa e verifica i saldi vicini allo zero.</w:t>
+              <w:t>: correggi la quantita giornaliera di quello che produrrai domani, e disattiva i prodotti che non farai. Un prodotto disattivato sparisce dal menu; uno con quantita a zero resta visibile ma non ordinabile.</w:t>
             </w:r>
           </w:p>
           <w:p>
@@ -4005,27 +4146,7 @@
                 <w:color w:val="343A40"/>
                 <w:sz w:val="20"/>
               </w:rPr>
-              <w:t xml:space="preserve">Per il personale interno o per chi salda a fine mese, imposta un </w:t>
-            </w:r>
-            <w:r>
-              <w:rPr>
-                <w:rFonts w:ascii="Calibri" w:hAnsi="Calibri"/>
-                <w:b/>
-                <w:i w:val="0"/>
-                <w:color w:val="16213E"/>
-                <w:sz w:val="20"/>
-              </w:rPr>
-              <w:t>fido</w:t>
-            </w:r>
-            <w:r>
-              <w:rPr>
-                <w:rFonts w:ascii="Calibri" w:hAnsi="Calibri"/>
-                <w:b w:val="0"/>
-                <w:i w:val="0"/>
-                <w:color w:val="343A40"/>
-                <w:sz w:val="20"/>
-              </w:rPr>
-              <w:t xml:space="preserve"> dalla scheda del cliente: consente di ordinare andando in rosso fino alla soglia scelta.</w:t>
+              <w:t>Ritocca i prezzi ora, negli ultimi minuti di servizio: il prezzo viene fotografato sull'ordine al momento della conferma, quindi cambiarlo a carrelli aperti crea discussioni al banco.</w:t>
             </w:r>
           </w:p>
           <w:p>
@@ -4050,7 +4171,7 @@
                 <w:color w:val="6C757D"/>
                 <w:sz w:val="18"/>
               </w:rPr>
-              <w:t>il cliente a saldo zero se ne accorge davanti al carrello, nell'ora di punta, e in quel momento non hai tempo.</w:t>
+              <w:t>il menu di domani deve essere definitivo prima che i primi clienti lo guardino, la sera.</w:t>
             </w:r>
           </w:p>
         </w:tc>
@@ -4116,6 +4237,22 @@
               <w:t>17:30</w:t>
             </w:r>
           </w:p>
+          <w:p>
+            <w:pPr>
+              <w:spacing w:before="0" w:after="0"/>
+              <w:jc w:val="center"/>
+            </w:pPr>
+            <w:r>
+              <w:rPr>
+                <w:rFonts w:ascii="PT Sans Narrow" w:hAnsi="PT Sans Narrow"/>
+                <w:b/>
+                <w:i w:val="0"/>
+                <w:color w:val="FFFFFF"/>
+                <w:sz w:val="13"/>
+              </w:rPr>
+              <w:t>NON OLTRE</w:t>
+            </w:r>
+          </w:p>
         </w:tc>
         <w:tc>
           <w:tcPr>
@@ -4139,7 +4276,7 @@
                 <w:color w:val="16213E"/>
                 <w:sz w:val="23"/>
               </w:rPr>
-              <w:t>Aggiorna il listino e le quantita</w:t>
+              <w:t>Chiudi il banco e ritira l'invenduto</w:t>
             </w:r>
           </w:p>
           <w:p>
@@ -4149,12 +4286,22 @@
             <w:r>
               <w:rPr>
                 <w:rFonts w:ascii="Calibri" w:hAnsi="Calibri"/>
+                <w:b w:val="0"/>
+                <w:i w:val="0"/>
+                <w:color w:val="343A40"/>
+                <w:sz w:val="20"/>
+              </w:rPr>
+              <w:t xml:space="preserve">Fine del servizio. Ritira dal cesto i pezzi rimasti e annulla le loro etichette una per una da </w:t>
+            </w:r>
+            <w:r>
+              <w:rPr>
+                <w:rFonts w:ascii="Calibri" w:hAnsi="Calibri"/>
                 <w:b/>
                 <w:i w:val="0"/>
                 <w:color w:val="16213E"/>
                 <w:sz w:val="20"/>
               </w:rPr>
-              <w:t>Prodotti</w:t>
+              <w:t>Cucina › Cesto Cucina</w:t>
             </w:r>
             <w:r>
               <w:rPr>
@@ -4164,7 +4311,7 @@
                 <w:color w:val="343A40"/>
                 <w:sz w:val="20"/>
               </w:rPr>
-              <w:t>: correggi la quantita giornaliera di quello che produrrai domani, e disattiva i prodotti che non farai. Un prodotto disattivato spariste dal menu; uno con quantita a zero resta visibile ma non ordinabile.</w:t>
+              <w:t>: un'etichetta lasciata attiva resta acquistabile fino alle 24 ore dalla generazione.</w:t>
             </w:r>
           </w:p>
           <w:p>
@@ -4179,7 +4326,7 @@
                 <w:color w:val="343A40"/>
                 <w:sz w:val="20"/>
               </w:rPr>
-              <w:t>Ritocca i prezzi ora, non a servizio aperto: il prezzo viene fotografato sull'ordine al momento della conferma.</w:t>
+              <w:t>Non usare "Annulla tutto": cancella dal registro anche le vendite della giornata.</w:t>
             </w:r>
           </w:p>
           <w:p>
@@ -4204,7 +4351,161 @@
                 <w:color w:val="6C757D"/>
                 <w:sz w:val="18"/>
               </w:rPr>
-              <w:t>il menu di domani deve essere quello definitivo prima che i primi clienti lo guardino, la sera.</w:t>
+              <w:t>e l'orario di chiusura del banco: prima di questo momento i pezzi nel cesto sono ancora in vendita.</w:t>
+            </w:r>
+          </w:p>
+        </w:tc>
+      </w:tr>
+    </w:tbl>
+    <w:p>
+      <w:pPr>
+        <w:spacing w:before="0" w:after="0"/>
+      </w:pPr>
+      <w:r>
+        <w:rPr>
+          <w:rFonts w:ascii="Calibri" w:hAnsi="Calibri"/>
+          <w:b w:val="0"/>
+          <w:i w:val="0"/>
+          <w:sz w:val="7"/>
+        </w:rPr>
+      </w:r>
+    </w:p>
+    <w:tbl>
+      <w:tblPr>
+        <w:tblW w:type="auto" w:w="0"/>
+        <w:tblLook w:firstColumn="1" w:firstRow="1" w:lastColumn="0" w:lastRow="0" w:noHBand="0" w:noVBand="1" w:val="04A0"/>
+        <w:jc w:val="left"/>
+        <w:tblBorders>
+          <w:top w:val="nil"/>
+          <w:left w:val="nil"/>
+          <w:bottom w:val="nil"/>
+          <w:right w:val="nil"/>
+          <w:insideH w:val="nil"/>
+          <w:insideV w:val="nil"/>
+        </w:tblBorders>
+      </w:tblPr>
+      <w:tblGrid>
+        <w:gridCol w:w="4706"/>
+        <w:gridCol w:w="4706"/>
+      </w:tblGrid>
+      <w:tr>
+        <w:tc>
+          <w:tcPr>
+            <w:tcW w:type="dxa" w:w="1134"/>
+            <w:shd w:val="clear" w:color="auto" w:fill="8E44AD"/>
+            <w:tcMar>
+              <w:top w:w="70" w:type="dxa"/>
+              <w:bottom w:w="70" w:type="dxa"/>
+              <w:left w:w="40" w:type="dxa"/>
+              <w:right w:w="40" w:type="dxa"/>
+            </w:tcMar>
+            <w:vAlign w:val="center"/>
+          </w:tcPr>
+          <w:p>
+            <w:pPr>
+              <w:spacing w:before="0" w:after="0"/>
+              <w:jc w:val="center"/>
+            </w:pPr>
+            <w:r>
+              <w:rPr>
+                <w:rFonts w:ascii="PT Sans Narrow" w:hAnsi="PT Sans Narrow"/>
+                <w:b/>
+                <w:i w:val="0"/>
+                <w:color w:val="FFFFFF"/>
+                <w:sz w:val="30"/>
+              </w:rPr>
+              <w:t>17:45</w:t>
+            </w:r>
+          </w:p>
+        </w:tc>
+        <w:tc>
+          <w:tcPr>
+            <w:tcW w:type="dxa" w:w="8220"/>
+            <w:tcMar>
+              <w:top w:w="55" w:type="dxa"/>
+              <w:bottom w:w="55" w:type="dxa"/>
+              <w:left w:w="160" w:type="dxa"/>
+              <w:right w:w="60" w:type="dxa"/>
+            </w:tcMar>
+          </w:tcPr>
+          <w:p>
+            <w:pPr>
+              <w:spacing w:before="0" w:after="40"/>
+            </w:pPr>
+            <w:r>
+              <w:rPr>
+                <w:rFonts w:ascii="PT Sans Narrow" w:hAnsi="PT Sans Narrow"/>
+                <w:b/>
+                <w:i w:val="0"/>
+                <w:color w:val="16213E"/>
+                <w:sz w:val="23"/>
+              </w:rPr>
+              <w:t>Leggi i numeri della giornata</w:t>
+            </w:r>
+          </w:p>
+          <w:p>
+            <w:pPr>
+              <w:spacing w:before="0" w:after="60"/>
+            </w:pPr>
+            <w:r>
+              <w:rPr>
+                <w:rFonts w:ascii="Calibri" w:hAnsi="Calibri"/>
+                <w:b/>
+                <w:i w:val="0"/>
+                <w:color w:val="16213E"/>
+                <w:sz w:val="20"/>
+              </w:rPr>
+              <w:t>Report</w:t>
+            </w:r>
+            <w:r>
+              <w:rPr>
+                <w:rFonts w:ascii="Calibri" w:hAnsi="Calibri"/>
+                <w:b w:val="0"/>
+                <w:i w:val="0"/>
+                <w:color w:val="343A40"/>
+                <w:sz w:val="20"/>
+              </w:rPr>
+              <w:t>: incasso, ordini per prodotto, andamento. Ora che il servizio e chiuso i dati sono definitivi.</w:t>
+            </w:r>
+          </w:p>
+          <w:p>
+            <w:pPr>
+              <w:spacing w:before="0" w:after="60"/>
+            </w:pPr>
+            <w:r>
+              <w:rPr>
+                <w:rFonts w:ascii="Calibri" w:hAnsi="Calibri"/>
+                <w:b w:val="0"/>
+                <w:i w:val="0"/>
+                <w:color w:val="343A40"/>
+                <w:sz w:val="20"/>
+              </w:rPr>
+              <w:t>Confronta l'invenduto ritirato dal cesto con i pezzi generati la mattina: e la correzione piu utile per le quantita di domani.</w:t>
+            </w:r>
+          </w:p>
+          <w:p>
+            <w:pPr>
+              <w:spacing w:before="40" w:after="0"/>
+            </w:pPr>
+            <w:r>
+              <w:rPr>
+                <w:rFonts w:ascii="PT Sans Narrow" w:hAnsi="PT Sans Narrow"/>
+                <w:b/>
+                <w:i w:val="0"/>
+                <w:color w:val="E94560"/>
+                <w:sz w:val="17"/>
+              </w:rPr>
+              <w:t xml:space="preserve">Perche quest'ora:  </w:t>
+            </w:r>
+            <w:r>
+              <w:rPr>
+                <w:rFonts w:ascii="Calibri" w:hAnsi="Calibri"/>
+                <w:b w:val="0"/>
+                <w:i/>
+                <w:color w:val="6C757D"/>
+                <w:sz w:val="18"/>
+              </w:rPr>
+              <w:t>subito dopo la chiusura, con i numeri fermi e la giornata ancora in mente.</w:t>
             </w:r>
           </w:p>
         </w:tc>
@@ -7935,7 +8236,7 @@
                 <w:color w:val="16213E"/>
                 <w:sz w:val="20"/>
               </w:rPr>
-              <w:t>14:30</w:t>
+              <w:t>15:00</w:t>
             </w:r>
           </w:p>
         </w:tc>
@@ -7961,7 +8262,7 @@
                 <w:color w:val="343A40"/>
                 <w:sz w:val="20"/>
               </w:rPr>
-              <w:t>Numeri del giorno letti</w:t>
+              <w:t>Fabbisogno dei giorni successivi calcolato</w:t>
             </w:r>
           </w:p>
         </w:tc>
@@ -8020,7 +8321,7 @@
                 <w:color w:val="16213E"/>
                 <w:sz w:val="20"/>
               </w:rPr>
-              <w:t>15:00</w:t>
+              <w:t>15:30</w:t>
             </w:r>
           </w:p>
         </w:tc>
@@ -8046,7 +8347,7 @@
                 <w:color w:val="343A40"/>
                 <w:sz w:val="20"/>
               </w:rPr>
-              <w:t>Fabbisogno dei giorni successivi calcolato</w:t>
+              <w:t>Giacenze controllate e ordini inviati</w:t>
             </w:r>
           </w:p>
         </w:tc>
@@ -8105,7 +8406,7 @@
                 <w:color w:val="16213E"/>
                 <w:sz w:val="20"/>
               </w:rPr>
-              <w:t>15:30</w:t>
+              <w:t>16:00</w:t>
             </w:r>
           </w:p>
         </w:tc>
@@ -8131,7 +8432,7 @@
                 <w:color w:val="343A40"/>
                 <w:sz w:val="20"/>
               </w:rPr>
-              <w:t>Giacenze controllate e ordini inviati</w:t>
+              <w:t>Pasto aziendale di domani pubblicato</w:t>
             </w:r>
           </w:p>
         </w:tc>
@@ -8190,7 +8491,7 @@
                 <w:color w:val="16213E"/>
                 <w:sz w:val="20"/>
               </w:rPr>
-              <w:t>16:00</w:t>
+              <w:t>16:15</w:t>
             </w:r>
           </w:p>
         </w:tc>
@@ -8216,7 +8517,7 @@
                 <w:color w:val="343A40"/>
                 <w:sz w:val="20"/>
               </w:rPr>
-              <w:t>Pasto aziendale di domani pubblicato</w:t>
+              <w:t>Sondaggio inviato (se usato)</w:t>
             </w:r>
           </w:p>
         </w:tc>
@@ -8275,7 +8576,7 @@
                 <w:color w:val="16213E"/>
                 <w:sz w:val="20"/>
               </w:rPr>
-              <w:t>16:15</w:t>
+              <w:t>16:45</w:t>
             </w:r>
           </w:p>
         </w:tc>
@@ -8301,7 +8602,7 @@
                 <w:color w:val="343A40"/>
                 <w:sz w:val="20"/>
               </w:rPr>
-              <w:t>Sondaggio inviato (se usato)</w:t>
+              <w:t>Clienti in attesa attivati</w:t>
             </w:r>
           </w:p>
         </w:tc>
@@ -8360,7 +8661,7 @@
                 <w:color w:val="16213E"/>
                 <w:sz w:val="20"/>
               </w:rPr>
-              <w:t>16:45</w:t>
+              <w:t>17:00</w:t>
             </w:r>
           </w:p>
         </w:tc>
@@ -8386,7 +8687,7 @@
                 <w:color w:val="343A40"/>
                 <w:sz w:val="20"/>
               </w:rPr>
-              <w:t>Clienti in attesa attivati</w:t>
+              <w:t>Ricariche e fidi sistemati</w:t>
             </w:r>
           </w:p>
         </w:tc>
@@ -8445,7 +8746,7 @@
                 <w:color w:val="16213E"/>
                 <w:sz w:val="20"/>
               </w:rPr>
-              <w:t>17:00</w:t>
+              <w:t>17:15</w:t>
             </w:r>
           </w:p>
         </w:tc>
@@ -8471,7 +8772,7 @@
                 <w:color w:val="343A40"/>
                 <w:sz w:val="20"/>
               </w:rPr>
-              <w:t>Ricariche e fidi sistemati</w:t>
+              <w:t>Listino e quantita di domani aggiornati</w:t>
             </w:r>
           </w:p>
         </w:tc>
@@ -8556,7 +8857,92 @@
                 <w:color w:val="343A40"/>
                 <w:sz w:val="20"/>
               </w:rPr>
-              <w:t>Listino e quantita aggiornati</w:t>
+              <w:t>Banco chiuso, invenduto ritirato dal cesto</w:t>
+            </w:r>
+          </w:p>
+        </w:tc>
+      </w:tr>
+      <w:tr>
+        <w:tc>
+          <w:tcPr>
+            <w:tcW w:type="dxa" w:w="680"/>
+            <w:tcBorders>
+              <w:top w:val="single" w:sz="6" w:space="0" w:color="E8EBEE"/>
+              <w:bottom w:val="single" w:sz="6" w:space="0" w:color="E8EBEE"/>
+              <w:left w:val="single" w:sz="6" w:space="0" w:color="E8EBEE"/>
+              <w:right w:val="single" w:sz="6" w:space="0" w:color="E8EBEE"/>
+            </w:tcBorders>
+            <w:tcMar>
+              <w:top w:w="70" w:type="dxa"/>
+              <w:bottom w:w="70" w:type="dxa"/>
+              <w:left w:w="60" w:type="dxa"/>
+              <w:right w:w="60" w:type="dxa"/>
+            </w:tcMar>
+          </w:tcPr>
+          <w:p>
+            <w:pPr>
+              <w:spacing w:before="0" w:after="0"/>
+            </w:pPr>
+            <w:r>
+              <w:rPr>
+                <w:rFonts w:ascii="Calibri" w:hAnsi="Calibri"/>
+                <w:b w:val="0"/>
+                <w:i w:val="0"/>
+                <w:sz w:val="22"/>
+              </w:rPr>
+              <w:t xml:space="preserve">  </w:t>
+            </w:r>
+          </w:p>
+        </w:tc>
+        <w:tc>
+          <w:tcPr>
+            <w:tcW w:type="dxa" w:w="1134"/>
+            <w:tcMar>
+              <w:top w:w="70" w:type="dxa"/>
+              <w:bottom w:w="70" w:type="dxa"/>
+              <w:left w:w="100" w:type="dxa"/>
+              <w:right w:w="40" w:type="dxa"/>
+            </w:tcMar>
+          </w:tcPr>
+          <w:p>
+            <w:pPr>
+              <w:spacing w:before="0" w:after="0"/>
+            </w:pPr>
+            <w:r>
+              <w:rPr>
+                <w:rFonts w:ascii="PT Sans Narrow" w:hAnsi="PT Sans Narrow"/>
+                <w:b/>
+                <w:i w:val="0"/>
+                <w:color w:val="16213E"/>
+                <w:sz w:val="20"/>
+              </w:rPr>
+              <w:t>17:45</w:t>
+            </w:r>
+          </w:p>
+        </w:tc>
+        <w:tc>
+          <w:tcPr>
+            <w:tcW w:type="dxa" w:w="7257"/>
+            <w:tcMar>
+              <w:top w:w="70" w:type="dxa"/>
+              <w:bottom w:w="70" w:type="dxa"/>
+              <w:left w:w="60" w:type="dxa"/>
+              <w:right w:w="60" w:type="dxa"/>
+            </w:tcMar>
+          </w:tcPr>
+          <w:p>
+            <w:pPr>
+              <w:spacing w:before="0" w:after="0"/>
+            </w:pPr>
+            <w:r>
+              <w:rPr>
+                <w:rFonts w:ascii="Calibri" w:hAnsi="Calibri"/>
+                <w:b w:val="0"/>
+                <w:i w:val="0"/>
+                <w:color w:val="343A40"/>
+                <w:sz w:val="20"/>
+              </w:rPr>
+              <w:t>Numeri della giornata letti</w:t>
             </w:r>
           </w:p>
         </w:tc>
@@ -9801,7 +10187,7 @@
           <w:color w:val="6C757D"/>
           <w:sz w:val="17"/>
         </w:rPr>
-        <w:t>QuickLunch · La giornata del gestore · Orari tarati su un servizio di ritiro 11:45-13:30: se cambiano gli slot, va ritarata la scaletta.</w:t>
+        <w:t>QuickLunch · La giornata del gestore · Orari tarati su ritiro pasti 11:45-13:30 e chiusura del banco alle 17:30: se cambiano, va ritarata la scaletta.</w:t>
       </w:r>
     </w:p>
     <w:p>

--- a/docs/manuali/manuale_gestore_giornata.docx
+++ b/docs/manuali/manuale_gestore_giornata.docx
@@ -351,6 +351,31 @@
           </w:p>
           <w:p>
             <w:pPr>
+              <w:spacing w:before="0" w:after="80"/>
+            </w:pPr>
+            <w:r>
+              <w:rPr>
+                <w:rFonts w:ascii="Calibri" w:hAnsi="Calibri"/>
+                <w:b/>
+                <w:i w:val="0"/>
+                <w:color w:val="16213E"/>
+                <w:sz w:val="20"/>
+              </w:rPr>
+              <w:t>Parte 3 — Il primo ordine</w:t>
+            </w:r>
+            <w:r>
+              <w:rPr>
+                <w:rFonts w:ascii="Calibri" w:hAnsi="Calibri"/>
+                <w:b w:val="0"/>
+                <w:i w:val="0"/>
+                <w:color w:val="343A40"/>
+                <w:sz w:val="20"/>
+              </w:rPr>
+              <w:t>: la verifica che tutto sia davvero a posto.</w:t>
+            </w:r>
+          </w:p>
+          <w:p>
+            <w:pPr>
               <w:spacing w:before="0" w:after="0"/>
             </w:pPr>
             <w:r>
@@ -361,7 +386,7 @@
                 <w:color w:val="16213E"/>
                 <w:sz w:val="20"/>
               </w:rPr>
-              <w:t>Parte 3 — Il primo ordine</w:t>
+              <w:t>Parte 4 — Oltre la giornata</w:t>
             </w:r>
             <w:r>
               <w:rPr>
@@ -371,7 +396,7 @@
                 <w:color w:val="343A40"/>
                 <w:sz w:val="20"/>
               </w:rPr>
-              <w:t>: la verifica che tutto sia davvero a posto.</w:t>
+              <w:t>: quello che non si fa ogni giorno ma va fatto — fine mese, backup, dati di prova.</w:t>
             </w:r>
           </w:p>
         </w:tc>
@@ -7598,6 +7623,1067 @@
           <w:color w:val="0F3460"/>
           <w:sz w:val="38"/>
         </w:rPr>
+        <w:t>Parte 4 — Oltre la giornata</w:t>
+      </w:r>
+    </w:p>
+    <w:p>
+      <w:pPr>
+        <w:spacing w:before="0" w:after="120"/>
+      </w:pPr>
+      <w:r>
+        <w:rPr>
+          <w:rFonts w:ascii="Calibri" w:hAnsi="Calibri"/>
+          <w:b w:val="0"/>
+          <w:i w:val="0"/>
+          <w:color w:val="6C757D"/>
+          <w:sz w:val="21"/>
+        </w:rPr>
+        <w:t>Tre attivita che non appartengono al ciclo quotidiano ma che, se trascurate, si fanno sentire: la chiusura del mese con le aziende convenzionate, la copia di sicurezza dei dati e gli strumenti per provare il sistema.</w:t>
+      </w:r>
+    </w:p>
+    <w:tbl>
+      <w:tblPr>
+        <w:tblW w:type="auto" w:w="0"/>
+        <w:tblLook w:firstColumn="1" w:firstRow="1" w:lastColumn="0" w:lastRow="0" w:noHBand="0" w:noVBand="1" w:val="04A0"/>
+        <w:tblBorders>
+          <w:top w:val="nil"/>
+          <w:left w:val="nil"/>
+          <w:bottom w:val="nil"/>
+          <w:right w:val="nil"/>
+          <w:insideH w:val="nil"/>
+          <w:insideV w:val="nil"/>
+        </w:tblBorders>
+      </w:tblPr>
+      <w:tblGrid>
+        <w:gridCol w:w="9412"/>
+      </w:tblGrid>
+      <w:tr>
+        <w:tc>
+          <w:tcPr>
+            <w:tcW w:type="dxa" w:w="9412"/>
+            <w:tcBorders>
+              <w:top w:val="nil"/>
+              <w:bottom w:val="single" w:sz="8" w:space="0" w:color="E8EBEE"/>
+              <w:left w:val="nil"/>
+              <w:right w:val="nil"/>
+            </w:tcBorders>
+            <w:tcMar>
+              <w:top w:w="0" w:type="dxa"/>
+              <w:bottom w:w="0" w:type="dxa"/>
+              <w:left w:w="0" w:type="dxa"/>
+              <w:right w:w="0" w:type="dxa"/>
+            </w:tcMar>
+          </w:tcPr>
+          <w:p>
+            <w:pPr>
+              <w:spacing w:before="0" w:after="0"/>
+            </w:pPr>
+            <w:r>
+              <w:rPr>
+                <w:rFonts w:ascii="Calibri" w:hAnsi="Calibri"/>
+                <w:b w:val="0"/>
+                <w:i w:val="0"/>
+                <w:sz w:val="2"/>
+              </w:rPr>
+            </w:r>
+          </w:p>
+        </w:tc>
+      </w:tr>
+    </w:tbl>
+    <w:p>
+      <w:pPr>
+        <w:spacing w:before="0" w:after="0"/>
+      </w:pPr>
+      <w:r>
+        <w:rPr>
+          <w:rFonts w:ascii="Calibri" w:hAnsi="Calibri"/>
+          <w:b w:val="0"/>
+          <w:i w:val="0"/>
+          <w:sz w:val="8"/>
+        </w:rPr>
+      </w:r>
+    </w:p>
+    <w:p>
+      <w:pPr>
+        <w:spacing w:before="320" w:after="100"/>
+      </w:pPr>
+      <w:r>
+        <w:rPr>
+          <w:rFonts w:ascii="PT Sans Narrow" w:hAnsi="PT Sans Narrow"/>
+          <w:b/>
+          <w:i w:val="0"/>
+          <w:color w:val="16213E"/>
+          <w:sz w:val="24"/>
+        </w:rPr>
+        <w:t>A fine mese: la fattura alle aziende</w:t>
+      </w:r>
+    </w:p>
+    <w:tbl>
+      <w:tblPr>
+        <w:tblW w:type="auto" w:w="0"/>
+        <w:tblLook w:firstColumn="1" w:firstRow="1" w:lastColumn="0" w:lastRow="0" w:noHBand="0" w:noVBand="1" w:val="04A0"/>
+        <w:jc w:val="left"/>
+        <w:tblBorders>
+          <w:top w:val="nil"/>
+          <w:left w:val="nil"/>
+          <w:bottom w:val="nil"/>
+          <w:right w:val="nil"/>
+          <w:insideH w:val="nil"/>
+          <w:insideV w:val="nil"/>
+        </w:tblBorders>
+      </w:tblPr>
+      <w:tblGrid>
+        <w:gridCol w:w="4706"/>
+        <w:gridCol w:w="4706"/>
+      </w:tblGrid>
+      <w:tr>
+        <w:tc>
+          <w:tcPr>
+            <w:tcW w:type="dxa" w:w="1134"/>
+            <w:shd w:val="clear" w:color="auto" w:fill="0F3460"/>
+            <w:tcMar>
+              <w:top w:w="70" w:type="dxa"/>
+              <w:bottom w:w="70" w:type="dxa"/>
+              <w:left w:w="40" w:type="dxa"/>
+              <w:right w:w="40" w:type="dxa"/>
+            </w:tcMar>
+            <w:vAlign w:val="center"/>
+          </w:tcPr>
+          <w:p>
+            <w:pPr>
+              <w:spacing w:before="0" w:after="0"/>
+              <w:jc w:val="center"/>
+            </w:pPr>
+            <w:r>
+              <w:rPr>
+                <w:rFonts w:ascii="PT Sans Narrow" w:hAnsi="PT Sans Narrow"/>
+                <w:b/>
+                <w:i w:val="0"/>
+                <w:color w:val="FFFFFF"/>
+                <w:sz w:val="30"/>
+              </w:rPr>
+              <w:t>Fine</w:t>
+              <w:br/>
+              <w:t>mese</w:t>
+            </w:r>
+          </w:p>
+        </w:tc>
+        <w:tc>
+          <w:tcPr>
+            <w:tcW w:type="dxa" w:w="8220"/>
+            <w:tcMar>
+              <w:top w:w="55" w:type="dxa"/>
+              <w:bottom w:w="55" w:type="dxa"/>
+              <w:left w:w="160" w:type="dxa"/>
+              <w:right w:w="60" w:type="dxa"/>
+            </w:tcMar>
+          </w:tcPr>
+          <w:p>
+            <w:pPr>
+              <w:spacing w:before="0" w:after="40"/>
+            </w:pPr>
+            <w:r>
+              <w:rPr>
+                <w:rFonts w:ascii="PT Sans Narrow" w:hAnsi="PT Sans Narrow"/>
+                <w:b/>
+                <w:i w:val="0"/>
+                <w:color w:val="16213E"/>
+                <w:sz w:val="23"/>
+              </w:rPr>
+              <w:t>Scarica il riepilogo mensile in PDF</w:t>
+            </w:r>
+          </w:p>
+          <w:p>
+            <w:pPr>
+              <w:spacing w:before="0" w:after="60"/>
+            </w:pPr>
+            <w:r>
+              <w:rPr>
+                <w:rFonts w:ascii="Calibri" w:hAnsi="Calibri"/>
+                <w:b/>
+                <w:i w:val="0"/>
+                <w:color w:val="16213E"/>
+                <w:sz w:val="20"/>
+              </w:rPr>
+              <w:t>Convenzioni Aziendali</w:t>
+            </w:r>
+            <w:r>
+              <w:rPr>
+                <w:rFonts w:ascii="Calibri" w:hAnsi="Calibri"/>
+                <w:b w:val="0"/>
+                <w:i w:val="0"/>
+                <w:color w:val="343A40"/>
+                <w:sz w:val="20"/>
+              </w:rPr>
+              <w:t xml:space="preserve">: su ogni scheda azienda, in fondo, scegli il mese e premi </w:t>
+            </w:r>
+            <w:r>
+              <w:rPr>
+                <w:rFonts w:ascii="Calibri" w:hAnsi="Calibri"/>
+                <w:b/>
+                <w:i w:val="0"/>
+                <w:color w:val="16213E"/>
+                <w:sz w:val="20"/>
+              </w:rPr>
+              <w:t>Scarica PDF</w:t>
+            </w:r>
+            <w:r>
+              <w:rPr>
+                <w:rFonts w:ascii="Calibri" w:hAnsi="Calibri"/>
+                <w:b w:val="0"/>
+                <w:i w:val="0"/>
+                <w:color w:val="343A40"/>
+                <w:sz w:val="20"/>
+              </w:rPr>
+              <w:t>. L'icona rossa in alto nella scheda fa lo stesso per il mese in corso.</w:t>
+            </w:r>
+          </w:p>
+          <w:p>
+            <w:pPr>
+              <w:spacing w:before="0" w:after="60"/>
+            </w:pPr>
+            <w:r>
+              <w:rPr>
+                <w:rFonts w:ascii="Calibri" w:hAnsi="Calibri"/>
+                <w:b w:val="0"/>
+                <w:i w:val="0"/>
+                <w:color w:val="343A40"/>
+                <w:sz w:val="20"/>
+              </w:rPr>
+              <w:t xml:space="preserve">Il documento riporta i pasti per ogni dipendente con i giorni di presenza, il dettaglio giorno per giorno e il </w:t>
+            </w:r>
+            <w:r>
+              <w:rPr>
+                <w:rFonts w:ascii="Calibri" w:hAnsi="Calibri"/>
+                <w:b/>
+                <w:i w:val="0"/>
+                <w:color w:val="16213E"/>
+                <w:sz w:val="20"/>
+              </w:rPr>
+              <w:t>totale fatturabile</w:t>
+            </w:r>
+            <w:r>
+              <w:rPr>
+                <w:rFonts w:ascii="Calibri" w:hAnsi="Calibri"/>
+                <w:b w:val="0"/>
+                <w:i w:val="0"/>
+                <w:color w:val="343A40"/>
+                <w:sz w:val="20"/>
+              </w:rPr>
+              <w:t>: e pensato per essere allegato alla fattura. I pasti annullati sono esclusi, gli importi sono al netto di IVA.</w:t>
+            </w:r>
+          </w:p>
+          <w:p>
+            <w:pPr>
+              <w:spacing w:before="0" w:after="60"/>
+            </w:pPr>
+            <w:r>
+              <w:rPr>
+                <w:rFonts w:ascii="Calibri" w:hAnsi="Calibri"/>
+                <w:b w:val="0"/>
+                <w:i w:val="0"/>
+                <w:color w:val="343A40"/>
+                <w:sz w:val="20"/>
+              </w:rPr>
+              <w:t>Scaricalo a mese chiuso: fino all'ultimo giorno i numeri possono ancora cambiare.</w:t>
+            </w:r>
+          </w:p>
+          <w:p>
+            <w:pPr>
+              <w:spacing w:before="40" w:after="0"/>
+            </w:pPr>
+            <w:r>
+              <w:rPr>
+                <w:rFonts w:ascii="PT Sans Narrow" w:hAnsi="PT Sans Narrow"/>
+                <w:b/>
+                <w:i w:val="0"/>
+                <w:color w:val="E94560"/>
+                <w:sz w:val="17"/>
+              </w:rPr>
+              <w:t xml:space="preserve">Perche quest'ora:  </w:t>
+            </w:r>
+            <w:r>
+              <w:rPr>
+                <w:rFonts w:ascii="Calibri" w:hAnsi="Calibri"/>
+                <w:b w:val="0"/>
+                <w:i/>
+                <w:color w:val="6C757D"/>
+                <w:sz w:val="18"/>
+              </w:rPr>
+              <w:t>il conteggio e definitivo solo dopo l'ultimo servizio del mese.</w:t>
+            </w:r>
+          </w:p>
+        </w:tc>
+      </w:tr>
+    </w:tbl>
+    <w:p>
+      <w:pPr>
+        <w:spacing w:before="0" w:after="0"/>
+      </w:pPr>
+      <w:r>
+        <w:rPr>
+          <w:rFonts w:ascii="Calibri" w:hAnsi="Calibri"/>
+          <w:b w:val="0"/>
+          <w:i w:val="0"/>
+          <w:sz w:val="7"/>
+        </w:rPr>
+      </w:r>
+    </w:p>
+    <w:p>
+      <w:pPr>
+        <w:spacing w:before="320" w:after="100"/>
+      </w:pPr>
+      <w:r>
+        <w:rPr>
+          <w:rFonts w:ascii="PT Sans Narrow" w:hAnsi="PT Sans Narrow"/>
+          <w:b/>
+          <w:i w:val="0"/>
+          <w:color w:val="16213E"/>
+          <w:sz w:val="24"/>
+        </w:rPr>
+        <w:t>Ogni settimana: la copia di sicurezza</w:t>
+      </w:r>
+    </w:p>
+    <w:tbl>
+      <w:tblPr>
+        <w:tblW w:type="auto" w:w="0"/>
+        <w:tblLook w:firstColumn="1" w:firstRow="1" w:lastColumn="0" w:lastRow="0" w:noHBand="0" w:noVBand="1" w:val="04A0"/>
+        <w:jc w:val="left"/>
+        <w:tblBorders>
+          <w:top w:val="nil"/>
+          <w:left w:val="nil"/>
+          <w:bottom w:val="nil"/>
+          <w:right w:val="nil"/>
+          <w:insideH w:val="nil"/>
+          <w:insideV w:val="nil"/>
+        </w:tblBorders>
+      </w:tblPr>
+      <w:tblGrid>
+        <w:gridCol w:w="4706"/>
+        <w:gridCol w:w="4706"/>
+      </w:tblGrid>
+      <w:tr>
+        <w:tc>
+          <w:tcPr>
+            <w:tcW w:type="dxa" w:w="1134"/>
+            <w:shd w:val="clear" w:color="auto" w:fill="0F3460"/>
+            <w:tcMar>
+              <w:top w:w="70" w:type="dxa"/>
+              <w:bottom w:w="70" w:type="dxa"/>
+              <w:left w:w="40" w:type="dxa"/>
+              <w:right w:w="40" w:type="dxa"/>
+            </w:tcMar>
+            <w:vAlign w:val="center"/>
+          </w:tcPr>
+          <w:p>
+            <w:pPr>
+              <w:spacing w:before="0" w:after="0"/>
+              <w:jc w:val="center"/>
+            </w:pPr>
+            <w:r>
+              <w:rPr>
+                <w:rFonts w:ascii="PT Sans Narrow" w:hAnsi="PT Sans Narrow"/>
+                <w:b/>
+                <w:i w:val="0"/>
+                <w:color w:val="FFFFFF"/>
+                <w:sz w:val="30"/>
+              </w:rPr>
+              <w:t>Ogni</w:t>
+              <w:br/>
+              <w:t>venerdì</w:t>
+            </w:r>
+          </w:p>
+        </w:tc>
+        <w:tc>
+          <w:tcPr>
+            <w:tcW w:type="dxa" w:w="8220"/>
+            <w:tcMar>
+              <w:top w:w="55" w:type="dxa"/>
+              <w:bottom w:w="55" w:type="dxa"/>
+              <w:left w:w="160" w:type="dxa"/>
+              <w:right w:w="60" w:type="dxa"/>
+            </w:tcMar>
+          </w:tcPr>
+          <w:p>
+            <w:pPr>
+              <w:spacing w:before="0" w:after="40"/>
+            </w:pPr>
+            <w:r>
+              <w:rPr>
+                <w:rFonts w:ascii="PT Sans Narrow" w:hAnsi="PT Sans Narrow"/>
+                <w:b/>
+                <w:i w:val="0"/>
+                <w:color w:val="16213E"/>
+                <w:sz w:val="23"/>
+              </w:rPr>
+              <w:t>Scarica il backup del database</w:t>
+            </w:r>
+          </w:p>
+          <w:p>
+            <w:pPr>
+              <w:spacing w:before="0" w:after="60"/>
+            </w:pPr>
+            <w:r>
+              <w:rPr>
+                <w:rFonts w:ascii="Calibri" w:hAnsi="Calibri"/>
+                <w:b w:val="0"/>
+                <w:i w:val="0"/>
+                <w:color w:val="343A40"/>
+                <w:sz w:val="20"/>
+              </w:rPr>
+              <w:t xml:space="preserve">Impostazioni › Dati › </w:t>
+            </w:r>
+            <w:r>
+              <w:rPr>
+                <w:rFonts w:ascii="Calibri" w:hAnsi="Calibri"/>
+                <w:b/>
+                <w:i w:val="0"/>
+                <w:color w:val="16213E"/>
+                <w:sz w:val="20"/>
+              </w:rPr>
+              <w:t>Scarica il backup</w:t>
+            </w:r>
+            <w:r>
+              <w:rPr>
+                <w:rFonts w:ascii="Calibri" w:hAnsi="Calibri"/>
+                <w:b w:val="0"/>
+                <w:i w:val="0"/>
+                <w:color w:val="343A40"/>
+                <w:sz w:val="20"/>
+              </w:rPr>
+              <w:t>: ottieni un unico file con tutto il contenuto del database — clienti, ordini, movimenti, catalogo, convenzioni, impostazioni.</w:t>
+            </w:r>
+          </w:p>
+          <w:p>
+            <w:pPr>
+              <w:spacing w:before="0" w:after="60"/>
+            </w:pPr>
+            <w:r>
+              <w:rPr>
+                <w:rFonts w:ascii="Calibri" w:hAnsi="Calibri"/>
+                <w:b w:val="0"/>
+                <w:i w:val="0"/>
+                <w:color w:val="343A40"/>
+                <w:sz w:val="20"/>
+              </w:rPr>
+              <w:t xml:space="preserve">Il file contiene </w:t>
+            </w:r>
+            <w:r>
+              <w:rPr>
+                <w:rFonts w:ascii="Calibri" w:hAnsi="Calibri"/>
+                <w:b/>
+                <w:i w:val="0"/>
+                <w:color w:val="16213E"/>
+                <w:sz w:val="20"/>
+              </w:rPr>
+              <w:t>dati personali dei clienti e credenziali di servizio</w:t>
+            </w:r>
+            <w:r>
+              <w:rPr>
+                <w:rFonts w:ascii="Calibri" w:hAnsi="Calibri"/>
+                <w:b w:val="0"/>
+                <w:i w:val="0"/>
+                <w:color w:val="343A40"/>
+                <w:sz w:val="20"/>
+              </w:rPr>
+              <w:t xml:space="preserve"> (token Telegram, password applicativa Gmail): conservalo come conserveresti un registro contabile, non su un disco condiviso.</w:t>
+            </w:r>
+          </w:p>
+          <w:p>
+            <w:pPr>
+              <w:spacing w:before="0" w:after="60"/>
+            </w:pPr>
+            <w:r>
+              <w:rPr>
+                <w:rFonts w:ascii="Calibri" w:hAnsi="Calibri"/>
+                <w:b w:val="0"/>
+                <w:i w:val="0"/>
+                <w:color w:val="343A40"/>
+                <w:sz w:val="20"/>
+              </w:rPr>
+              <w:t>Tienine almeno le ultime quattro copie: un errore ci si accorge spesso con qualche giorno di ritardo.</w:t>
+            </w:r>
+          </w:p>
+          <w:p>
+            <w:pPr>
+              <w:spacing w:before="40" w:after="0"/>
+            </w:pPr>
+            <w:r>
+              <w:rPr>
+                <w:rFonts w:ascii="PT Sans Narrow" w:hAnsi="PT Sans Narrow"/>
+                <w:b/>
+                <w:i w:val="0"/>
+                <w:color w:val="E94560"/>
+                <w:sz w:val="17"/>
+              </w:rPr>
+              <w:t xml:space="preserve">Perche quest'ora:  </w:t>
+            </w:r>
+            <w:r>
+              <w:rPr>
+                <w:rFonts w:ascii="Calibri" w:hAnsi="Calibri"/>
+                <w:b w:val="0"/>
+                <w:i/>
+                <w:color w:val="6C757D"/>
+                <w:sz w:val="18"/>
+              </w:rPr>
+              <w:t>a fine settimana il lavoro dei cinque giorni e completo e il locale e chiuso.</w:t>
+            </w:r>
+          </w:p>
+        </w:tc>
+      </w:tr>
+    </w:tbl>
+    <w:p>
+      <w:pPr>
+        <w:spacing w:before="0" w:after="0"/>
+      </w:pPr>
+      <w:r>
+        <w:rPr>
+          <w:rFonts w:ascii="Calibri" w:hAnsi="Calibri"/>
+          <w:b w:val="0"/>
+          <w:i w:val="0"/>
+          <w:sz w:val="7"/>
+        </w:rPr>
+      </w:r>
+    </w:p>
+    <w:tbl>
+      <w:tblPr>
+        <w:tblW w:type="auto" w:w="0"/>
+        <w:tblLook w:firstColumn="1" w:firstRow="1" w:lastColumn="0" w:lastRow="0" w:noHBand="0" w:noVBand="1" w:val="04A0"/>
+        <w:jc w:val="left"/>
+        <w:tblBorders>
+          <w:top w:val="nil"/>
+          <w:left w:val="nil"/>
+          <w:bottom w:val="nil"/>
+          <w:right w:val="nil"/>
+          <w:insideH w:val="nil"/>
+          <w:insideV w:val="nil"/>
+        </w:tblBorders>
+      </w:tblPr>
+      <w:tblGrid>
+        <w:gridCol w:w="4706"/>
+        <w:gridCol w:w="4706"/>
+      </w:tblGrid>
+      <w:tr>
+        <w:tc>
+          <w:tcPr>
+            <w:tcW w:type="dxa" w:w="1134"/>
+            <w:shd w:val="clear" w:color="auto" w:fill="0F3460"/>
+            <w:tcMar>
+              <w:top w:w="70" w:type="dxa"/>
+              <w:bottom w:w="70" w:type="dxa"/>
+              <w:left w:w="40" w:type="dxa"/>
+              <w:right w:w="40" w:type="dxa"/>
+            </w:tcMar>
+            <w:vAlign w:val="center"/>
+          </w:tcPr>
+          <w:p>
+            <w:pPr>
+              <w:spacing w:before="0" w:after="0"/>
+              <w:jc w:val="center"/>
+            </w:pPr>
+            <w:r>
+              <w:rPr>
+                <w:rFonts w:ascii="PT Sans Narrow" w:hAnsi="PT Sans Narrow"/>
+                <w:b/>
+                <w:i w:val="0"/>
+                <w:color w:val="FFFFFF"/>
+                <w:sz w:val="30"/>
+              </w:rPr>
+              <w:t>Quando</w:t>
+              <w:br/>
+              <w:t>serve</w:t>
+            </w:r>
+          </w:p>
+          <w:p>
+            <w:pPr>
+              <w:spacing w:before="0" w:after="0"/>
+              <w:jc w:val="center"/>
+            </w:pPr>
+            <w:r>
+              <w:rPr>
+                <w:rFonts w:ascii="PT Sans Narrow" w:hAnsi="PT Sans Narrow"/>
+                <w:b/>
+                <w:i w:val="0"/>
+                <w:color w:val="FFFFFF"/>
+                <w:sz w:val="13"/>
+              </w:rPr>
+              <w:t>NON OLTRE</w:t>
+            </w:r>
+          </w:p>
+        </w:tc>
+        <w:tc>
+          <w:tcPr>
+            <w:tcW w:type="dxa" w:w="8220"/>
+            <w:tcMar>
+              <w:top w:w="55" w:type="dxa"/>
+              <w:bottom w:w="55" w:type="dxa"/>
+              <w:left w:w="160" w:type="dxa"/>
+              <w:right w:w="60" w:type="dxa"/>
+            </w:tcMar>
+          </w:tcPr>
+          <w:p>
+            <w:pPr>
+              <w:spacing w:before="0" w:after="40"/>
+            </w:pPr>
+            <w:r>
+              <w:rPr>
+                <w:rFonts w:ascii="PT Sans Narrow" w:hAnsi="PT Sans Narrow"/>
+                <w:b/>
+                <w:i w:val="0"/>
+                <w:color w:val="16213E"/>
+                <w:sz w:val="23"/>
+              </w:rPr>
+              <w:t>Ripristina da un backup</w:t>
+            </w:r>
+          </w:p>
+          <w:p>
+            <w:pPr>
+              <w:spacing w:before="0" w:after="60"/>
+            </w:pPr>
+            <w:r>
+              <w:rPr>
+                <w:rFonts w:ascii="Calibri" w:hAnsi="Calibri"/>
+                <w:b w:val="0"/>
+                <w:i w:val="0"/>
+                <w:color w:val="343A40"/>
+                <w:sz w:val="20"/>
+              </w:rPr>
+              <w:t xml:space="preserve">Impostazioni › Dati › </w:t>
+            </w:r>
+            <w:r>
+              <w:rPr>
+                <w:rFonts w:ascii="Calibri" w:hAnsi="Calibri"/>
+                <w:b/>
+                <w:i w:val="0"/>
+                <w:color w:val="16213E"/>
+                <w:sz w:val="20"/>
+              </w:rPr>
+              <w:t>Ripristina dal file</w:t>
+            </w:r>
+            <w:r>
+              <w:rPr>
+                <w:rFonts w:ascii="Calibri" w:hAnsi="Calibri"/>
+                <w:b w:val="0"/>
+                <w:i w:val="0"/>
+                <w:color w:val="343A40"/>
+                <w:sz w:val="20"/>
+              </w:rPr>
+              <w:t>: carica un backup e il contenuto attuale del database viene sostituito. Serve digitare RIPRISTINA per confermare, e al termine si viene disconnessi perche anche gli utenti sono stati sostituiti.</w:t>
+            </w:r>
+          </w:p>
+          <w:p>
+            <w:pPr>
+              <w:spacing w:before="0" w:after="60"/>
+            </w:pPr>
+            <w:r>
+              <w:rPr>
+                <w:rFonts w:ascii="Calibri" w:hAnsi="Calibri"/>
+                <w:b w:val="0"/>
+                <w:i w:val="0"/>
+                <w:color w:val="343A40"/>
+                <w:sz w:val="20"/>
+              </w:rPr>
+              <w:t>E un'operazione da fare a locale chiuso: tutto cio che e stato registrato dopo il backup va perso.</w:t>
+            </w:r>
+          </w:p>
+          <w:p>
+            <w:pPr>
+              <w:spacing w:before="40" w:after="0"/>
+            </w:pPr>
+            <w:r>
+              <w:rPr>
+                <w:rFonts w:ascii="PT Sans Narrow" w:hAnsi="PT Sans Narrow"/>
+                <w:b/>
+                <w:i w:val="0"/>
+                <w:color w:val="E94560"/>
+                <w:sz w:val="17"/>
+              </w:rPr>
+              <w:t xml:space="preserve">Perche quest'ora:  </w:t>
+            </w:r>
+            <w:r>
+              <w:rPr>
+                <w:rFonts w:ascii="Calibri" w:hAnsi="Calibri"/>
+                <w:b w:val="0"/>
+                <w:i/>
+                <w:color w:val="6C757D"/>
+                <w:sz w:val="18"/>
+              </w:rPr>
+              <w:t>mai durante il servizio: gli ordini in corso spariscono.</w:t>
+            </w:r>
+          </w:p>
+        </w:tc>
+      </w:tr>
+    </w:tbl>
+    <w:p>
+      <w:pPr>
+        <w:spacing w:before="0" w:after="0"/>
+      </w:pPr>
+      <w:r>
+        <w:rPr>
+          <w:rFonts w:ascii="Calibri" w:hAnsi="Calibri"/>
+          <w:b w:val="0"/>
+          <w:i w:val="0"/>
+          <w:sz w:val="7"/>
+        </w:rPr>
+      </w:r>
+    </w:p>
+    <w:p>
+      <w:pPr>
+        <w:spacing w:before="320" w:after="100"/>
+      </w:pPr>
+      <w:r>
+        <w:rPr>
+          <w:rFonts w:ascii="PT Sans Narrow" w:hAnsi="PT Sans Narrow"/>
+          <w:b/>
+          <w:i w:val="0"/>
+          <w:color w:val="16213E"/>
+          <w:sz w:val="24"/>
+        </w:rPr>
+        <w:t>All'occasione: provare il sistema</w:t>
+      </w:r>
+    </w:p>
+    <w:tbl>
+      <w:tblPr>
+        <w:tblW w:type="auto" w:w="0"/>
+        <w:tblLook w:firstColumn="1" w:firstRow="1" w:lastColumn="0" w:lastRow="0" w:noHBand="0" w:noVBand="1" w:val="04A0"/>
+        <w:jc w:val="left"/>
+        <w:tblBorders>
+          <w:top w:val="nil"/>
+          <w:left w:val="nil"/>
+          <w:bottom w:val="nil"/>
+          <w:right w:val="nil"/>
+          <w:insideH w:val="nil"/>
+          <w:insideV w:val="nil"/>
+        </w:tblBorders>
+      </w:tblPr>
+      <w:tblGrid>
+        <w:gridCol w:w="4706"/>
+        <w:gridCol w:w="4706"/>
+      </w:tblGrid>
+      <w:tr>
+        <w:tc>
+          <w:tcPr>
+            <w:tcW w:type="dxa" w:w="1134"/>
+            <w:shd w:val="clear" w:color="auto" w:fill="0F3460"/>
+            <w:tcMar>
+              <w:top w:w="70" w:type="dxa"/>
+              <w:bottom w:w="70" w:type="dxa"/>
+              <w:left w:w="40" w:type="dxa"/>
+              <w:right w:w="40" w:type="dxa"/>
+            </w:tcMar>
+            <w:vAlign w:val="center"/>
+          </w:tcPr>
+          <w:p>
+            <w:pPr>
+              <w:spacing w:before="0" w:after="0"/>
+              <w:jc w:val="center"/>
+            </w:pPr>
+            <w:r>
+              <w:rPr>
+                <w:rFonts w:ascii="PT Sans Narrow" w:hAnsi="PT Sans Narrow"/>
+                <w:b/>
+                <w:i w:val="0"/>
+                <w:color w:val="FFFFFF"/>
+                <w:sz w:val="30"/>
+              </w:rPr>
+              <w:t>Prima</w:t>
+              <w:br/>
+              <w:t>dell'avvio</w:t>
+            </w:r>
+          </w:p>
+        </w:tc>
+        <w:tc>
+          <w:tcPr>
+            <w:tcW w:type="dxa" w:w="8220"/>
+            <w:tcMar>
+              <w:top w:w="55" w:type="dxa"/>
+              <w:bottom w:w="55" w:type="dxa"/>
+              <w:left w:w="160" w:type="dxa"/>
+              <w:right w:w="60" w:type="dxa"/>
+            </w:tcMar>
+          </w:tcPr>
+          <w:p>
+            <w:pPr>
+              <w:spacing w:before="0" w:after="40"/>
+            </w:pPr>
+            <w:r>
+              <w:rPr>
+                <w:rFonts w:ascii="PT Sans Narrow" w:hAnsi="PT Sans Narrow"/>
+                <w:b/>
+                <w:i w:val="0"/>
+                <w:color w:val="16213E"/>
+                <w:sz w:val="23"/>
+              </w:rPr>
+              <w:t>Carica un mese di dati di prova</w:t>
+            </w:r>
+          </w:p>
+          <w:p>
+            <w:pPr>
+              <w:spacing w:before="0" w:after="60"/>
+            </w:pPr>
+            <w:r>
+              <w:rPr>
+                <w:rFonts w:ascii="Calibri" w:hAnsi="Calibri"/>
+                <w:b w:val="0"/>
+                <w:i w:val="0"/>
+                <w:color w:val="343A40"/>
+                <w:sz w:val="20"/>
+              </w:rPr>
+              <w:t xml:space="preserve">Impostazioni › Dati › </w:t>
+            </w:r>
+            <w:r>
+              <w:rPr>
+                <w:rFonts w:ascii="Calibri" w:hAnsi="Calibri"/>
+                <w:b/>
+                <w:i w:val="0"/>
+                <w:color w:val="16213E"/>
+                <w:sz w:val="20"/>
+              </w:rPr>
+              <w:t>Carico mensile di dati di prova</w:t>
+            </w:r>
+            <w:r>
+              <w:rPr>
+                <w:rFonts w:ascii="Calibri" w:hAnsi="Calibri"/>
+                <w:b w:val="0"/>
+                <w:i w:val="0"/>
+                <w:color w:val="343A40"/>
+                <w:sz w:val="20"/>
+              </w:rPr>
+              <w:t>: genera un mese intero di attivita verosimile — pasti aziendali, ordini, caffe al banco, prodotti del builder — con le quantita giornaliere che decidi tu.</w:t>
+            </w:r>
+          </w:p>
+          <w:p>
+            <w:pPr>
+              <w:spacing w:before="0" w:after="60"/>
+            </w:pPr>
+            <w:r>
+              <w:rPr>
+                <w:rFonts w:ascii="Calibri" w:hAnsi="Calibri"/>
+                <w:b w:val="0"/>
+                <w:i w:val="0"/>
+                <w:color w:val="343A40"/>
+                <w:sz w:val="20"/>
+              </w:rPr>
+              <w:t xml:space="preserve">Serve per vedere come si comportano report e andamenti prima di avere dati veri. Ogni carico resta elencato e si </w:t>
+            </w:r>
+            <w:r>
+              <w:rPr>
+                <w:rFonts w:ascii="Calibri" w:hAnsi="Calibri"/>
+                <w:b/>
+                <w:i w:val="0"/>
+                <w:color w:val="16213E"/>
+                <w:sz w:val="20"/>
+              </w:rPr>
+              <w:t>elimina per intero</w:t>
+            </w:r>
+            <w:r>
+              <w:rPr>
+                <w:rFonts w:ascii="Calibri" w:hAnsi="Calibri"/>
+                <w:b w:val="0"/>
+                <w:i w:val="0"/>
+                <w:color w:val="343A40"/>
+                <w:sz w:val="20"/>
+              </w:rPr>
+              <w:t xml:space="preserve"> con un pulsante: non lascia residui. I saldi dei portafogli non vengono toccati.</w:t>
+            </w:r>
+          </w:p>
+          <w:p>
+            <w:pPr>
+              <w:spacing w:before="40" w:after="0"/>
+            </w:pPr>
+            <w:r>
+              <w:rPr>
+                <w:rFonts w:ascii="PT Sans Narrow" w:hAnsi="PT Sans Narrow"/>
+                <w:b/>
+                <w:i w:val="0"/>
+                <w:color w:val="E94560"/>
+                <w:sz w:val="17"/>
+              </w:rPr>
+              <w:t xml:space="preserve">Perche quest'ora:  </w:t>
+            </w:r>
+            <w:r>
+              <w:rPr>
+                <w:rFonts w:ascii="Calibri" w:hAnsi="Calibri"/>
+                <w:b w:val="0"/>
+                <w:i/>
+                <w:color w:val="6C757D"/>
+                <w:sz w:val="18"/>
+              </w:rPr>
+              <w:t>da fare in fase di avvio o di formazione, non a locale aperto.</w:t>
+            </w:r>
+          </w:p>
+        </w:tc>
+      </w:tr>
+    </w:tbl>
+    <w:p>
+      <w:pPr>
+        <w:spacing w:before="0" w:after="0"/>
+      </w:pPr>
+      <w:r>
+        <w:rPr>
+          <w:rFonts w:ascii="Calibri" w:hAnsi="Calibri"/>
+          <w:b w:val="0"/>
+          <w:i w:val="0"/>
+          <w:sz w:val="7"/>
+        </w:rPr>
+      </w:r>
+    </w:p>
+    <w:tbl>
+      <w:tblPr>
+        <w:tblW w:type="auto" w:w="0"/>
+        <w:tblLook w:firstColumn="1" w:firstRow="1" w:lastColumn="0" w:lastRow="0" w:noHBand="0" w:noVBand="1" w:val="04A0"/>
+        <w:jc w:val="left"/>
+        <w:tblBorders>
+          <w:top w:val="nil"/>
+          <w:left w:val="nil"/>
+          <w:bottom w:val="nil"/>
+          <w:right w:val="nil"/>
+          <w:insideH w:val="nil"/>
+          <w:insideV w:val="nil"/>
+        </w:tblBorders>
+      </w:tblPr>
+      <w:tblGrid>
+        <w:gridCol w:w="9412"/>
+      </w:tblGrid>
+      <w:tr>
+        <w:tc>
+          <w:tcPr>
+            <w:tcW w:type="dxa" w:w="9412"/>
+            <w:shd w:val="clear" w:color="auto" w:fill="FDEEF0"/>
+            <w:tcBorders>
+              <w:top w:val="single" w:sz="18" w:space="0" w:color="E8EBEE"/>
+              <w:bottom w:val="single" w:sz="18" w:space="0" w:color="E8EBEE"/>
+              <w:left w:val="single" w:sz="18" w:space="0" w:color="E94560"/>
+              <w:right w:val="single" w:sz="18" w:space="0" w:color="E8EBEE"/>
+            </w:tcBorders>
+            <w:tcMar>
+              <w:top w:w="90" w:type="dxa"/>
+              <w:bottom w:w="90" w:type="dxa"/>
+              <w:left w:w="140" w:type="dxa"/>
+              <w:right w:w="110" w:type="dxa"/>
+            </w:tcMar>
+          </w:tcPr>
+          <w:p>
+            <w:pPr>
+              <w:spacing w:before="0" w:after="60"/>
+            </w:pPr>
+            <w:r>
+              <w:rPr>
+                <w:rFonts w:ascii="PT Sans Narrow" w:hAnsi="PT Sans Narrow"/>
+                <w:b/>
+                <w:i w:val="0"/>
+                <w:color w:val="E94560"/>
+                <w:sz w:val="17"/>
+              </w:rPr>
+              <w:t>AZZERAMENTO COMPLETO: DA USARE UNA VOLTA SOLA</w:t>
+            </w:r>
+          </w:p>
+          <w:p>
+            <w:pPr>
+              <w:spacing w:before="0" w:after="80"/>
+            </w:pPr>
+            <w:r>
+              <w:rPr>
+                <w:rFonts w:ascii="Calibri" w:hAnsi="Calibri"/>
+                <w:b w:val="0"/>
+                <w:i w:val="0"/>
+                <w:color w:val="343A40"/>
+                <w:sz w:val="20"/>
+              </w:rPr>
+              <w:t xml:space="preserve">Impostazioni › Dati › </w:t>
+            </w:r>
+            <w:r>
+              <w:rPr>
+                <w:rFonts w:ascii="Calibri" w:hAnsi="Calibri"/>
+                <w:b/>
+                <w:i w:val="0"/>
+                <w:color w:val="16213E"/>
+                <w:sz w:val="20"/>
+              </w:rPr>
+              <w:t>Azzera tutto il database</w:t>
+            </w:r>
+            <w:r>
+              <w:rPr>
+                <w:rFonts w:ascii="Calibri" w:hAnsi="Calibri"/>
+                <w:b w:val="0"/>
+                <w:i w:val="0"/>
+                <w:color w:val="343A40"/>
+                <w:sz w:val="20"/>
+              </w:rPr>
+              <w:t xml:space="preserve"> svuota ogni tabella e ricrea i soli dati di base. Serve una volta, per passare dalla fase di prova a quella reale.</w:t>
+            </w:r>
+          </w:p>
+          <w:p>
+            <w:pPr>
+              <w:spacing w:before="0" w:after="0"/>
+            </w:pPr>
+            <w:r>
+              <w:rPr>
+                <w:rFonts w:ascii="Calibri" w:hAnsi="Calibri"/>
+                <w:b w:val="0"/>
+                <w:i w:val="0"/>
+                <w:color w:val="343A40"/>
+                <w:sz w:val="20"/>
+              </w:rPr>
+              <w:t xml:space="preserve">Chiede di scrivere AZZERA, e </w:t>
+            </w:r>
+            <w:r>
+              <w:rPr>
+                <w:rFonts w:ascii="Calibri" w:hAnsi="Calibri"/>
+                <w:b/>
+                <w:i w:val="0"/>
+                <w:color w:val="16213E"/>
+                <w:sz w:val="20"/>
+              </w:rPr>
+              <w:t>le credenziali del super admin tornano quelle predefinite</w:t>
+            </w:r>
+            <w:r>
+              <w:rPr>
+                <w:rFonts w:ascii="Calibri" w:hAnsi="Calibri"/>
+                <w:b w:val="0"/>
+                <w:i w:val="0"/>
+                <w:color w:val="343A40"/>
+                <w:sz w:val="20"/>
+              </w:rPr>
+              <w:t>: cambiale subito dopo. Scarica un backup prima di procedere.</w:t>
+            </w:r>
+          </w:p>
+        </w:tc>
+      </w:tr>
+    </w:tbl>
+    <w:p>
+      <w:pPr>
+        <w:spacing w:before="0" w:after="0"/>
+      </w:pPr>
+      <w:r>
+        <w:rPr>
+          <w:rFonts w:ascii="Calibri" w:hAnsi="Calibri"/>
+          <w:b w:val="0"/>
+          <w:i w:val="0"/>
+          <w:sz w:val="10"/>
+        </w:rPr>
+      </w:r>
+    </w:p>
+    <w:p>
+      <w:pPr>
+        <w:spacing w:before="0" w:after="0"/>
+      </w:pPr>
+      <w:r>
+        <w:br w:type="page"/>
+      </w:r>
+    </w:p>
+    <w:p>
+      <w:pPr>
+        <w:spacing w:before="0" w:after="100"/>
+      </w:pPr>
+      <w:r>
+        <w:rPr>
+          <w:rFonts w:ascii="PT Sans Narrow" w:hAnsi="PT Sans Narrow"/>
+          <w:b/>
+          <w:i w:val="0"/>
+          <w:color w:val="0F3460"/>
+          <w:sz w:val="38"/>
+        </w:rPr>
         <w:t>I quattro vincoli da conoscere</w:t>
       </w:r>
     </w:p>
@@ -10095,6 +11181,393 @@
                 <w:sz w:val="20"/>
               </w:rPr>
               <w:t>Servizio aperto</w:t>
+            </w:r>
+          </w:p>
+        </w:tc>
+      </w:tr>
+    </w:tbl>
+    <w:p>
+      <w:pPr>
+        <w:spacing w:before="0" w:after="0"/>
+      </w:pPr>
+      <w:r>
+        <w:rPr>
+          <w:rFonts w:ascii="Calibri" w:hAnsi="Calibri"/>
+          <w:b w:val="0"/>
+          <w:i w:val="0"/>
+          <w:sz w:val="12"/>
+        </w:rPr>
+      </w:r>
+    </w:p>
+    <w:p>
+      <w:pPr>
+        <w:spacing w:before="320" w:after="100"/>
+      </w:pPr>
+      <w:r>
+        <w:rPr>
+          <w:rFonts w:ascii="PT Sans Narrow" w:hAnsi="PT Sans Narrow"/>
+          <w:b/>
+          <w:i w:val="0"/>
+          <w:color w:val="16213E"/>
+          <w:sz w:val="24"/>
+        </w:rPr>
+        <w:t>Periodiche</w:t>
+      </w:r>
+    </w:p>
+    <w:tbl>
+      <w:tblPr>
+        <w:tblW w:type="auto" w:w="0"/>
+        <w:tblLook w:firstColumn="1" w:firstRow="1" w:lastColumn="0" w:lastRow="0" w:noHBand="0" w:noVBand="1" w:val="04A0"/>
+        <w:tblBorders>
+          <w:top w:val="nil"/>
+          <w:left w:val="nil"/>
+          <w:bottom w:val="nil"/>
+          <w:right w:val="nil"/>
+          <w:insideH w:val="nil"/>
+          <w:insideV w:val="nil"/>
+        </w:tblBorders>
+      </w:tblPr>
+      <w:tblGrid>
+        <w:gridCol w:w="3137"/>
+        <w:gridCol w:w="3137"/>
+        <w:gridCol w:w="3137"/>
+      </w:tblGrid>
+      <w:tr>
+        <w:tc>
+          <w:tcPr>
+            <w:tcW w:type="dxa" w:w="680"/>
+            <w:tcBorders>
+              <w:top w:val="single" w:sz="6" w:space="0" w:color="E8EBEE"/>
+              <w:bottom w:val="single" w:sz="6" w:space="0" w:color="E8EBEE"/>
+              <w:left w:val="single" w:sz="6" w:space="0" w:color="E8EBEE"/>
+              <w:right w:val="single" w:sz="6" w:space="0" w:color="E8EBEE"/>
+            </w:tcBorders>
+            <w:tcMar>
+              <w:top w:w="70" w:type="dxa"/>
+              <w:bottom w:w="70" w:type="dxa"/>
+              <w:left w:w="60" w:type="dxa"/>
+              <w:right w:w="60" w:type="dxa"/>
+            </w:tcMar>
+          </w:tcPr>
+          <w:p>
+            <w:pPr>
+              <w:spacing w:before="0" w:after="0"/>
+            </w:pPr>
+            <w:r>
+              <w:rPr>
+                <w:rFonts w:ascii="Calibri" w:hAnsi="Calibri"/>
+                <w:b w:val="0"/>
+                <w:i w:val="0"/>
+                <w:sz w:val="22"/>
+              </w:rPr>
+              <w:t xml:space="preserve">  </w:t>
+            </w:r>
+          </w:p>
+        </w:tc>
+        <w:tc>
+          <w:tcPr>
+            <w:tcW w:type="dxa" w:w="1928"/>
+            <w:tcMar>
+              <w:top w:w="70" w:type="dxa"/>
+              <w:bottom w:w="70" w:type="dxa"/>
+              <w:left w:w="100" w:type="dxa"/>
+              <w:right w:w="40" w:type="dxa"/>
+            </w:tcMar>
+          </w:tcPr>
+          <w:p>
+            <w:pPr>
+              <w:spacing w:before="0" w:after="0"/>
+            </w:pPr>
+            <w:r>
+              <w:rPr>
+                <w:rFonts w:ascii="PT Sans Narrow" w:hAnsi="PT Sans Narrow"/>
+                <w:b/>
+                <w:i w:val="0"/>
+                <w:color w:val="16213E"/>
+                <w:sz w:val="20"/>
+              </w:rPr>
+              <w:t>Fine mese</w:t>
+            </w:r>
+          </w:p>
+        </w:tc>
+        <w:tc>
+          <w:tcPr>
+            <w:tcW w:type="dxa" w:w="6463"/>
+            <w:tcMar>
+              <w:top w:w="70" w:type="dxa"/>
+              <w:bottom w:w="70" w:type="dxa"/>
+              <w:left w:w="60" w:type="dxa"/>
+              <w:right w:w="60" w:type="dxa"/>
+            </w:tcMar>
+          </w:tcPr>
+          <w:p>
+            <w:pPr>
+              <w:spacing w:before="0" w:after="0"/>
+            </w:pPr>
+            <w:r>
+              <w:rPr>
+                <w:rFonts w:ascii="Calibri" w:hAnsi="Calibri"/>
+                <w:b w:val="0"/>
+                <w:i w:val="0"/>
+                <w:color w:val="343A40"/>
+                <w:sz w:val="20"/>
+              </w:rPr>
+              <w:t>PDF mensile scaricato per ogni convenzione</w:t>
+            </w:r>
+          </w:p>
+        </w:tc>
+      </w:tr>
+      <w:tr>
+        <w:tc>
+          <w:tcPr>
+            <w:tcW w:type="dxa" w:w="680"/>
+            <w:tcBorders>
+              <w:top w:val="single" w:sz="6" w:space="0" w:color="E8EBEE"/>
+              <w:bottom w:val="single" w:sz="6" w:space="0" w:color="E8EBEE"/>
+              <w:left w:val="single" w:sz="6" w:space="0" w:color="E8EBEE"/>
+              <w:right w:val="single" w:sz="6" w:space="0" w:color="E8EBEE"/>
+            </w:tcBorders>
+            <w:tcMar>
+              <w:top w:w="70" w:type="dxa"/>
+              <w:bottom w:w="70" w:type="dxa"/>
+              <w:left w:w="60" w:type="dxa"/>
+              <w:right w:w="60" w:type="dxa"/>
+            </w:tcMar>
+          </w:tcPr>
+          <w:p>
+            <w:pPr>
+              <w:spacing w:before="0" w:after="0"/>
+            </w:pPr>
+            <w:r>
+              <w:rPr>
+                <w:rFonts w:ascii="Calibri" w:hAnsi="Calibri"/>
+                <w:b w:val="0"/>
+                <w:i w:val="0"/>
+                <w:sz w:val="22"/>
+              </w:rPr>
+              <w:t xml:space="preserve">  </w:t>
+            </w:r>
+          </w:p>
+        </w:tc>
+        <w:tc>
+          <w:tcPr>
+            <w:tcW w:type="dxa" w:w="1928"/>
+            <w:tcMar>
+              <w:top w:w="70" w:type="dxa"/>
+              <w:bottom w:w="70" w:type="dxa"/>
+              <w:left w:w="100" w:type="dxa"/>
+              <w:right w:w="40" w:type="dxa"/>
+            </w:tcMar>
+          </w:tcPr>
+          <w:p>
+            <w:pPr>
+              <w:spacing w:before="0" w:after="0"/>
+            </w:pPr>
+            <w:r>
+              <w:rPr>
+                <w:rFonts w:ascii="PT Sans Narrow" w:hAnsi="PT Sans Narrow"/>
+                <w:b/>
+                <w:i w:val="0"/>
+                <w:color w:val="16213E"/>
+                <w:sz w:val="20"/>
+              </w:rPr>
+              <w:t>Ogni venerdì</w:t>
+            </w:r>
+          </w:p>
+        </w:tc>
+        <w:tc>
+          <w:tcPr>
+            <w:tcW w:type="dxa" w:w="6463"/>
+            <w:tcMar>
+              <w:top w:w="70" w:type="dxa"/>
+              <w:bottom w:w="70" w:type="dxa"/>
+              <w:left w:w="60" w:type="dxa"/>
+              <w:right w:w="60" w:type="dxa"/>
+            </w:tcMar>
+          </w:tcPr>
+          <w:p>
+            <w:pPr>
+              <w:spacing w:before="0" w:after="0"/>
+            </w:pPr>
+            <w:r>
+              <w:rPr>
+                <w:rFonts w:ascii="Calibri" w:hAnsi="Calibri"/>
+                <w:b w:val="0"/>
+                <w:i w:val="0"/>
+                <w:color w:val="343A40"/>
+                <w:sz w:val="20"/>
+              </w:rPr>
+              <w:t>Backup del database scaricato e archiviato</w:t>
+            </w:r>
+          </w:p>
+        </w:tc>
+      </w:tr>
+      <w:tr>
+        <w:tc>
+          <w:tcPr>
+            <w:tcW w:type="dxa" w:w="680"/>
+            <w:tcBorders>
+              <w:top w:val="single" w:sz="6" w:space="0" w:color="E8EBEE"/>
+              <w:bottom w:val="single" w:sz="6" w:space="0" w:color="E8EBEE"/>
+              <w:left w:val="single" w:sz="6" w:space="0" w:color="E8EBEE"/>
+              <w:right w:val="single" w:sz="6" w:space="0" w:color="E8EBEE"/>
+            </w:tcBorders>
+            <w:tcMar>
+              <w:top w:w="70" w:type="dxa"/>
+              <w:bottom w:w="70" w:type="dxa"/>
+              <w:left w:w="60" w:type="dxa"/>
+              <w:right w:w="60" w:type="dxa"/>
+            </w:tcMar>
+          </w:tcPr>
+          <w:p>
+            <w:pPr>
+              <w:spacing w:before="0" w:after="0"/>
+            </w:pPr>
+            <w:r>
+              <w:rPr>
+                <w:rFonts w:ascii="Calibri" w:hAnsi="Calibri"/>
+                <w:b w:val="0"/>
+                <w:i w:val="0"/>
+                <w:sz w:val="22"/>
+              </w:rPr>
+              <w:t xml:space="preserve">  </w:t>
+            </w:r>
+          </w:p>
+        </w:tc>
+        <w:tc>
+          <w:tcPr>
+            <w:tcW w:type="dxa" w:w="1928"/>
+            <w:tcMar>
+              <w:top w:w="70" w:type="dxa"/>
+              <w:bottom w:w="70" w:type="dxa"/>
+              <w:left w:w="100" w:type="dxa"/>
+              <w:right w:w="40" w:type="dxa"/>
+            </w:tcMar>
+          </w:tcPr>
+          <w:p>
+            <w:pPr>
+              <w:spacing w:before="0" w:after="0"/>
+            </w:pPr>
+            <w:r>
+              <w:rPr>
+                <w:rFonts w:ascii="PT Sans Narrow" w:hAnsi="PT Sans Narrow"/>
+                <w:b/>
+                <w:i w:val="0"/>
+                <w:color w:val="16213E"/>
+                <w:sz w:val="20"/>
+              </w:rPr>
+              <w:t>Ogni mese</w:t>
+            </w:r>
+          </w:p>
+        </w:tc>
+        <w:tc>
+          <w:tcPr>
+            <w:tcW w:type="dxa" w:w="6463"/>
+            <w:tcMar>
+              <w:top w:w="70" w:type="dxa"/>
+              <w:bottom w:w="70" w:type="dxa"/>
+              <w:left w:w="60" w:type="dxa"/>
+              <w:right w:w="60" w:type="dxa"/>
+            </w:tcMar>
+          </w:tcPr>
+          <w:p>
+            <w:pPr>
+              <w:spacing w:before="0" w:after="0"/>
+            </w:pPr>
+            <w:r>
+              <w:rPr>
+                <w:rFonts w:ascii="Calibri" w:hAnsi="Calibri"/>
+                <w:b w:val="0"/>
+                <w:i w:val="0"/>
+                <w:color w:val="343A40"/>
+                <w:sz w:val="20"/>
+              </w:rPr>
+              <w:t>Vecchi backup ruotati, ultime quattro copie tenute</w:t>
+            </w:r>
+          </w:p>
+        </w:tc>
+      </w:tr>
+      <w:tr>
+        <w:tc>
+          <w:tcPr>
+            <w:tcW w:type="dxa" w:w="680"/>
+            <w:tcBorders>
+              <w:top w:val="single" w:sz="6" w:space="0" w:color="E8EBEE"/>
+              <w:bottom w:val="single" w:sz="6" w:space="0" w:color="E8EBEE"/>
+              <w:left w:val="single" w:sz="6" w:space="0" w:color="E8EBEE"/>
+              <w:right w:val="single" w:sz="6" w:space="0" w:color="E8EBEE"/>
+            </w:tcBorders>
+            <w:tcMar>
+              <w:top w:w="70" w:type="dxa"/>
+              <w:bottom w:w="70" w:type="dxa"/>
+              <w:left w:w="60" w:type="dxa"/>
+              <w:right w:w="60" w:type="dxa"/>
+            </w:tcMar>
+          </w:tcPr>
+          <w:p>
+            <w:pPr>
+              <w:spacing w:before="0" w:after="0"/>
+            </w:pPr>
+            <w:r>
+              <w:rPr>
+                <w:rFonts w:ascii="Calibri" w:hAnsi="Calibri"/>
+                <w:b w:val="0"/>
+                <w:i w:val="0"/>
+                <w:sz w:val="22"/>
+              </w:rPr>
+              <w:t xml:space="preserve">  </w:t>
+            </w:r>
+          </w:p>
+        </w:tc>
+        <w:tc>
+          <w:tcPr>
+            <w:tcW w:type="dxa" w:w="1928"/>
+            <w:tcMar>
+              <w:top w:w="70" w:type="dxa"/>
+              <w:bottom w:w="70" w:type="dxa"/>
+              <w:left w:w="100" w:type="dxa"/>
+              <w:right w:w="40" w:type="dxa"/>
+            </w:tcMar>
+          </w:tcPr>
+          <w:p>
+            <w:pPr>
+              <w:spacing w:before="0" w:after="0"/>
+            </w:pPr>
+            <w:r>
+              <w:rPr>
+                <w:rFonts w:ascii="PT Sans Narrow" w:hAnsi="PT Sans Narrow"/>
+                <w:b/>
+                <w:i w:val="0"/>
+                <w:color w:val="16213E"/>
+                <w:sz w:val="20"/>
+              </w:rPr>
+              <w:t>All'avvio</w:t>
+            </w:r>
+          </w:p>
+        </w:tc>
+        <w:tc>
+          <w:tcPr>
+            <w:tcW w:type="dxa" w:w="6463"/>
+            <w:tcMar>
+              <w:top w:w="70" w:type="dxa"/>
+              <w:bottom w:w="70" w:type="dxa"/>
+              <w:left w:w="60" w:type="dxa"/>
+              <w:right w:w="60" w:type="dxa"/>
+            </w:tcMar>
+          </w:tcPr>
+          <w:p>
+            <w:pPr>
+              <w:spacing w:before="0" w:after="0"/>
+            </w:pPr>
+            <w:r>
+              <w:rPr>
+                <w:rFonts w:ascii="Calibri" w:hAnsi="Calibri"/>
+                <w:b w:val="0"/>
+                <w:i w:val="0"/>
+                <w:color w:val="343A40"/>
+                <w:sz w:val="20"/>
+              </w:rPr>
+              <w:t>Dati di prova eliminati prima di partire con i clienti</w:t>
             </w:r>
           </w:p>
         </w:tc>

--- a/docs/manuali/manuale_gestore_giornata.docx
+++ b/docs/manuali/manuale_gestore_giornata.docx
@@ -62,17 +62,42 @@
           </w:p>
           <w:p>
             <w:pPr>
+              <w:spacing w:before="0" w:after="200"/>
+            </w:pPr>
+            <w:r>
+              <w:rPr>
+                <w:rFonts w:ascii="PT Sans Narrow" w:hAnsi="PT Sans Narrow"/>
+                <w:b w:val="0"/>
+                <w:i w:val="0"/>
+                <w:color w:val="D6DFEA"/>
+                <w:sz w:val="22"/>
+              </w:rPr>
+              <w:t>Dal pomeriggio precedente al primo ordine servito. Ogni attivita ha un'ora limite e la ragione per cui e fissata a quell'ora: e la sequenza che rende il servizio del giorno dopo prevedibile. La giornata di lavoro finisce alle 17:30.</w:t>
+            </w:r>
+          </w:p>
+          <w:p>
+            <w:pPr>
               <w:spacing w:before="0" w:after="0"/>
             </w:pPr>
             <w:r>
               <w:rPr>
-                <w:rFonts w:ascii="Calibri" w:hAnsi="Calibri"/>
-                <w:b w:val="0"/>
-                <w:i w:val="0"/>
-                <w:color w:val="D6DFEA"/>
-                <w:sz w:val="22"/>
-              </w:rPr>
-              <w:t>Dal pomeriggio precedente al primo ordine servito. Ogni attivita ha un'ora limite e la ragione per cui e fissata a quell'ora: e la sequenza che rende il servizio del giorno dopo prevedibile.</w:t>
+                <w:rFonts w:ascii="PT Sans Narrow" w:hAnsi="PT Sans Narrow"/>
+                <w:b/>
+                <w:i w:val="0"/>
+                <w:color w:val="FFFFFF"/>
+                <w:sz w:val="21"/>
+              </w:rPr>
+              <w:t xml:space="preserve">Assistenza:  </w:t>
+            </w:r>
+            <w:r>
+              <w:rPr>
+                <w:rFonts w:ascii="PT Sans Narrow" w:hAnsi="PT Sans Narrow"/>
+                <w:b/>
+                <w:i w:val="0"/>
+                <w:color w:val="FFD7DF"/>
+                <w:sz w:val="21"/>
+              </w:rPr>
+              <w:t>DS Consulting  ·  Daniele Speziale  ·  dspeziale@gmail.com  ·  +39 352 0150489</w:t>
             </w:r>
           </w:p>
         </w:tc>
@@ -84,7 +109,7 @@
       </w:pPr>
       <w:r>
         <w:rPr>
-          <w:rFonts w:ascii="Calibri" w:hAnsi="Calibri"/>
+          <w:rFonts w:ascii="PT Sans Narrow" w:hAnsi="PT Sans Narrow"/>
           <w:b w:val="0"/>
           <w:i w:val="0"/>
           <w:sz w:val="16"/>
@@ -93,16 +118,9 @@
     </w:p>
     <w:p>
       <w:pPr>
-        <w:spacing w:before="320" w:after="100"/>
+        <w:pStyle w:val="Heading1"/>
       </w:pPr>
       <w:r>
-        <w:rPr>
-          <w:rFonts w:ascii="PT Sans Narrow" w:hAnsi="PT Sans Narrow"/>
-          <w:b/>
-          <w:i w:val="0"/>
-          <w:color w:val="0F3460"/>
-          <w:sz w:val="38"/>
-        </w:rPr>
         <w:t>Come si legge questo manuale</w:t>
       </w:r>
     </w:p>
@@ -112,7 +130,7 @@
       </w:pPr>
       <w:r>
         <w:rPr>
-          <w:rFonts w:ascii="Calibri" w:hAnsi="Calibri"/>
+          <w:rFonts w:ascii="PT Sans Narrow" w:hAnsi="PT Sans Narrow"/>
           <w:b w:val="0"/>
           <w:i w:val="0"/>
           <w:color w:val="343A40"/>
@@ -122,7 +140,7 @@
       </w:r>
       <w:r>
         <w:rPr>
-          <w:rFonts w:ascii="Calibri" w:hAnsi="Calibri"/>
+          <w:rFonts w:ascii="PT Sans Narrow" w:hAnsi="PT Sans Narrow"/>
           <w:b/>
           <w:i w:val="0"/>
           <w:color w:val="16213E"/>
@@ -132,17 +150,17 @@
       </w:r>
       <w:r>
         <w:rPr>
-          <w:rFonts w:ascii="Calibri" w:hAnsi="Calibri"/>
+          <w:rFonts w:ascii="PT Sans Narrow" w:hAnsi="PT Sans Narrow"/>
           <w:b w:val="0"/>
           <w:i w:val="0"/>
           <w:color w:val="343A40"/>
           <w:sz w:val="21"/>
         </w:rPr>
-        <w:t xml:space="preserve">: "16:00" significa "entro le 16:00, prima e meglio". Sono tarati su un ritiro dei pasti dalle </w:t>
+        <w:t xml:space="preserve">: "15:45" significa "entro le 15:45, prima e meglio". Sono tarati su un ritiro dei pasti dalle </w:t>
       </w:r>
       <w:r>
         <w:rPr>
-          <w:rFonts w:ascii="Calibri" w:hAnsi="Calibri"/>
+          <w:rFonts w:ascii="PT Sans Narrow" w:hAnsi="PT Sans Narrow"/>
           <w:b/>
           <w:i w:val="0"/>
           <w:color w:val="16213E"/>
@@ -152,7 +170,7 @@
       </w:r>
       <w:r>
         <w:rPr>
-          <w:rFonts w:ascii="Calibri" w:hAnsi="Calibri"/>
+          <w:rFonts w:ascii="PT Sans Narrow" w:hAnsi="PT Sans Narrow"/>
           <w:b w:val="0"/>
           <w:i w:val="0"/>
           <w:color w:val="343A40"/>
@@ -162,7 +180,7 @@
       </w:r>
       <w:r>
         <w:rPr>
-          <w:rFonts w:ascii="Calibri" w:hAnsi="Calibri"/>
+          <w:rFonts w:ascii="PT Sans Narrow" w:hAnsi="PT Sans Narrow"/>
           <w:b/>
           <w:i w:val="0"/>
           <w:color w:val="16213E"/>
@@ -172,17 +190,37 @@
       </w:r>
       <w:r>
         <w:rPr>
-          <w:rFonts w:ascii="Calibri" w:hAnsi="Calibri"/>
+          <w:rFonts w:ascii="PT Sans Narrow" w:hAnsi="PT Sans Narrow"/>
           <w:b w:val="0"/>
           <w:i w:val="0"/>
           <w:color w:val="343A40"/>
           <w:sz w:val="21"/>
         </w:rPr>
-        <w:t xml:space="preserve"> e su un banco che chiude alle </w:t>
+        <w:t xml:space="preserve">, su un banco che chiude al pubblico alle </w:t>
       </w:r>
       <w:r>
         <w:rPr>
-          <w:rFonts w:ascii="Calibri" w:hAnsi="Calibri"/>
+          <w:rFonts w:ascii="PT Sans Narrow" w:hAnsi="PT Sans Narrow"/>
+          <w:b/>
+          <w:i w:val="0"/>
+          <w:color w:val="16213E"/>
+          <w:sz w:val="21"/>
+        </w:rPr>
+        <w:t>17:00</w:t>
+      </w:r>
+      <w:r>
+        <w:rPr>
+          <w:rFonts w:ascii="PT Sans Narrow" w:hAnsi="PT Sans Narrow"/>
+          <w:b w:val="0"/>
+          <w:i w:val="0"/>
+          <w:color w:val="343A40"/>
+          <w:sz w:val="21"/>
+        </w:rPr>
+        <w:t xml:space="preserve"> e su una giornata di lavoro che finisce alle </w:t>
+      </w:r>
+      <w:r>
+        <w:rPr>
+          <w:rFonts w:ascii="PT Sans Narrow" w:hAnsi="PT Sans Narrow"/>
           <w:b/>
           <w:i w:val="0"/>
           <w:color w:val="16213E"/>
@@ -192,13 +230,13 @@
       </w:r>
       <w:r>
         <w:rPr>
-          <w:rFonts w:ascii="Calibri" w:hAnsi="Calibri"/>
+          <w:rFonts w:ascii="PT Sans Narrow" w:hAnsi="PT Sans Narrow"/>
           <w:b w:val="0"/>
           <w:i w:val="0"/>
           <w:color w:val="343A40"/>
           <w:sz w:val="21"/>
         </w:rPr>
-        <w:t>. Se cambiate gli slot o l'orario di chiusura, spostate di conseguenza tutta la scaletta.</w:t>
+        <w:t>: dopo quell'ora la scaletta non prevede nulla. Se cambiate gli slot o gli orari di chiusura, spostate di conseguenza tutta la scaletta.</w:t>
       </w:r>
     </w:p>
     <w:p>
@@ -207,7 +245,7 @@
       </w:pPr>
       <w:r>
         <w:rPr>
-          <w:rFonts w:ascii="Calibri" w:hAnsi="Calibri"/>
+          <w:rFonts w:ascii="PT Sans Narrow" w:hAnsi="PT Sans Narrow"/>
           <w:b w:val="0"/>
           <w:i w:val="0"/>
           <w:color w:val="343A40"/>
@@ -217,7 +255,7 @@
       </w:r>
       <w:r>
         <w:rPr>
-          <w:rFonts w:ascii="Calibri" w:hAnsi="Calibri"/>
+          <w:rFonts w:ascii="PT Sans Narrow" w:hAnsi="PT Sans Narrow"/>
           <w:b/>
           <w:i w:val="0"/>
           <w:color w:val="16213E"/>
@@ -227,7 +265,7 @@
       </w:r>
       <w:r>
         <w:rPr>
-          <w:rFonts w:ascii="Calibri" w:hAnsi="Calibri"/>
+          <w:rFonts w:ascii="PT Sans Narrow" w:hAnsi="PT Sans Narrow"/>
           <w:b w:val="0"/>
           <w:i w:val="0"/>
           <w:color w:val="343A40"/>
@@ -242,7 +280,7 @@
       </w:pPr>
       <w:r>
         <w:rPr>
-          <w:rFonts w:ascii="Calibri" w:hAnsi="Calibri"/>
+          <w:rFonts w:ascii="PT Sans Narrow" w:hAnsi="PT Sans Narrow"/>
           <w:b w:val="0"/>
           <w:i w:val="0"/>
           <w:sz w:val="6"/>
@@ -305,7 +343,7 @@
             </w:pPr>
             <w:r>
               <w:rPr>
-                <w:rFonts w:ascii="Calibri" w:hAnsi="Calibri"/>
+                <w:rFonts w:ascii="PT Sans Narrow" w:hAnsi="PT Sans Narrow"/>
                 <w:b/>
                 <w:i w:val="0"/>
                 <w:color w:val="16213E"/>
@@ -315,7 +353,7 @@
             </w:r>
             <w:r>
               <w:rPr>
-                <w:rFonts w:ascii="Calibri" w:hAnsi="Calibri"/>
+                <w:rFonts w:ascii="PT Sans Narrow" w:hAnsi="PT Sans Narrow"/>
                 <w:b w:val="0"/>
                 <w:i w:val="0"/>
                 <w:color w:val="343A40"/>
@@ -330,7 +368,7 @@
             </w:pPr>
             <w:r>
               <w:rPr>
-                <w:rFonts w:ascii="Calibri" w:hAnsi="Calibri"/>
+                <w:rFonts w:ascii="PT Sans Narrow" w:hAnsi="PT Sans Narrow"/>
                 <w:b/>
                 <w:i w:val="0"/>
                 <w:color w:val="16213E"/>
@@ -340,7 +378,7 @@
             </w:r>
             <w:r>
               <w:rPr>
-                <w:rFonts w:ascii="Calibri" w:hAnsi="Calibri"/>
+                <w:rFonts w:ascii="PT Sans Narrow" w:hAnsi="PT Sans Narrow"/>
                 <w:b w:val="0"/>
                 <w:i w:val="0"/>
                 <w:color w:val="343A40"/>
@@ -355,7 +393,7 @@
             </w:pPr>
             <w:r>
               <w:rPr>
-                <w:rFonts w:ascii="Calibri" w:hAnsi="Calibri"/>
+                <w:rFonts w:ascii="PT Sans Narrow" w:hAnsi="PT Sans Narrow"/>
                 <w:b/>
                 <w:i w:val="0"/>
                 <w:color w:val="16213E"/>
@@ -365,7 +403,7 @@
             </w:r>
             <w:r>
               <w:rPr>
-                <w:rFonts w:ascii="Calibri" w:hAnsi="Calibri"/>
+                <w:rFonts w:ascii="PT Sans Narrow" w:hAnsi="PT Sans Narrow"/>
                 <w:b w:val="0"/>
                 <w:i w:val="0"/>
                 <w:color w:val="343A40"/>
@@ -380,7 +418,7 @@
             </w:pPr>
             <w:r>
               <w:rPr>
-                <w:rFonts w:ascii="Calibri" w:hAnsi="Calibri"/>
+                <w:rFonts w:ascii="PT Sans Narrow" w:hAnsi="PT Sans Narrow"/>
                 <w:b/>
                 <w:i w:val="0"/>
                 <w:color w:val="16213E"/>
@@ -390,7 +428,7 @@
             </w:r>
             <w:r>
               <w:rPr>
-                <w:rFonts w:ascii="Calibri" w:hAnsi="Calibri"/>
+                <w:rFonts w:ascii="PT Sans Narrow" w:hAnsi="PT Sans Narrow"/>
                 <w:b w:val="0"/>
                 <w:i w:val="0"/>
                 <w:color w:val="343A40"/>
@@ -408,7 +446,7 @@
       </w:pPr>
       <w:r>
         <w:rPr>
-          <w:rFonts w:ascii="Calibri" w:hAnsi="Calibri"/>
+          <w:rFonts w:ascii="PT Sans Narrow" w:hAnsi="PT Sans Narrow"/>
           <w:b w:val="0"/>
           <w:i w:val="0"/>
           <w:sz w:val="10"/>
@@ -425,16 +463,10 @@
     </w:p>
     <w:p>
       <w:pPr>
-        <w:spacing w:before="0" w:after="100"/>
+        <w:pStyle w:val="Heading1"/>
+        <w:spacing w:before="0"/>
       </w:pPr>
       <w:r>
-        <w:rPr>
-          <w:rFonts w:ascii="PT Sans Narrow" w:hAnsi="PT Sans Narrow"/>
-          <w:b/>
-          <w:i w:val="0"/>
-          <w:color w:val="0F3460"/>
-          <w:sz w:val="38"/>
-        </w:rPr>
         <w:t>Quadro d'insieme</w:t>
       </w:r>
     </w:p>
@@ -444,7 +476,7 @@
       </w:pPr>
       <w:r>
         <w:rPr>
-          <w:rFonts w:ascii="Calibri" w:hAnsi="Calibri"/>
+          <w:rFonts w:ascii="PT Sans Narrow" w:hAnsi="PT Sans Narrow"/>
           <w:b w:val="0"/>
           <w:i w:val="0"/>
           <w:color w:val="6C757D"/>
@@ -459,7 +491,7 @@
       </w:pPr>
       <w:r>
         <w:rPr>
-          <w:rFonts w:ascii="Calibri" w:hAnsi="Calibri"/>
+          <w:rFonts w:ascii="PT Sans Narrow" w:hAnsi="PT Sans Narrow"/>
           <w:b w:val="0"/>
           <w:i w:val="0"/>
           <w:sz w:val="4"/>
@@ -468,15 +500,11 @@
     </w:p>
     <w:p>
       <w:pPr>
-        <w:spacing w:before="320" w:after="100"/>
+        <w:pStyle w:val="Heading3"/>
       </w:pPr>
       <w:r>
         <w:rPr>
-          <w:rFonts w:ascii="PT Sans Narrow" w:hAnsi="PT Sans Narrow"/>
-          <w:b/>
-          <w:i w:val="0"/>
           <w:color w:val="8E44AD"/>
-          <w:sz w:val="24"/>
         </w:rPr>
         <w:t>Pomeriggio precedente</w:t>
       </w:r>
@@ -607,13 +635,13 @@
             </w:pPr>
             <w:r>
               <w:rPr>
-                <w:rFonts w:ascii="Calibri" w:hAnsi="Calibri"/>
+                <w:rFonts w:ascii="PT Sans Narrow" w:hAnsi="PT Sans Narrow"/>
                 <w:b/>
                 <w:i w:val="0"/>
                 <w:color w:val="16213E"/>
                 <w:sz w:val="20"/>
               </w:rPr>
-              <w:t>15:00</w:t>
+              <w:t>14:45</w:t>
             </w:r>
           </w:p>
         </w:tc>
@@ -640,7 +668,7 @@
             </w:pPr>
             <w:r>
               <w:rPr>
-                <w:rFonts w:ascii="Calibri" w:hAnsi="Calibri"/>
+                <w:rFonts w:ascii="PT Sans Narrow" w:hAnsi="PT Sans Narrow"/>
                 <w:b w:val="0"/>
                 <w:i w:val="0"/>
                 <w:color w:val="343A40"/>
@@ -673,7 +701,7 @@
             </w:pPr>
             <w:r>
               <w:rPr>
-                <w:rFonts w:ascii="Calibri" w:hAnsi="Calibri"/>
+                <w:rFonts w:ascii="PT Sans Narrow" w:hAnsi="PT Sans Narrow"/>
                 <w:b w:val="0"/>
                 <w:i w:val="0"/>
                 <w:color w:val="343A40"/>
@@ -708,13 +736,13 @@
             </w:pPr>
             <w:r>
               <w:rPr>
-                <w:rFonts w:ascii="Calibri" w:hAnsi="Calibri"/>
+                <w:rFonts w:ascii="PT Sans Narrow" w:hAnsi="PT Sans Narrow"/>
                 <w:b/>
                 <w:i w:val="0"/>
                 <w:color w:val="16213E"/>
                 <w:sz w:val="20"/>
               </w:rPr>
-              <w:t>15:30</w:t>
+              <w:t>15:15</w:t>
             </w:r>
           </w:p>
         </w:tc>
@@ -741,7 +769,7 @@
             </w:pPr>
             <w:r>
               <w:rPr>
-                <w:rFonts w:ascii="Calibri" w:hAnsi="Calibri"/>
+                <w:rFonts w:ascii="PT Sans Narrow" w:hAnsi="PT Sans Narrow"/>
                 <w:b w:val="0"/>
                 <w:i w:val="0"/>
                 <w:color w:val="343A40"/>
@@ -774,7 +802,7 @@
             </w:pPr>
             <w:r>
               <w:rPr>
-                <w:rFonts w:ascii="Calibri" w:hAnsi="Calibri"/>
+                <w:rFonts w:ascii="PT Sans Narrow" w:hAnsi="PT Sans Narrow"/>
                 <w:b w:val="0"/>
                 <w:i w:val="0"/>
                 <w:color w:val="343A40"/>
@@ -809,13 +837,13 @@
             </w:pPr>
             <w:r>
               <w:rPr>
-                <w:rFonts w:ascii="Calibri" w:hAnsi="Calibri"/>
+                <w:rFonts w:ascii="PT Sans Narrow" w:hAnsi="PT Sans Narrow"/>
                 <w:b/>
                 <w:i w:val="0"/>
                 <w:color w:val="E94560"/>
                 <w:sz w:val="20"/>
               </w:rPr>
-              <w:t>16:00</w:t>
+              <w:t>15:45</w:t>
             </w:r>
           </w:p>
         </w:tc>
@@ -842,7 +870,7 @@
             </w:pPr>
             <w:r>
               <w:rPr>
-                <w:rFonts w:ascii="Calibri" w:hAnsi="Calibri"/>
+                <w:rFonts w:ascii="PT Sans Narrow" w:hAnsi="PT Sans Narrow"/>
                 <w:b w:val="0"/>
                 <w:i w:val="0"/>
                 <w:color w:val="343A40"/>
@@ -875,7 +903,7 @@
             </w:pPr>
             <w:r>
               <w:rPr>
-                <w:rFonts w:ascii="Calibri" w:hAnsi="Calibri"/>
+                <w:rFonts w:ascii="PT Sans Narrow" w:hAnsi="PT Sans Narrow"/>
                 <w:b w:val="0"/>
                 <w:i w:val="0"/>
                 <w:color w:val="343A40"/>
@@ -910,13 +938,13 @@
             </w:pPr>
             <w:r>
               <w:rPr>
-                <w:rFonts w:ascii="Calibri" w:hAnsi="Calibri"/>
+                <w:rFonts w:ascii="PT Sans Narrow" w:hAnsi="PT Sans Narrow"/>
                 <w:b/>
                 <w:i w:val="0"/>
                 <w:color w:val="16213E"/>
                 <w:sz w:val="20"/>
               </w:rPr>
-              <w:t>16:15</w:t>
+              <w:t>16:00</w:t>
             </w:r>
           </w:p>
         </w:tc>
@@ -943,7 +971,7 @@
             </w:pPr>
             <w:r>
               <w:rPr>
-                <w:rFonts w:ascii="Calibri" w:hAnsi="Calibri"/>
+                <w:rFonts w:ascii="PT Sans Narrow" w:hAnsi="PT Sans Narrow"/>
                 <w:b w:val="0"/>
                 <w:i w:val="0"/>
                 <w:color w:val="343A40"/>
@@ -976,7 +1004,7 @@
             </w:pPr>
             <w:r>
               <w:rPr>
-                <w:rFonts w:ascii="Calibri" w:hAnsi="Calibri"/>
+                <w:rFonts w:ascii="PT Sans Narrow" w:hAnsi="PT Sans Narrow"/>
                 <w:b w:val="0"/>
                 <w:i w:val="0"/>
                 <w:color w:val="343A40"/>
@@ -1011,13 +1039,13 @@
             </w:pPr>
             <w:r>
               <w:rPr>
-                <w:rFonts w:ascii="Calibri" w:hAnsi="Calibri"/>
+                <w:rFonts w:ascii="PT Sans Narrow" w:hAnsi="PT Sans Narrow"/>
                 <w:b/>
                 <w:i w:val="0"/>
                 <w:color w:val="E94560"/>
                 <w:sz w:val="20"/>
               </w:rPr>
-              <w:t>16:45</w:t>
+              <w:t>16:15</w:t>
             </w:r>
           </w:p>
         </w:tc>
@@ -1044,7 +1072,7 @@
             </w:pPr>
             <w:r>
               <w:rPr>
-                <w:rFonts w:ascii="Calibri" w:hAnsi="Calibri"/>
+                <w:rFonts w:ascii="PT Sans Narrow" w:hAnsi="PT Sans Narrow"/>
                 <w:b w:val="0"/>
                 <w:i w:val="0"/>
                 <w:color w:val="343A40"/>
@@ -1077,7 +1105,7 @@
             </w:pPr>
             <w:r>
               <w:rPr>
-                <w:rFonts w:ascii="Calibri" w:hAnsi="Calibri"/>
+                <w:rFonts w:ascii="PT Sans Narrow" w:hAnsi="PT Sans Narrow"/>
                 <w:b w:val="0"/>
                 <w:i w:val="0"/>
                 <w:color w:val="343A40"/>
@@ -1112,13 +1140,13 @@
             </w:pPr>
             <w:r>
               <w:rPr>
-                <w:rFonts w:ascii="Calibri" w:hAnsi="Calibri"/>
+                <w:rFonts w:ascii="PT Sans Narrow" w:hAnsi="PT Sans Narrow"/>
                 <w:b/>
                 <w:i w:val="0"/>
                 <w:color w:val="16213E"/>
                 <w:sz w:val="20"/>
               </w:rPr>
-              <w:t>17:00</w:t>
+              <w:t>16:30</w:t>
             </w:r>
           </w:p>
         </w:tc>
@@ -1145,7 +1173,7 @@
             </w:pPr>
             <w:r>
               <w:rPr>
-                <w:rFonts w:ascii="Calibri" w:hAnsi="Calibri"/>
+                <w:rFonts w:ascii="PT Sans Narrow" w:hAnsi="PT Sans Narrow"/>
                 <w:b w:val="0"/>
                 <w:i w:val="0"/>
                 <w:color w:val="343A40"/>
@@ -1178,7 +1206,7 @@
             </w:pPr>
             <w:r>
               <w:rPr>
-                <w:rFonts w:ascii="Calibri" w:hAnsi="Calibri"/>
+                <w:rFonts w:ascii="PT Sans Narrow" w:hAnsi="PT Sans Narrow"/>
                 <w:b w:val="0"/>
                 <w:i w:val="0"/>
                 <w:color w:val="343A40"/>
@@ -1213,13 +1241,13 @@
             </w:pPr>
             <w:r>
               <w:rPr>
-                <w:rFonts w:ascii="Calibri" w:hAnsi="Calibri"/>
+                <w:rFonts w:ascii="PT Sans Narrow" w:hAnsi="PT Sans Narrow"/>
                 <w:b/>
                 <w:i w:val="0"/>
                 <w:color w:val="16213E"/>
                 <w:sz w:val="20"/>
               </w:rPr>
-              <w:t>17:15</w:t>
+              <w:t>16:45</w:t>
             </w:r>
           </w:p>
         </w:tc>
@@ -1246,7 +1274,7 @@
             </w:pPr>
             <w:r>
               <w:rPr>
-                <w:rFonts w:ascii="Calibri" w:hAnsi="Calibri"/>
+                <w:rFonts w:ascii="PT Sans Narrow" w:hAnsi="PT Sans Narrow"/>
                 <w:b w:val="0"/>
                 <w:i w:val="0"/>
                 <w:color w:val="343A40"/>
@@ -1279,7 +1307,7 @@
             </w:pPr>
             <w:r>
               <w:rPr>
-                <w:rFonts w:ascii="Calibri" w:hAnsi="Calibri"/>
+                <w:rFonts w:ascii="PT Sans Narrow" w:hAnsi="PT Sans Narrow"/>
                 <w:b w:val="0"/>
                 <w:i w:val="0"/>
                 <w:color w:val="343A40"/>
@@ -1314,13 +1342,13 @@
             </w:pPr>
             <w:r>
               <w:rPr>
-                <w:rFonts w:ascii="Calibri" w:hAnsi="Calibri"/>
+                <w:rFonts w:ascii="PT Sans Narrow" w:hAnsi="PT Sans Narrow"/>
                 <w:b/>
                 <w:i w:val="0"/>
                 <w:color w:val="E94560"/>
                 <w:sz w:val="20"/>
               </w:rPr>
-              <w:t>17:30</w:t>
+              <w:t>17:00</w:t>
             </w:r>
           </w:p>
         </w:tc>
@@ -1347,7 +1375,7 @@
             </w:pPr>
             <w:r>
               <w:rPr>
-                <w:rFonts w:ascii="Calibri" w:hAnsi="Calibri"/>
+                <w:rFonts w:ascii="PT Sans Narrow" w:hAnsi="PT Sans Narrow"/>
                 <w:b w:val="0"/>
                 <w:i w:val="0"/>
                 <w:color w:val="343A40"/>
@@ -1380,7 +1408,7 @@
             </w:pPr>
             <w:r>
               <w:rPr>
-                <w:rFonts w:ascii="Calibri" w:hAnsi="Calibri"/>
+                <w:rFonts w:ascii="PT Sans Narrow" w:hAnsi="PT Sans Narrow"/>
                 <w:b w:val="0"/>
                 <w:i w:val="0"/>
                 <w:color w:val="343A40"/>
@@ -1415,13 +1443,13 @@
             </w:pPr>
             <w:r>
               <w:rPr>
-                <w:rFonts w:ascii="Calibri" w:hAnsi="Calibri"/>
+                <w:rFonts w:ascii="PT Sans Narrow" w:hAnsi="PT Sans Narrow"/>
                 <w:b/>
                 <w:i w:val="0"/>
                 <w:color w:val="16213E"/>
                 <w:sz w:val="20"/>
               </w:rPr>
-              <w:t>17:45</w:t>
+              <w:t>17:15</w:t>
             </w:r>
           </w:p>
         </w:tc>
@@ -1448,7 +1476,7 @@
             </w:pPr>
             <w:r>
               <w:rPr>
-                <w:rFonts w:ascii="Calibri" w:hAnsi="Calibri"/>
+                <w:rFonts w:ascii="PT Sans Narrow" w:hAnsi="PT Sans Narrow"/>
                 <w:b w:val="0"/>
                 <w:i w:val="0"/>
                 <w:color w:val="343A40"/>
@@ -1481,7 +1509,7 @@
             </w:pPr>
             <w:r>
               <w:rPr>
-                <w:rFonts w:ascii="Calibri" w:hAnsi="Calibri"/>
+                <w:rFonts w:ascii="PT Sans Narrow" w:hAnsi="PT Sans Narrow"/>
                 <w:b w:val="0"/>
                 <w:i w:val="0"/>
                 <w:color w:val="343A40"/>
@@ -1516,13 +1544,13 @@
             </w:pPr>
             <w:r>
               <w:rPr>
-                <w:rFonts w:ascii="Calibri" w:hAnsi="Calibri"/>
+                <w:rFonts w:ascii="PT Sans Narrow" w:hAnsi="PT Sans Narrow"/>
                 <w:b/>
                 <w:i w:val="0"/>
-                <w:color w:val="16213E"/>
+                <w:color w:val="E94560"/>
                 <w:sz w:val="20"/>
               </w:rPr>
-              <w:t>18:00</w:t>
+              <w:t>17:30</w:t>
             </w:r>
           </w:p>
         </w:tc>
@@ -1549,13 +1577,13 @@
             </w:pPr>
             <w:r>
               <w:rPr>
-                <w:rFonts w:ascii="Calibri" w:hAnsi="Calibri"/>
+                <w:rFonts w:ascii="PT Sans Narrow" w:hAnsi="PT Sans Narrow"/>
                 <w:b w:val="0"/>
                 <w:i w:val="0"/>
                 <w:color w:val="343A40"/>
                 <w:sz w:val="20"/>
               </w:rPr>
-              <w:t>Postazioni spente e in carica</w:t>
+              <w:t>Postazioni spente: fine della giornata</w:t>
             </w:r>
           </w:p>
         </w:tc>
@@ -1582,7 +1610,7 @@
             </w:pPr>
             <w:r>
               <w:rPr>
-                <w:rFonts w:ascii="Calibri" w:hAnsi="Calibri"/>
+                <w:rFonts w:ascii="PT Sans Narrow" w:hAnsi="PT Sans Narrow"/>
                 <w:b w:val="0"/>
                 <w:i w:val="0"/>
                 <w:color w:val="343A40"/>
@@ -1600,7 +1628,7 @@
       </w:pPr>
       <w:r>
         <w:rPr>
-          <w:rFonts w:ascii="Calibri" w:hAnsi="Calibri"/>
+          <w:rFonts w:ascii="PT Sans Narrow" w:hAnsi="PT Sans Narrow"/>
           <w:b w:val="0"/>
           <w:i w:val="0"/>
           <w:sz w:val="10"/>
@@ -1609,15 +1637,11 @@
     </w:p>
     <w:p>
       <w:pPr>
-        <w:spacing w:before="320" w:after="100"/>
+        <w:pStyle w:val="Heading3"/>
       </w:pPr>
       <w:r>
         <w:rPr>
-          <w:rFonts w:ascii="PT Sans Narrow" w:hAnsi="PT Sans Narrow"/>
-          <w:b/>
-          <w:i w:val="0"/>
           <w:color w:val="3498DB"/>
-          <w:sz w:val="24"/>
         </w:rPr>
         <w:t>Mattina</w:t>
       </w:r>
@@ -1748,7 +1772,7 @@
             </w:pPr>
             <w:r>
               <w:rPr>
-                <w:rFonts w:ascii="Calibri" w:hAnsi="Calibri"/>
+                <w:rFonts w:ascii="PT Sans Narrow" w:hAnsi="PT Sans Narrow"/>
                 <w:b/>
                 <w:i w:val="0"/>
                 <w:color w:val="16213E"/>
@@ -1781,7 +1805,7 @@
             </w:pPr>
             <w:r>
               <w:rPr>
-                <w:rFonts w:ascii="Calibri" w:hAnsi="Calibri"/>
+                <w:rFonts w:ascii="PT Sans Narrow" w:hAnsi="PT Sans Narrow"/>
                 <w:b w:val="0"/>
                 <w:i w:val="0"/>
                 <w:color w:val="343A40"/>
@@ -1814,7 +1838,7 @@
             </w:pPr>
             <w:r>
               <w:rPr>
-                <w:rFonts w:ascii="Calibri" w:hAnsi="Calibri"/>
+                <w:rFonts w:ascii="PT Sans Narrow" w:hAnsi="PT Sans Narrow"/>
                 <w:b w:val="0"/>
                 <w:i w:val="0"/>
                 <w:color w:val="343A40"/>
@@ -1849,7 +1873,7 @@
             </w:pPr>
             <w:r>
               <w:rPr>
-                <w:rFonts w:ascii="Calibri" w:hAnsi="Calibri"/>
+                <w:rFonts w:ascii="PT Sans Narrow" w:hAnsi="PT Sans Narrow"/>
                 <w:b/>
                 <w:i w:val="0"/>
                 <w:color w:val="16213E"/>
@@ -1882,7 +1906,7 @@
             </w:pPr>
             <w:r>
               <w:rPr>
-                <w:rFonts w:ascii="Calibri" w:hAnsi="Calibri"/>
+                <w:rFonts w:ascii="PT Sans Narrow" w:hAnsi="PT Sans Narrow"/>
                 <w:b w:val="0"/>
                 <w:i w:val="0"/>
                 <w:color w:val="343A40"/>
@@ -1915,7 +1939,7 @@
             </w:pPr>
             <w:r>
               <w:rPr>
-                <w:rFonts w:ascii="Calibri" w:hAnsi="Calibri"/>
+                <w:rFonts w:ascii="PT Sans Narrow" w:hAnsi="PT Sans Narrow"/>
                 <w:b w:val="0"/>
                 <w:i w:val="0"/>
                 <w:color w:val="343A40"/>
@@ -1950,7 +1974,7 @@
             </w:pPr>
             <w:r>
               <w:rPr>
-                <w:rFonts w:ascii="Calibri" w:hAnsi="Calibri"/>
+                <w:rFonts w:ascii="PT Sans Narrow" w:hAnsi="PT Sans Narrow"/>
                 <w:b/>
                 <w:i w:val="0"/>
                 <w:color w:val="16213E"/>
@@ -1983,7 +2007,7 @@
             </w:pPr>
             <w:r>
               <w:rPr>
-                <w:rFonts w:ascii="Calibri" w:hAnsi="Calibri"/>
+                <w:rFonts w:ascii="PT Sans Narrow" w:hAnsi="PT Sans Narrow"/>
                 <w:b w:val="0"/>
                 <w:i w:val="0"/>
                 <w:color w:val="343A40"/>
@@ -2016,7 +2040,7 @@
             </w:pPr>
             <w:r>
               <w:rPr>
-                <w:rFonts w:ascii="Calibri" w:hAnsi="Calibri"/>
+                <w:rFonts w:ascii="PT Sans Narrow" w:hAnsi="PT Sans Narrow"/>
                 <w:b w:val="0"/>
                 <w:i w:val="0"/>
                 <w:color w:val="343A40"/>
@@ -2051,7 +2075,7 @@
             </w:pPr>
             <w:r>
               <w:rPr>
-                <w:rFonts w:ascii="Calibri" w:hAnsi="Calibri"/>
+                <w:rFonts w:ascii="PT Sans Narrow" w:hAnsi="PT Sans Narrow"/>
                 <w:b/>
                 <w:i w:val="0"/>
                 <w:color w:val="16213E"/>
@@ -2084,7 +2108,7 @@
             </w:pPr>
             <w:r>
               <w:rPr>
-                <w:rFonts w:ascii="Calibri" w:hAnsi="Calibri"/>
+                <w:rFonts w:ascii="PT Sans Narrow" w:hAnsi="PT Sans Narrow"/>
                 <w:b w:val="0"/>
                 <w:i w:val="0"/>
                 <w:color w:val="343A40"/>
@@ -2117,7 +2141,7 @@
             </w:pPr>
             <w:r>
               <w:rPr>
-                <w:rFonts w:ascii="Calibri" w:hAnsi="Calibri"/>
+                <w:rFonts w:ascii="PT Sans Narrow" w:hAnsi="PT Sans Narrow"/>
                 <w:b w:val="0"/>
                 <w:i w:val="0"/>
                 <w:color w:val="343A40"/>
@@ -2152,7 +2176,7 @@
             </w:pPr>
             <w:r>
               <w:rPr>
-                <w:rFonts w:ascii="Calibri" w:hAnsi="Calibri"/>
+                <w:rFonts w:ascii="PT Sans Narrow" w:hAnsi="PT Sans Narrow"/>
                 <w:b/>
                 <w:i w:val="0"/>
                 <w:color w:val="16213E"/>
@@ -2185,7 +2209,7 @@
             </w:pPr>
             <w:r>
               <w:rPr>
-                <w:rFonts w:ascii="Calibri" w:hAnsi="Calibri"/>
+                <w:rFonts w:ascii="PT Sans Narrow" w:hAnsi="PT Sans Narrow"/>
                 <w:b w:val="0"/>
                 <w:i w:val="0"/>
                 <w:color w:val="343A40"/>
@@ -2218,7 +2242,7 @@
             </w:pPr>
             <w:r>
               <w:rPr>
-                <w:rFonts w:ascii="Calibri" w:hAnsi="Calibri"/>
+                <w:rFonts w:ascii="PT Sans Narrow" w:hAnsi="PT Sans Narrow"/>
                 <w:b w:val="0"/>
                 <w:i w:val="0"/>
                 <w:color w:val="343A40"/>
@@ -2253,7 +2277,7 @@
             </w:pPr>
             <w:r>
               <w:rPr>
-                <w:rFonts w:ascii="Calibri" w:hAnsi="Calibri"/>
+                <w:rFonts w:ascii="PT Sans Narrow" w:hAnsi="PT Sans Narrow"/>
                 <w:b/>
                 <w:i w:val="0"/>
                 <w:color w:val="16213E"/>
@@ -2286,7 +2310,7 @@
             </w:pPr>
             <w:r>
               <w:rPr>
-                <w:rFonts w:ascii="Calibri" w:hAnsi="Calibri"/>
+                <w:rFonts w:ascii="PT Sans Narrow" w:hAnsi="PT Sans Narrow"/>
                 <w:b w:val="0"/>
                 <w:i w:val="0"/>
                 <w:color w:val="343A40"/>
@@ -2319,7 +2343,7 @@
             </w:pPr>
             <w:r>
               <w:rPr>
-                <w:rFonts w:ascii="Calibri" w:hAnsi="Calibri"/>
+                <w:rFonts w:ascii="PT Sans Narrow" w:hAnsi="PT Sans Narrow"/>
                 <w:b w:val="0"/>
                 <w:i w:val="0"/>
                 <w:color w:val="343A40"/>
@@ -2354,7 +2378,7 @@
             </w:pPr>
             <w:r>
               <w:rPr>
-                <w:rFonts w:ascii="Calibri" w:hAnsi="Calibri"/>
+                <w:rFonts w:ascii="PT Sans Narrow" w:hAnsi="PT Sans Narrow"/>
                 <w:b/>
                 <w:i w:val="0"/>
                 <w:color w:val="E94560"/>
@@ -2387,7 +2411,7 @@
             </w:pPr>
             <w:r>
               <w:rPr>
-                <w:rFonts w:ascii="Calibri" w:hAnsi="Calibri"/>
+                <w:rFonts w:ascii="PT Sans Narrow" w:hAnsi="PT Sans Narrow"/>
                 <w:b w:val="0"/>
                 <w:i w:val="0"/>
                 <w:color w:val="343A40"/>
@@ -2420,7 +2444,7 @@
             </w:pPr>
             <w:r>
               <w:rPr>
-                <w:rFonts w:ascii="Calibri" w:hAnsi="Calibri"/>
+                <w:rFonts w:ascii="PT Sans Narrow" w:hAnsi="PT Sans Narrow"/>
                 <w:b w:val="0"/>
                 <w:i w:val="0"/>
                 <w:color w:val="343A40"/>
@@ -2455,7 +2479,7 @@
             </w:pPr>
             <w:r>
               <w:rPr>
-                <w:rFonts w:ascii="Calibri" w:hAnsi="Calibri"/>
+                <w:rFonts w:ascii="PT Sans Narrow" w:hAnsi="PT Sans Narrow"/>
                 <w:b/>
                 <w:i w:val="0"/>
                 <w:color w:val="16213E"/>
@@ -2488,7 +2512,7 @@
             </w:pPr>
             <w:r>
               <w:rPr>
-                <w:rFonts w:ascii="Calibri" w:hAnsi="Calibri"/>
+                <w:rFonts w:ascii="PT Sans Narrow" w:hAnsi="PT Sans Narrow"/>
                 <w:b w:val="0"/>
                 <w:i w:val="0"/>
                 <w:color w:val="343A40"/>
@@ -2521,7 +2545,7 @@
             </w:pPr>
             <w:r>
               <w:rPr>
-                <w:rFonts w:ascii="Calibri" w:hAnsi="Calibri"/>
+                <w:rFonts w:ascii="PT Sans Narrow" w:hAnsi="PT Sans Narrow"/>
                 <w:b w:val="0"/>
                 <w:i w:val="0"/>
                 <w:color w:val="343A40"/>
@@ -2556,7 +2580,7 @@
             </w:pPr>
             <w:r>
               <w:rPr>
-                <w:rFonts w:ascii="Calibri" w:hAnsi="Calibri"/>
+                <w:rFonts w:ascii="PT Sans Narrow" w:hAnsi="PT Sans Narrow"/>
                 <w:b/>
                 <w:i w:val="0"/>
                 <w:color w:val="E94560"/>
@@ -2589,7 +2613,7 @@
             </w:pPr>
             <w:r>
               <w:rPr>
-                <w:rFonts w:ascii="Calibri" w:hAnsi="Calibri"/>
+                <w:rFonts w:ascii="PT Sans Narrow" w:hAnsi="PT Sans Narrow"/>
                 <w:b w:val="0"/>
                 <w:i w:val="0"/>
                 <w:color w:val="343A40"/>
@@ -2622,7 +2646,7 @@
             </w:pPr>
             <w:r>
               <w:rPr>
-                <w:rFonts w:ascii="Calibri" w:hAnsi="Calibri"/>
+                <w:rFonts w:ascii="PT Sans Narrow" w:hAnsi="PT Sans Narrow"/>
                 <w:b w:val="0"/>
                 <w:i w:val="0"/>
                 <w:color w:val="343A40"/>
@@ -2657,7 +2681,7 @@
             </w:pPr>
             <w:r>
               <w:rPr>
-                <w:rFonts w:ascii="Calibri" w:hAnsi="Calibri"/>
+                <w:rFonts w:ascii="PT Sans Narrow" w:hAnsi="PT Sans Narrow"/>
                 <w:b/>
                 <w:i w:val="0"/>
                 <w:color w:val="16213E"/>
@@ -2690,7 +2714,7 @@
             </w:pPr>
             <w:r>
               <w:rPr>
-                <w:rFonts w:ascii="Calibri" w:hAnsi="Calibri"/>
+                <w:rFonts w:ascii="PT Sans Narrow" w:hAnsi="PT Sans Narrow"/>
                 <w:b w:val="0"/>
                 <w:i w:val="0"/>
                 <w:color w:val="343A40"/>
@@ -2723,7 +2747,7 @@
             </w:pPr>
             <w:r>
               <w:rPr>
-                <w:rFonts w:ascii="Calibri" w:hAnsi="Calibri"/>
+                <w:rFonts w:ascii="PT Sans Narrow" w:hAnsi="PT Sans Narrow"/>
                 <w:b w:val="0"/>
                 <w:i w:val="0"/>
                 <w:color w:val="343A40"/>
@@ -2758,7 +2782,7 @@
             </w:pPr>
             <w:r>
               <w:rPr>
-                <w:rFonts w:ascii="Calibri" w:hAnsi="Calibri"/>
+                <w:rFonts w:ascii="PT Sans Narrow" w:hAnsi="PT Sans Narrow"/>
                 <w:b/>
                 <w:i w:val="0"/>
                 <w:color w:val="16213E"/>
@@ -2791,7 +2815,7 @@
             </w:pPr>
             <w:r>
               <w:rPr>
-                <w:rFonts w:ascii="Calibri" w:hAnsi="Calibri"/>
+                <w:rFonts w:ascii="PT Sans Narrow" w:hAnsi="PT Sans Narrow"/>
                 <w:b w:val="0"/>
                 <w:i w:val="0"/>
                 <w:color w:val="343A40"/>
@@ -2824,7 +2848,7 @@
             </w:pPr>
             <w:r>
               <w:rPr>
-                <w:rFonts w:ascii="Calibri" w:hAnsi="Calibri"/>
+                <w:rFonts w:ascii="PT Sans Narrow" w:hAnsi="PT Sans Narrow"/>
                 <w:b w:val="0"/>
                 <w:i w:val="0"/>
                 <w:color w:val="343A40"/>
@@ -2859,7 +2883,7 @@
             </w:pPr>
             <w:r>
               <w:rPr>
-                <w:rFonts w:ascii="Calibri" w:hAnsi="Calibri"/>
+                <w:rFonts w:ascii="PT Sans Narrow" w:hAnsi="PT Sans Narrow"/>
                 <w:b/>
                 <w:i w:val="0"/>
                 <w:color w:val="E94560"/>
@@ -2892,7 +2916,7 @@
             </w:pPr>
             <w:r>
               <w:rPr>
-                <w:rFonts w:ascii="Calibri" w:hAnsi="Calibri"/>
+                <w:rFonts w:ascii="PT Sans Narrow" w:hAnsi="PT Sans Narrow"/>
                 <w:b w:val="0"/>
                 <w:i w:val="0"/>
                 <w:color w:val="343A40"/>
@@ -2925,7 +2949,7 @@
             </w:pPr>
             <w:r>
               <w:rPr>
-                <w:rFonts w:ascii="Calibri" w:hAnsi="Calibri"/>
+                <w:rFonts w:ascii="PT Sans Narrow" w:hAnsi="PT Sans Narrow"/>
                 <w:b w:val="0"/>
                 <w:i w:val="0"/>
                 <w:color w:val="343A40"/>
@@ -2943,7 +2967,7 @@
       </w:pPr>
       <w:r>
         <w:rPr>
-          <w:rFonts w:ascii="Calibri" w:hAnsi="Calibri"/>
+          <w:rFonts w:ascii="PT Sans Narrow" w:hAnsi="PT Sans Narrow"/>
           <w:b w:val="0"/>
           <w:i w:val="0"/>
           <w:sz w:val="10"/>
@@ -2960,15 +2984,12 @@
     </w:p>
     <w:p>
       <w:pPr>
-        <w:spacing w:before="0" w:after="100"/>
+        <w:pStyle w:val="Heading1"/>
+        <w:spacing w:before="0"/>
       </w:pPr>
       <w:r>
         <w:rPr>
-          <w:rFonts w:ascii="PT Sans Narrow" w:hAnsi="PT Sans Narrow"/>
-          <w:b/>
-          <w:i w:val="0"/>
           <w:color w:val="8E44AD"/>
-          <w:sz w:val="38"/>
         </w:rPr>
         <w:t>Parte 1 — Il pomeriggio precedente</w:t>
       </w:r>
@@ -2979,13 +3000,13 @@
       </w:pPr>
       <w:r>
         <w:rPr>
-          <w:rFonts w:ascii="Calibri" w:hAnsi="Calibri"/>
+          <w:rFonts w:ascii="PT Sans Narrow" w:hAnsi="PT Sans Narrow"/>
           <w:b w:val="0"/>
           <w:i w:val="0"/>
           <w:color w:val="6C757D"/>
           <w:sz w:val="21"/>
         </w:rPr>
-        <w:t>Il banco resta aperto fino alle 17:30: le attivita di questa parte si svolgono quasi tutte a servizio ancora in corso, negli spazi fra un cliente e l'altro. Solo le ultime due richiedono la chiusura. Qui si decide cosa il cliente potra ordinare domani, e si sbloccano i clienti che altrimenti domani non potrebbero ordinare affatto.</w:t>
+        <w:t>Il banco resta aperto al pubblico fino alle 17:00: le attivita di questa parte si svolgono quasi tutte a servizio ancora in corso, negli spazi fra un cliente e l'altro. L'ultima mezz'ora — dalle 17:00 alle 17:30 — e a locale chiuso: ritiro dell'invenduto, lettura dei numeri, postazioni. Alle 17:30 si finisce di lavorare: la scaletta e costruita perche a quell'ora non resti nulla da fare. Qui si decide cosa il cliente potra ordinare domani, e si sbloccano i clienti che altrimenti domani non potrebbero ordinare affatto.</w:t>
       </w:r>
     </w:p>
     <w:tbl>
@@ -3027,7 +3048,7 @@
             </w:pPr>
             <w:r>
               <w:rPr>
-                <w:rFonts w:ascii="Calibri" w:hAnsi="Calibri"/>
+                <w:rFonts w:ascii="PT Sans Narrow" w:hAnsi="PT Sans Narrow"/>
                 <w:b w:val="0"/>
                 <w:i w:val="0"/>
                 <w:sz w:val="2"/>
@@ -3043,7 +3064,7 @@
       </w:pPr>
       <w:r>
         <w:rPr>
-          <w:rFonts w:ascii="Calibri" w:hAnsi="Calibri"/>
+          <w:rFonts w:ascii="PT Sans Narrow" w:hAnsi="PT Sans Narrow"/>
           <w:b w:val="0"/>
           <w:i w:val="0"/>
           <w:sz w:val="8"/>
@@ -3094,7 +3115,7 @@
                 <w:color w:val="FFFFFF"/>
                 <w:sz w:val="30"/>
               </w:rPr>
-              <w:t>15:00</w:t>
+              <w:t>14:45</w:t>
             </w:r>
           </w:p>
         </w:tc>
@@ -3129,7 +3150,7 @@
             </w:pPr>
             <w:r>
               <w:rPr>
-                <w:rFonts w:ascii="Calibri" w:hAnsi="Calibri"/>
+                <w:rFonts w:ascii="PT Sans Narrow" w:hAnsi="PT Sans Narrow"/>
                 <w:b/>
                 <w:i w:val="0"/>
                 <w:color w:val="16213E"/>
@@ -3139,7 +3160,7 @@
             </w:r>
             <w:r>
               <w:rPr>
-                <w:rFonts w:ascii="Calibri" w:hAnsi="Calibri"/>
+                <w:rFonts w:ascii="PT Sans Narrow" w:hAnsi="PT Sans Narrow"/>
                 <w:b w:val="0"/>
                 <w:i w:val="0"/>
                 <w:color w:val="343A40"/>
@@ -3149,7 +3170,7 @@
             </w:r>
             <w:r>
               <w:rPr>
-                <w:rFonts w:ascii="Calibri" w:hAnsi="Calibri"/>
+                <w:rFonts w:ascii="PT Sans Narrow" w:hAnsi="PT Sans Narrow"/>
                 <w:b/>
                 <w:i w:val="0"/>
                 <w:color w:val="16213E"/>
@@ -3159,7 +3180,7 @@
             </w:r>
             <w:r>
               <w:rPr>
-                <w:rFonts w:ascii="Calibri" w:hAnsi="Calibri"/>
+                <w:rFonts w:ascii="PT Sans Narrow" w:hAnsi="PT Sans Narrow"/>
                 <w:b w:val="0"/>
                 <w:i w:val="0"/>
                 <w:color w:val="343A40"/>
@@ -3174,7 +3195,7 @@
             </w:pPr>
             <w:r>
               <w:rPr>
-                <w:rFonts w:ascii="Calibri" w:hAnsi="Calibri"/>
+                <w:rFonts w:ascii="PT Sans Narrow" w:hAnsi="PT Sans Narrow"/>
                 <w:b w:val="0"/>
                 <w:i w:val="0"/>
                 <w:color w:val="343A40"/>
@@ -3199,7 +3220,7 @@
             </w:r>
             <w:r>
               <w:rPr>
-                <w:rFonts w:ascii="Calibri" w:hAnsi="Calibri"/>
+                <w:rFonts w:ascii="PT Sans Narrow" w:hAnsi="PT Sans Narrow"/>
                 <w:b w:val="0"/>
                 <w:i/>
                 <w:color w:val="6C757D"/>
@@ -3217,7 +3238,7 @@
       </w:pPr>
       <w:r>
         <w:rPr>
-          <w:rFonts w:ascii="Calibri" w:hAnsi="Calibri"/>
+          <w:rFonts w:ascii="PT Sans Narrow" w:hAnsi="PT Sans Narrow"/>
           <w:b w:val="0"/>
           <w:i w:val="0"/>
           <w:sz w:val="7"/>
@@ -3268,7 +3289,7 @@
                 <w:color w:val="FFFFFF"/>
                 <w:sz w:val="30"/>
               </w:rPr>
-              <w:t>15:30</w:t>
+              <w:t>15:15</w:t>
             </w:r>
           </w:p>
         </w:tc>
@@ -3303,7 +3324,7 @@
             </w:pPr>
             <w:r>
               <w:rPr>
-                <w:rFonts w:ascii="Calibri" w:hAnsi="Calibri"/>
+                <w:rFonts w:ascii="PT Sans Narrow" w:hAnsi="PT Sans Narrow"/>
                 <w:b/>
                 <w:i w:val="0"/>
                 <w:color w:val="16213E"/>
@@ -3313,7 +3334,7 @@
             </w:r>
             <w:r>
               <w:rPr>
-                <w:rFonts w:ascii="Calibri" w:hAnsi="Calibri"/>
+                <w:rFonts w:ascii="PT Sans Narrow" w:hAnsi="PT Sans Narrow"/>
                 <w:b w:val="0"/>
                 <w:i w:val="0"/>
                 <w:color w:val="343A40"/>
@@ -3328,7 +3349,7 @@
             </w:pPr>
             <w:r>
               <w:rPr>
-                <w:rFonts w:ascii="Calibri" w:hAnsi="Calibri"/>
+                <w:rFonts w:ascii="PT Sans Narrow" w:hAnsi="PT Sans Narrow"/>
                 <w:b w:val="0"/>
                 <w:i w:val="0"/>
                 <w:color w:val="343A40"/>
@@ -3353,7 +3374,7 @@
             </w:r>
             <w:r>
               <w:rPr>
-                <w:rFonts w:ascii="Calibri" w:hAnsi="Calibri"/>
+                <w:rFonts w:ascii="PT Sans Narrow" w:hAnsi="PT Sans Narrow"/>
                 <w:b w:val="0"/>
                 <w:i/>
                 <w:color w:val="6C757D"/>
@@ -3371,7 +3392,7 @@
       </w:pPr>
       <w:r>
         <w:rPr>
-          <w:rFonts w:ascii="Calibri" w:hAnsi="Calibri"/>
+          <w:rFonts w:ascii="PT Sans Narrow" w:hAnsi="PT Sans Narrow"/>
           <w:b w:val="0"/>
           <w:i w:val="0"/>
           <w:sz w:val="7"/>
@@ -3422,7 +3443,7 @@
                 <w:color w:val="FFFFFF"/>
                 <w:sz w:val="30"/>
               </w:rPr>
-              <w:t>16:00</w:t>
+              <w:t>15:45</w:t>
             </w:r>
           </w:p>
           <w:p>
@@ -3473,7 +3494,7 @@
             </w:pPr>
             <w:r>
               <w:rPr>
-                <w:rFonts w:ascii="Calibri" w:hAnsi="Calibri"/>
+                <w:rFonts w:ascii="PT Sans Narrow" w:hAnsi="PT Sans Narrow"/>
                 <w:b/>
                 <w:i w:val="0"/>
                 <w:color w:val="16213E"/>
@@ -3483,7 +3504,7 @@
             </w:r>
             <w:r>
               <w:rPr>
-                <w:rFonts w:ascii="Calibri" w:hAnsi="Calibri"/>
+                <w:rFonts w:ascii="PT Sans Narrow" w:hAnsi="PT Sans Narrow"/>
                 <w:b w:val="0"/>
                 <w:i w:val="0"/>
                 <w:color w:val="343A40"/>
@@ -3498,7 +3519,7 @@
             </w:pPr>
             <w:r>
               <w:rPr>
-                <w:rFonts w:ascii="Calibri" w:hAnsi="Calibri"/>
+                <w:rFonts w:ascii="PT Sans Narrow" w:hAnsi="PT Sans Narrow"/>
                 <w:b w:val="0"/>
                 <w:i w:val="0"/>
                 <w:color w:val="343A40"/>
@@ -3508,7 +3529,7 @@
             </w:r>
             <w:r>
               <w:rPr>
-                <w:rFonts w:ascii="Calibri" w:hAnsi="Calibri"/>
+                <w:rFonts w:ascii="PT Sans Narrow" w:hAnsi="PT Sans Narrow"/>
                 <w:b/>
                 <w:i w:val="0"/>
                 <w:color w:val="16213E"/>
@@ -3518,7 +3539,7 @@
             </w:r>
             <w:r>
               <w:rPr>
-                <w:rFonts w:ascii="Calibri" w:hAnsi="Calibri"/>
+                <w:rFonts w:ascii="PT Sans Narrow" w:hAnsi="PT Sans Narrow"/>
                 <w:b w:val="0"/>
                 <w:i w:val="0"/>
                 <w:color w:val="343A40"/>
@@ -3543,7 +3564,7 @@
             </w:r>
             <w:r>
               <w:rPr>
-                <w:rFonts w:ascii="Calibri" w:hAnsi="Calibri"/>
+                <w:rFonts w:ascii="PT Sans Narrow" w:hAnsi="PT Sans Narrow"/>
                 <w:b w:val="0"/>
                 <w:i/>
                 <w:color w:val="6C757D"/>
@@ -3561,7 +3582,7 @@
       </w:pPr>
       <w:r>
         <w:rPr>
-          <w:rFonts w:ascii="Calibri" w:hAnsi="Calibri"/>
+          <w:rFonts w:ascii="PT Sans Narrow" w:hAnsi="PT Sans Narrow"/>
           <w:b w:val="0"/>
           <w:i w:val="0"/>
           <w:sz w:val="7"/>
@@ -3612,7 +3633,7 @@
                 <w:color w:val="FFFFFF"/>
                 <w:sz w:val="30"/>
               </w:rPr>
-              <w:t>16:15</w:t>
+              <w:t>16:00</w:t>
             </w:r>
           </w:p>
         </w:tc>
@@ -3647,7 +3668,7 @@
             </w:pPr>
             <w:r>
               <w:rPr>
-                <w:rFonts w:ascii="Calibri" w:hAnsi="Calibri"/>
+                <w:rFonts w:ascii="PT Sans Narrow" w:hAnsi="PT Sans Narrow"/>
                 <w:b/>
                 <w:i w:val="0"/>
                 <w:color w:val="16213E"/>
@@ -3657,7 +3678,7 @@
             </w:r>
             <w:r>
               <w:rPr>
-                <w:rFonts w:ascii="Calibri" w:hAnsi="Calibri"/>
+                <w:rFonts w:ascii="PT Sans Narrow" w:hAnsi="PT Sans Narrow"/>
                 <w:b w:val="0"/>
                 <w:i w:val="0"/>
                 <w:color w:val="343A40"/>
@@ -3682,7 +3703,7 @@
             </w:r>
             <w:r>
               <w:rPr>
-                <w:rFonts w:ascii="Calibri" w:hAnsi="Calibri"/>
+                <w:rFonts w:ascii="PT Sans Narrow" w:hAnsi="PT Sans Narrow"/>
                 <w:b w:val="0"/>
                 <w:i/>
                 <w:color w:val="6C757D"/>
@@ -3700,7 +3721,7 @@
       </w:pPr>
       <w:r>
         <w:rPr>
-          <w:rFonts w:ascii="Calibri" w:hAnsi="Calibri"/>
+          <w:rFonts w:ascii="PT Sans Narrow" w:hAnsi="PT Sans Narrow"/>
           <w:b w:val="0"/>
           <w:i w:val="0"/>
           <w:sz w:val="7"/>
@@ -3751,7 +3772,7 @@
                 <w:color w:val="FFFFFF"/>
                 <w:sz w:val="30"/>
               </w:rPr>
-              <w:t>16:45</w:t>
+              <w:t>16:15</w:t>
             </w:r>
           </w:p>
           <w:p>
@@ -3802,7 +3823,7 @@
             </w:pPr>
             <w:r>
               <w:rPr>
-                <w:rFonts w:ascii="Calibri" w:hAnsi="Calibri"/>
+                <w:rFonts w:ascii="PT Sans Narrow" w:hAnsi="PT Sans Narrow"/>
                 <w:b/>
                 <w:i w:val="0"/>
                 <w:color w:val="16213E"/>
@@ -3812,7 +3833,7 @@
             </w:r>
             <w:r>
               <w:rPr>
-                <w:rFonts w:ascii="Calibri" w:hAnsi="Calibri"/>
+                <w:rFonts w:ascii="PT Sans Narrow" w:hAnsi="PT Sans Narrow"/>
                 <w:b w:val="0"/>
                 <w:i w:val="0"/>
                 <w:color w:val="343A40"/>
@@ -3822,7 +3843,7 @@
             </w:r>
             <w:r>
               <w:rPr>
-                <w:rFonts w:ascii="Calibri" w:hAnsi="Calibri"/>
+                <w:rFonts w:ascii="PT Sans Narrow" w:hAnsi="PT Sans Narrow"/>
                 <w:b/>
                 <w:i w:val="0"/>
                 <w:color w:val="16213E"/>
@@ -3832,7 +3853,7 @@
             </w:r>
             <w:r>
               <w:rPr>
-                <w:rFonts w:ascii="Calibri" w:hAnsi="Calibri"/>
+                <w:rFonts w:ascii="PT Sans Narrow" w:hAnsi="PT Sans Narrow"/>
                 <w:b w:val="0"/>
                 <w:i w:val="0"/>
                 <w:color w:val="343A40"/>
@@ -3847,7 +3868,7 @@
             </w:pPr>
             <w:r>
               <w:rPr>
-                <w:rFonts w:ascii="Calibri" w:hAnsi="Calibri"/>
+                <w:rFonts w:ascii="PT Sans Narrow" w:hAnsi="PT Sans Narrow"/>
                 <w:b w:val="0"/>
                 <w:i w:val="0"/>
                 <w:color w:val="343A40"/>
@@ -3872,7 +3893,7 @@
             </w:r>
             <w:r>
               <w:rPr>
-                <w:rFonts w:ascii="Calibri" w:hAnsi="Calibri"/>
+                <w:rFonts w:ascii="PT Sans Narrow" w:hAnsi="PT Sans Narrow"/>
                 <w:b w:val="0"/>
                 <w:i/>
                 <w:color w:val="6C757D"/>
@@ -3890,7 +3911,7 @@
       </w:pPr>
       <w:r>
         <w:rPr>
-          <w:rFonts w:ascii="Calibri" w:hAnsi="Calibri"/>
+          <w:rFonts w:ascii="PT Sans Narrow" w:hAnsi="PT Sans Narrow"/>
           <w:b w:val="0"/>
           <w:i w:val="0"/>
           <w:sz w:val="7"/>
@@ -3941,7 +3962,7 @@
                 <w:color w:val="FFFFFF"/>
                 <w:sz w:val="30"/>
               </w:rPr>
-              <w:t>17:00</w:t>
+              <w:t>16:30</w:t>
             </w:r>
           </w:p>
         </w:tc>
@@ -3976,7 +3997,7 @@
             </w:pPr>
             <w:r>
               <w:rPr>
-                <w:rFonts w:ascii="Calibri" w:hAnsi="Calibri"/>
+                <w:rFonts w:ascii="PT Sans Narrow" w:hAnsi="PT Sans Narrow"/>
                 <w:b w:val="0"/>
                 <w:i w:val="0"/>
                 <w:color w:val="343A40"/>
@@ -3991,7 +4012,7 @@
             </w:pPr>
             <w:r>
               <w:rPr>
-                <w:rFonts w:ascii="Calibri" w:hAnsi="Calibri"/>
+                <w:rFonts w:ascii="PT Sans Narrow" w:hAnsi="PT Sans Narrow"/>
                 <w:b w:val="0"/>
                 <w:i w:val="0"/>
                 <w:color w:val="343A40"/>
@@ -4001,7 +4022,7 @@
             </w:r>
             <w:r>
               <w:rPr>
-                <w:rFonts w:ascii="Calibri" w:hAnsi="Calibri"/>
+                <w:rFonts w:ascii="PT Sans Narrow" w:hAnsi="PT Sans Narrow"/>
                 <w:b/>
                 <w:i w:val="0"/>
                 <w:color w:val="16213E"/>
@@ -4011,7 +4032,7 @@
             </w:r>
             <w:r>
               <w:rPr>
-                <w:rFonts w:ascii="Calibri" w:hAnsi="Calibri"/>
+                <w:rFonts w:ascii="PT Sans Narrow" w:hAnsi="PT Sans Narrow"/>
                 <w:b w:val="0"/>
                 <w:i w:val="0"/>
                 <w:color w:val="343A40"/>
@@ -4036,7 +4057,7 @@
             </w:r>
             <w:r>
               <w:rPr>
-                <w:rFonts w:ascii="Calibri" w:hAnsi="Calibri"/>
+                <w:rFonts w:ascii="PT Sans Narrow" w:hAnsi="PT Sans Narrow"/>
                 <w:b w:val="0"/>
                 <w:i/>
                 <w:color w:val="6C757D"/>
@@ -4054,7 +4075,7 @@
       </w:pPr>
       <w:r>
         <w:rPr>
-          <w:rFonts w:ascii="Calibri" w:hAnsi="Calibri"/>
+          <w:rFonts w:ascii="PT Sans Narrow" w:hAnsi="PT Sans Narrow"/>
           <w:b w:val="0"/>
           <w:i w:val="0"/>
           <w:sz w:val="7"/>
@@ -4105,7 +4126,7 @@
                 <w:color w:val="FFFFFF"/>
                 <w:sz w:val="30"/>
               </w:rPr>
-              <w:t>17:15</w:t>
+              <w:t>16:45</w:t>
             </w:r>
           </w:p>
         </w:tc>
@@ -4140,7 +4161,7 @@
             </w:pPr>
             <w:r>
               <w:rPr>
-                <w:rFonts w:ascii="Calibri" w:hAnsi="Calibri"/>
+                <w:rFonts w:ascii="PT Sans Narrow" w:hAnsi="PT Sans Narrow"/>
                 <w:b/>
                 <w:i w:val="0"/>
                 <w:color w:val="16213E"/>
@@ -4150,7 +4171,7 @@
             </w:r>
             <w:r>
               <w:rPr>
-                <w:rFonts w:ascii="Calibri" w:hAnsi="Calibri"/>
+                <w:rFonts w:ascii="PT Sans Narrow" w:hAnsi="PT Sans Narrow"/>
                 <w:b w:val="0"/>
                 <w:i w:val="0"/>
                 <w:color w:val="343A40"/>
@@ -4165,7 +4186,7 @@
             </w:pPr>
             <w:r>
               <w:rPr>
-                <w:rFonts w:ascii="Calibri" w:hAnsi="Calibri"/>
+                <w:rFonts w:ascii="PT Sans Narrow" w:hAnsi="PT Sans Narrow"/>
                 <w:b w:val="0"/>
                 <w:i w:val="0"/>
                 <w:color w:val="343A40"/>
@@ -4190,7 +4211,7 @@
             </w:r>
             <w:r>
               <w:rPr>
-                <w:rFonts w:ascii="Calibri" w:hAnsi="Calibri"/>
+                <w:rFonts w:ascii="PT Sans Narrow" w:hAnsi="PT Sans Narrow"/>
                 <w:b w:val="0"/>
                 <w:i/>
                 <w:color w:val="6C757D"/>
@@ -4208,7 +4229,7 @@
       </w:pPr>
       <w:r>
         <w:rPr>
-          <w:rFonts w:ascii="Calibri" w:hAnsi="Calibri"/>
+          <w:rFonts w:ascii="PT Sans Narrow" w:hAnsi="PT Sans Narrow"/>
           <w:b w:val="0"/>
           <w:i w:val="0"/>
           <w:sz w:val="7"/>
@@ -4259,7 +4280,7 @@
                 <w:color w:val="FFFFFF"/>
                 <w:sz w:val="30"/>
               </w:rPr>
-              <w:t>17:30</w:t>
+              <w:t>17:00</w:t>
             </w:r>
           </w:p>
           <w:p>
@@ -4310,17 +4331,17 @@
             </w:pPr>
             <w:r>
               <w:rPr>
-                <w:rFonts w:ascii="Calibri" w:hAnsi="Calibri"/>
+                <w:rFonts w:ascii="PT Sans Narrow" w:hAnsi="PT Sans Narrow"/>
                 <w:b w:val="0"/>
                 <w:i w:val="0"/>
                 <w:color w:val="343A40"/>
                 <w:sz w:val="20"/>
               </w:rPr>
-              <w:t xml:space="preserve">Fine del servizio. Ritira dal cesto i pezzi rimasti e annulla le loro etichette una per una da </w:t>
-            </w:r>
-            <w:r>
-              <w:rPr>
-                <w:rFonts w:ascii="Calibri" w:hAnsi="Calibri"/>
+              <w:t xml:space="preserve">Fine del servizio al pubblico. Ritira dal cesto i pezzi rimasti e annulla le loro etichette una per una da </w:t>
+            </w:r>
+            <w:r>
+              <w:rPr>
+                <w:rFonts w:ascii="PT Sans Narrow" w:hAnsi="PT Sans Narrow"/>
                 <w:b/>
                 <w:i w:val="0"/>
                 <w:color w:val="16213E"/>
@@ -4330,7 +4351,7 @@
             </w:r>
             <w:r>
               <w:rPr>
-                <w:rFonts w:ascii="Calibri" w:hAnsi="Calibri"/>
+                <w:rFonts w:ascii="PT Sans Narrow" w:hAnsi="PT Sans Narrow"/>
                 <w:b w:val="0"/>
                 <w:i w:val="0"/>
                 <w:color w:val="343A40"/>
@@ -4345,7 +4366,7 @@
             </w:pPr>
             <w:r>
               <w:rPr>
-                <w:rFonts w:ascii="Calibri" w:hAnsi="Calibri"/>
+                <w:rFonts w:ascii="PT Sans Narrow" w:hAnsi="PT Sans Narrow"/>
                 <w:b w:val="0"/>
                 <w:i w:val="0"/>
                 <w:color w:val="343A40"/>
@@ -4370,13 +4391,13 @@
             </w:r>
             <w:r>
               <w:rPr>
-                <w:rFonts w:ascii="Calibri" w:hAnsi="Calibri"/>
+                <w:rFonts w:ascii="PT Sans Narrow" w:hAnsi="PT Sans Narrow"/>
                 <w:b w:val="0"/>
                 <w:i/>
                 <w:color w:val="6C757D"/>
                 <w:sz w:val="18"/>
               </w:rPr>
-              <w:t>e l'orario di chiusura del banco: prima di questo momento i pezzi nel cesto sono ancora in vendita.</w:t>
+              <w:t>chiudere alle 17:00 lascia la mezz'ora che serve per invenduto, numeri e postazioni entro le 17:30, senza sforare.</w:t>
             </w:r>
           </w:p>
         </w:tc>
@@ -4388,7 +4409,7 @@
       </w:pPr>
       <w:r>
         <w:rPr>
-          <w:rFonts w:ascii="Calibri" w:hAnsi="Calibri"/>
+          <w:rFonts w:ascii="PT Sans Narrow" w:hAnsi="PT Sans Narrow"/>
           <w:b w:val="0"/>
           <w:i w:val="0"/>
           <w:sz w:val="7"/>
@@ -4439,7 +4460,7 @@
                 <w:color w:val="FFFFFF"/>
                 <w:sz w:val="30"/>
               </w:rPr>
-              <w:t>17:45</w:t>
+              <w:t>17:15</w:t>
             </w:r>
           </w:p>
         </w:tc>
@@ -4474,7 +4495,7 @@
             </w:pPr>
             <w:r>
               <w:rPr>
-                <w:rFonts w:ascii="Calibri" w:hAnsi="Calibri"/>
+                <w:rFonts w:ascii="PT Sans Narrow" w:hAnsi="PT Sans Narrow"/>
                 <w:b/>
                 <w:i w:val="0"/>
                 <w:color w:val="16213E"/>
@@ -4484,7 +4505,7 @@
             </w:r>
             <w:r>
               <w:rPr>
-                <w:rFonts w:ascii="Calibri" w:hAnsi="Calibri"/>
+                <w:rFonts w:ascii="PT Sans Narrow" w:hAnsi="PT Sans Narrow"/>
                 <w:b w:val="0"/>
                 <w:i w:val="0"/>
                 <w:color w:val="343A40"/>
@@ -4499,7 +4520,7 @@
             </w:pPr>
             <w:r>
               <w:rPr>
-                <w:rFonts w:ascii="Calibri" w:hAnsi="Calibri"/>
+                <w:rFonts w:ascii="PT Sans Narrow" w:hAnsi="PT Sans Narrow"/>
                 <w:b w:val="0"/>
                 <w:i w:val="0"/>
                 <w:color w:val="343A40"/>
@@ -4524,7 +4545,7 @@
             </w:r>
             <w:r>
               <w:rPr>
-                <w:rFonts w:ascii="Calibri" w:hAnsi="Calibri"/>
+                <w:rFonts w:ascii="PT Sans Narrow" w:hAnsi="PT Sans Narrow"/>
                 <w:b w:val="0"/>
                 <w:i/>
                 <w:color w:val="6C757D"/>
@@ -4542,7 +4563,7 @@
       </w:pPr>
       <w:r>
         <w:rPr>
-          <w:rFonts w:ascii="Calibri" w:hAnsi="Calibri"/>
+          <w:rFonts w:ascii="PT Sans Narrow" w:hAnsi="PT Sans Narrow"/>
           <w:b w:val="0"/>
           <w:i w:val="0"/>
           <w:sz w:val="7"/>
@@ -4593,7 +4614,23 @@
                 <w:color w:val="FFFFFF"/>
                 <w:sz w:val="30"/>
               </w:rPr>
-              <w:t>18:00</w:t>
+              <w:t>17:30</w:t>
+            </w:r>
+          </w:p>
+          <w:p>
+            <w:pPr>
+              <w:spacing w:before="0" w:after="0"/>
+              <w:jc w:val="center"/>
+            </w:pPr>
+            <w:r>
+              <w:rPr>
+                <w:rFonts w:ascii="PT Sans Narrow" w:hAnsi="PT Sans Narrow"/>
+                <w:b/>
+                <w:i w:val="0"/>
+                <w:color w:val="FFFFFF"/>
+                <w:sz w:val="13"/>
+              </w:rPr>
+              <w:t>NON OLTRE</w:t>
             </w:r>
           </w:p>
         </w:tc>
@@ -4619,7 +4656,7 @@
                 <w:color w:val="16213E"/>
                 <w:sz w:val="23"/>
               </w:rPr>
-              <w:t>Chiudi le postazioni</w:t>
+              <w:t>Chiudi le postazioni: fine della giornata</w:t>
             </w:r>
           </w:p>
           <w:p>
@@ -4628,13 +4665,33 @@
             </w:pPr>
             <w:r>
               <w:rPr>
-                <w:rFonts w:ascii="Calibri" w:hAnsi="Calibri"/>
+                <w:rFonts w:ascii="PT Sans Narrow" w:hAnsi="PT Sans Narrow"/>
                 <w:b w:val="0"/>
                 <w:i w:val="0"/>
                 <w:color w:val="343A40"/>
                 <w:sz w:val="20"/>
               </w:rPr>
-              <w:t>Tablet e display in carica, stampanti spente, carta rifornita per domani.</w:t>
+              <w:t xml:space="preserve">Tablet e display in carica, stampanti spente, carta rifornita per domani. Alle </w:t>
+            </w:r>
+            <w:r>
+              <w:rPr>
+                <w:rFonts w:ascii="PT Sans Narrow" w:hAnsi="PT Sans Narrow"/>
+                <w:b/>
+                <w:i w:val="0"/>
+                <w:color w:val="16213E"/>
+                <w:sz w:val="20"/>
+              </w:rPr>
+              <w:t>17:30</w:t>
+            </w:r>
+            <w:r>
+              <w:rPr>
+                <w:rFonts w:ascii="PT Sans Narrow" w:hAnsi="PT Sans Narrow"/>
+                <w:b w:val="0"/>
+                <w:i w:val="0"/>
+                <w:color w:val="343A40"/>
+                <w:sz w:val="20"/>
+              </w:rPr>
+              <w:t xml:space="preserve"> si esce: quello che non e stato fatto si recupera domani mattina, non stasera.</w:t>
             </w:r>
           </w:p>
           <w:p>
@@ -4653,13 +4710,13 @@
             </w:r>
             <w:r>
               <w:rPr>
-                <w:rFonts w:ascii="Calibri" w:hAnsi="Calibri"/>
+                <w:rFonts w:ascii="PT Sans Narrow" w:hAnsi="PT Sans Narrow"/>
                 <w:b w:val="0"/>
                 <w:i/>
                 <w:color w:val="6C757D"/>
                 <w:sz w:val="18"/>
               </w:rPr>
-              <w:t>una batteria scarica alle 7:30 di mattina costa mezz'ora.</w:t>
+              <w:t>e l'ora in cui si finisce di lavorare; una batteria lasciata scarica costa mezz'ora alle 7:30 di domani.</w:t>
             </w:r>
           </w:p>
         </w:tc>
@@ -4671,7 +4728,7 @@
       </w:pPr>
       <w:r>
         <w:rPr>
-          <w:rFonts w:ascii="Calibri" w:hAnsi="Calibri"/>
+          <w:rFonts w:ascii="PT Sans Narrow" w:hAnsi="PT Sans Narrow"/>
           <w:b w:val="0"/>
           <w:i w:val="0"/>
           <w:sz w:val="7"/>
@@ -4688,15 +4745,12 @@
     </w:p>
     <w:p>
       <w:pPr>
-        <w:spacing w:before="0" w:after="100"/>
+        <w:pStyle w:val="Heading1"/>
+        <w:spacing w:before="0"/>
       </w:pPr>
       <w:r>
         <w:rPr>
-          <w:rFonts w:ascii="PT Sans Narrow" w:hAnsi="PT Sans Narrow"/>
-          <w:b/>
-          <w:i w:val="0"/>
           <w:color w:val="3498DB"/>
-          <w:sz w:val="38"/>
         </w:rPr>
         <w:t>Parte 2 — La mattina, fino all'apertura</w:t>
       </w:r>
@@ -4707,7 +4761,7 @@
       </w:pPr>
       <w:r>
         <w:rPr>
-          <w:rFonts w:ascii="Calibri" w:hAnsi="Calibri"/>
+          <w:rFonts w:ascii="PT Sans Narrow" w:hAnsi="PT Sans Narrow"/>
           <w:b w:val="0"/>
           <w:i w:val="0"/>
           <w:color w:val="6C757D"/>
@@ -4755,7 +4809,7 @@
             </w:pPr>
             <w:r>
               <w:rPr>
-                <w:rFonts w:ascii="Calibri" w:hAnsi="Calibri"/>
+                <w:rFonts w:ascii="PT Sans Narrow" w:hAnsi="PT Sans Narrow"/>
                 <w:b w:val="0"/>
                 <w:i w:val="0"/>
                 <w:sz w:val="2"/>
@@ -4771,7 +4825,7 @@
       </w:pPr>
       <w:r>
         <w:rPr>
-          <w:rFonts w:ascii="Calibri" w:hAnsi="Calibri"/>
+          <w:rFonts w:ascii="PT Sans Narrow" w:hAnsi="PT Sans Narrow"/>
           <w:b w:val="0"/>
           <w:i w:val="0"/>
           <w:sz w:val="8"/>
@@ -4857,7 +4911,7 @@
             </w:pPr>
             <w:r>
               <w:rPr>
-                <w:rFonts w:ascii="Calibri" w:hAnsi="Calibri"/>
+                <w:rFonts w:ascii="PT Sans Narrow" w:hAnsi="PT Sans Narrow"/>
                 <w:b w:val="0"/>
                 <w:i w:val="0"/>
                 <w:color w:val="343A40"/>
@@ -4872,7 +4926,7 @@
             </w:pPr>
             <w:r>
               <w:rPr>
-                <w:rFonts w:ascii="Calibri" w:hAnsi="Calibri"/>
+                <w:rFonts w:ascii="PT Sans Narrow" w:hAnsi="PT Sans Narrow"/>
                 <w:b w:val="0"/>
                 <w:i w:val="0"/>
                 <w:color w:val="343A40"/>
@@ -4882,7 +4936,7 @@
             </w:r>
             <w:r>
               <w:rPr>
-                <w:rFonts w:ascii="Calibri" w:hAnsi="Calibri"/>
+                <w:rFonts w:ascii="PT Sans Narrow" w:hAnsi="PT Sans Narrow"/>
                 <w:b/>
                 <w:i w:val="0"/>
                 <w:color w:val="16213E"/>
@@ -4892,7 +4946,7 @@
             </w:r>
             <w:r>
               <w:rPr>
-                <w:rFonts w:ascii="Calibri" w:hAnsi="Calibri"/>
+                <w:rFonts w:ascii="PT Sans Narrow" w:hAnsi="PT Sans Narrow"/>
                 <w:b w:val="0"/>
                 <w:i w:val="0"/>
                 <w:color w:val="343A40"/>
@@ -4902,7 +4956,7 @@
             </w:r>
             <w:r>
               <w:rPr>
-                <w:rFonts w:ascii="Calibri" w:hAnsi="Calibri"/>
+                <w:rFonts w:ascii="PT Sans Narrow" w:hAnsi="PT Sans Narrow"/>
                 <w:b/>
                 <w:i w:val="0"/>
                 <w:color w:val="16213E"/>
@@ -4912,7 +4966,7 @@
             </w:r>
             <w:r>
               <w:rPr>
-                <w:rFonts w:ascii="Calibri" w:hAnsi="Calibri"/>
+                <w:rFonts w:ascii="PT Sans Narrow" w:hAnsi="PT Sans Narrow"/>
                 <w:b w:val="0"/>
                 <w:i w:val="0"/>
                 <w:color w:val="343A40"/>
@@ -4937,7 +4991,7 @@
             </w:r>
             <w:r>
               <w:rPr>
-                <w:rFonts w:ascii="Calibri" w:hAnsi="Calibri"/>
+                <w:rFonts w:ascii="PT Sans Narrow" w:hAnsi="PT Sans Narrow"/>
                 <w:b w:val="0"/>
                 <w:i/>
                 <w:color w:val="6C757D"/>
@@ -4955,7 +5009,7 @@
       </w:pPr>
       <w:r>
         <w:rPr>
-          <w:rFonts w:ascii="Calibri" w:hAnsi="Calibri"/>
+          <w:rFonts w:ascii="PT Sans Narrow" w:hAnsi="PT Sans Narrow"/>
           <w:b w:val="0"/>
           <w:i w:val="0"/>
           <w:sz w:val="7"/>
@@ -5041,7 +5095,7 @@
             </w:pPr>
             <w:r>
               <w:rPr>
-                <w:rFonts w:ascii="Calibri" w:hAnsi="Calibri"/>
+                <w:rFonts w:ascii="PT Sans Narrow" w:hAnsi="PT Sans Narrow"/>
                 <w:b w:val="0"/>
                 <w:i w:val="0"/>
                 <w:color w:val="343A40"/>
@@ -5051,7 +5105,7 @@
             </w:r>
             <w:r>
               <w:rPr>
-                <w:rFonts w:ascii="Calibri" w:hAnsi="Calibri"/>
+                <w:rFonts w:ascii="PT Sans Narrow" w:hAnsi="PT Sans Narrow"/>
                 <w:b/>
                 <w:i w:val="0"/>
                 <w:color w:val="16213E"/>
@@ -5061,7 +5115,7 @@
             </w:r>
             <w:r>
               <w:rPr>
-                <w:rFonts w:ascii="Calibri" w:hAnsi="Calibri"/>
+                <w:rFonts w:ascii="PT Sans Narrow" w:hAnsi="PT Sans Narrow"/>
                 <w:b w:val="0"/>
                 <w:i w:val="0"/>
                 <w:color w:val="343A40"/>
@@ -5076,7 +5130,7 @@
             </w:pPr>
             <w:r>
               <w:rPr>
-                <w:rFonts w:ascii="Calibri" w:hAnsi="Calibri"/>
+                <w:rFonts w:ascii="PT Sans Narrow" w:hAnsi="PT Sans Narrow"/>
                 <w:b w:val="0"/>
                 <w:i w:val="0"/>
                 <w:color w:val="343A40"/>
@@ -5101,7 +5155,7 @@
             </w:r>
             <w:r>
               <w:rPr>
-                <w:rFonts w:ascii="Calibri" w:hAnsi="Calibri"/>
+                <w:rFonts w:ascii="PT Sans Narrow" w:hAnsi="PT Sans Narrow"/>
                 <w:b w:val="0"/>
                 <w:i/>
                 <w:color w:val="6C757D"/>
@@ -5119,7 +5173,7 @@
       </w:pPr>
       <w:r>
         <w:rPr>
-          <w:rFonts w:ascii="Calibri" w:hAnsi="Calibri"/>
+          <w:rFonts w:ascii="PT Sans Narrow" w:hAnsi="PT Sans Narrow"/>
           <w:b w:val="0"/>
           <w:i w:val="0"/>
           <w:sz w:val="7"/>
@@ -5205,7 +5259,7 @@
             </w:pPr>
             <w:r>
               <w:rPr>
-                <w:rFonts w:ascii="Calibri" w:hAnsi="Calibri"/>
+                <w:rFonts w:ascii="PT Sans Narrow" w:hAnsi="PT Sans Narrow"/>
                 <w:b w:val="0"/>
                 <w:i w:val="0"/>
                 <w:color w:val="343A40"/>
@@ -5220,7 +5274,7 @@
             </w:pPr>
             <w:r>
               <w:rPr>
-                <w:rFonts w:ascii="Calibri" w:hAnsi="Calibri"/>
+                <w:rFonts w:ascii="PT Sans Narrow" w:hAnsi="PT Sans Narrow"/>
                 <w:b w:val="0"/>
                 <w:i w:val="0"/>
                 <w:color w:val="343A40"/>
@@ -5245,7 +5299,7 @@
             </w:r>
             <w:r>
               <w:rPr>
-                <w:rFonts w:ascii="Calibri" w:hAnsi="Calibri"/>
+                <w:rFonts w:ascii="PT Sans Narrow" w:hAnsi="PT Sans Narrow"/>
                 <w:b w:val="0"/>
                 <w:i/>
                 <w:color w:val="6C757D"/>
@@ -5263,7 +5317,7 @@
       </w:pPr>
       <w:r>
         <w:rPr>
-          <w:rFonts w:ascii="Calibri" w:hAnsi="Calibri"/>
+          <w:rFonts w:ascii="PT Sans Narrow" w:hAnsi="PT Sans Narrow"/>
           <w:b w:val="0"/>
           <w:i w:val="0"/>
           <w:sz w:val="7"/>
@@ -5349,7 +5403,7 @@
             </w:pPr>
             <w:r>
               <w:rPr>
-                <w:rFonts w:ascii="Calibri" w:hAnsi="Calibri"/>
+                <w:rFonts w:ascii="PT Sans Narrow" w:hAnsi="PT Sans Narrow"/>
                 <w:b w:val="0"/>
                 <w:i w:val="0"/>
                 <w:color w:val="343A40"/>
@@ -5359,7 +5413,7 @@
             </w:r>
             <w:r>
               <w:rPr>
-                <w:rFonts w:ascii="Calibri" w:hAnsi="Calibri"/>
+                <w:rFonts w:ascii="PT Sans Narrow" w:hAnsi="PT Sans Narrow"/>
                 <w:b/>
                 <w:i w:val="0"/>
                 <w:color w:val="16213E"/>
@@ -5369,7 +5423,7 @@
             </w:r>
             <w:r>
               <w:rPr>
-                <w:rFonts w:ascii="Calibri" w:hAnsi="Calibri"/>
+                <w:rFonts w:ascii="PT Sans Narrow" w:hAnsi="PT Sans Narrow"/>
                 <w:b w:val="0"/>
                 <w:i w:val="0"/>
                 <w:color w:val="343A40"/>
@@ -5384,7 +5438,7 @@
             </w:pPr>
             <w:r>
               <w:rPr>
-                <w:rFonts w:ascii="Calibri" w:hAnsi="Calibri"/>
+                <w:rFonts w:ascii="PT Sans Narrow" w:hAnsi="PT Sans Narrow"/>
                 <w:b w:val="0"/>
                 <w:i w:val="0"/>
                 <w:color w:val="343A40"/>
@@ -5409,7 +5463,7 @@
             </w:r>
             <w:r>
               <w:rPr>
-                <w:rFonts w:ascii="Calibri" w:hAnsi="Calibri"/>
+                <w:rFonts w:ascii="PT Sans Narrow" w:hAnsi="PT Sans Narrow"/>
                 <w:b w:val="0"/>
                 <w:i/>
                 <w:color w:val="6C757D"/>
@@ -5427,7 +5481,7 @@
       </w:pPr>
       <w:r>
         <w:rPr>
-          <w:rFonts w:ascii="Calibri" w:hAnsi="Calibri"/>
+          <w:rFonts w:ascii="PT Sans Narrow" w:hAnsi="PT Sans Narrow"/>
           <w:b w:val="0"/>
           <w:i w:val="0"/>
           <w:sz w:val="7"/>
@@ -5513,7 +5567,7 @@
             </w:pPr>
             <w:r>
               <w:rPr>
-                <w:rFonts w:ascii="Calibri" w:hAnsi="Calibri"/>
+                <w:rFonts w:ascii="PT Sans Narrow" w:hAnsi="PT Sans Narrow"/>
                 <w:b/>
                 <w:i w:val="0"/>
                 <w:color w:val="16213E"/>
@@ -5523,7 +5577,7 @@
             </w:r>
             <w:r>
               <w:rPr>
-                <w:rFonts w:ascii="Calibri" w:hAnsi="Calibri"/>
+                <w:rFonts w:ascii="PT Sans Narrow" w:hAnsi="PT Sans Narrow"/>
                 <w:b w:val="0"/>
                 <w:i w:val="0"/>
                 <w:color w:val="343A40"/>
@@ -5538,7 +5592,7 @@
             </w:pPr>
             <w:r>
               <w:rPr>
-                <w:rFonts w:ascii="Calibri" w:hAnsi="Calibri"/>
+                <w:rFonts w:ascii="PT Sans Narrow" w:hAnsi="PT Sans Narrow"/>
                 <w:b w:val="0"/>
                 <w:i w:val="0"/>
                 <w:color w:val="343A40"/>
@@ -5563,7 +5617,7 @@
             </w:r>
             <w:r>
               <w:rPr>
-                <w:rFonts w:ascii="Calibri" w:hAnsi="Calibri"/>
+                <w:rFonts w:ascii="PT Sans Narrow" w:hAnsi="PT Sans Narrow"/>
                 <w:b w:val="0"/>
                 <w:i/>
                 <w:color w:val="6C757D"/>
@@ -5581,7 +5635,7 @@
       </w:pPr>
       <w:r>
         <w:rPr>
-          <w:rFonts w:ascii="Calibri" w:hAnsi="Calibri"/>
+          <w:rFonts w:ascii="PT Sans Narrow" w:hAnsi="PT Sans Narrow"/>
           <w:b w:val="0"/>
           <w:i w:val="0"/>
           <w:sz w:val="7"/>
@@ -5667,7 +5721,7 @@
             </w:pPr>
             <w:r>
               <w:rPr>
-                <w:rFonts w:ascii="Calibri" w:hAnsi="Calibri"/>
+                <w:rFonts w:ascii="PT Sans Narrow" w:hAnsi="PT Sans Narrow"/>
                 <w:b w:val="0"/>
                 <w:i w:val="0"/>
                 <w:color w:val="343A40"/>
@@ -5692,7 +5746,7 @@
             </w:r>
             <w:r>
               <w:rPr>
-                <w:rFonts w:ascii="Calibri" w:hAnsi="Calibri"/>
+                <w:rFonts w:ascii="PT Sans Narrow" w:hAnsi="PT Sans Narrow"/>
                 <w:b w:val="0"/>
                 <w:i/>
                 <w:color w:val="6C757D"/>
@@ -5710,7 +5764,7 @@
       </w:pPr>
       <w:r>
         <w:rPr>
-          <w:rFonts w:ascii="Calibri" w:hAnsi="Calibri"/>
+          <w:rFonts w:ascii="PT Sans Narrow" w:hAnsi="PT Sans Narrow"/>
           <w:b w:val="0"/>
           <w:i w:val="0"/>
           <w:sz w:val="7"/>
@@ -5812,7 +5866,7 @@
             </w:pPr>
             <w:r>
               <w:rPr>
-                <w:rFonts w:ascii="Calibri" w:hAnsi="Calibri"/>
+                <w:rFonts w:ascii="PT Sans Narrow" w:hAnsi="PT Sans Narrow"/>
                 <w:b/>
                 <w:i w:val="0"/>
                 <w:color w:val="16213E"/>
@@ -5822,7 +5876,7 @@
             </w:r>
             <w:r>
               <w:rPr>
-                <w:rFonts w:ascii="Calibri" w:hAnsi="Calibri"/>
+                <w:rFonts w:ascii="PT Sans Narrow" w:hAnsi="PT Sans Narrow"/>
                 <w:b w:val="0"/>
                 <w:i w:val="0"/>
                 <w:color w:val="343A40"/>
@@ -5837,7 +5891,7 @@
             </w:pPr>
             <w:r>
               <w:rPr>
-                <w:rFonts w:ascii="Calibri" w:hAnsi="Calibri"/>
+                <w:rFonts w:ascii="PT Sans Narrow" w:hAnsi="PT Sans Narrow"/>
                 <w:b w:val="0"/>
                 <w:i w:val="0"/>
                 <w:color w:val="343A40"/>
@@ -5847,7 +5901,7 @@
             </w:r>
             <w:r>
               <w:rPr>
-                <w:rFonts w:ascii="Calibri" w:hAnsi="Calibri"/>
+                <w:rFonts w:ascii="PT Sans Narrow" w:hAnsi="PT Sans Narrow"/>
                 <w:b/>
                 <w:i w:val="0"/>
                 <w:color w:val="16213E"/>
@@ -5857,7 +5911,7 @@
             </w:r>
             <w:r>
               <w:rPr>
-                <w:rFonts w:ascii="Calibri" w:hAnsi="Calibri"/>
+                <w:rFonts w:ascii="PT Sans Narrow" w:hAnsi="PT Sans Narrow"/>
                 <w:b w:val="0"/>
                 <w:i w:val="0"/>
                 <w:color w:val="343A40"/>
@@ -5882,7 +5936,7 @@
             </w:r>
             <w:r>
               <w:rPr>
-                <w:rFonts w:ascii="Calibri" w:hAnsi="Calibri"/>
+                <w:rFonts w:ascii="PT Sans Narrow" w:hAnsi="PT Sans Narrow"/>
                 <w:b w:val="0"/>
                 <w:i/>
                 <w:color w:val="6C757D"/>
@@ -5900,7 +5954,7 @@
       </w:pPr>
       <w:r>
         <w:rPr>
-          <w:rFonts w:ascii="Calibri" w:hAnsi="Calibri"/>
+          <w:rFonts w:ascii="PT Sans Narrow" w:hAnsi="PT Sans Narrow"/>
           <w:b w:val="0"/>
           <w:i w:val="0"/>
           <w:sz w:val="7"/>
@@ -5986,7 +6040,7 @@
             </w:pPr>
             <w:r>
               <w:rPr>
-                <w:rFonts w:ascii="Calibri" w:hAnsi="Calibri"/>
+                <w:rFonts w:ascii="PT Sans Narrow" w:hAnsi="PT Sans Narrow"/>
                 <w:b w:val="0"/>
                 <w:i w:val="0"/>
                 <w:color w:val="343A40"/>
@@ -6011,7 +6065,7 @@
             </w:r>
             <w:r>
               <w:rPr>
-                <w:rFonts w:ascii="Calibri" w:hAnsi="Calibri"/>
+                <w:rFonts w:ascii="PT Sans Narrow" w:hAnsi="PT Sans Narrow"/>
                 <w:b w:val="0"/>
                 <w:i/>
                 <w:color w:val="6C757D"/>
@@ -6029,7 +6083,7 @@
       </w:pPr>
       <w:r>
         <w:rPr>
-          <w:rFonts w:ascii="Calibri" w:hAnsi="Calibri"/>
+          <w:rFonts w:ascii="PT Sans Narrow" w:hAnsi="PT Sans Narrow"/>
           <w:b w:val="0"/>
           <w:i w:val="0"/>
           <w:sz w:val="7"/>
@@ -6131,7 +6185,7 @@
             </w:pPr>
             <w:r>
               <w:rPr>
-                <w:rFonts w:ascii="Calibri" w:hAnsi="Calibri"/>
+                <w:rFonts w:ascii="PT Sans Narrow" w:hAnsi="PT Sans Narrow"/>
                 <w:b/>
                 <w:i w:val="0"/>
                 <w:color w:val="16213E"/>
@@ -6141,7 +6195,7 @@
             </w:r>
             <w:r>
               <w:rPr>
-                <w:rFonts w:ascii="Calibri" w:hAnsi="Calibri"/>
+                <w:rFonts w:ascii="PT Sans Narrow" w:hAnsi="PT Sans Narrow"/>
                 <w:b w:val="0"/>
                 <w:i w:val="0"/>
                 <w:color w:val="343A40"/>
@@ -6156,7 +6210,7 @@
             </w:pPr>
             <w:r>
               <w:rPr>
-                <w:rFonts w:ascii="Calibri" w:hAnsi="Calibri"/>
+                <w:rFonts w:ascii="PT Sans Narrow" w:hAnsi="PT Sans Narrow"/>
                 <w:b w:val="0"/>
                 <w:i w:val="0"/>
                 <w:color w:val="343A40"/>
@@ -6166,7 +6220,7 @@
             </w:r>
             <w:r>
               <w:rPr>
-                <w:rFonts w:ascii="Calibri" w:hAnsi="Calibri"/>
+                <w:rFonts w:ascii="PT Sans Narrow" w:hAnsi="PT Sans Narrow"/>
                 <w:b/>
                 <w:i w:val="0"/>
                 <w:color w:val="16213E"/>
@@ -6176,7 +6230,7 @@
             </w:r>
             <w:r>
               <w:rPr>
-                <w:rFonts w:ascii="Calibri" w:hAnsi="Calibri"/>
+                <w:rFonts w:ascii="PT Sans Narrow" w:hAnsi="PT Sans Narrow"/>
                 <w:b w:val="0"/>
                 <w:i w:val="0"/>
                 <w:color w:val="343A40"/>
@@ -6201,7 +6255,7 @@
             </w:r>
             <w:r>
               <w:rPr>
-                <w:rFonts w:ascii="Calibri" w:hAnsi="Calibri"/>
+                <w:rFonts w:ascii="PT Sans Narrow" w:hAnsi="PT Sans Narrow"/>
                 <w:b w:val="0"/>
                 <w:i/>
                 <w:color w:val="6C757D"/>
@@ -6219,7 +6273,7 @@
       </w:pPr>
       <w:r>
         <w:rPr>
-          <w:rFonts w:ascii="Calibri" w:hAnsi="Calibri"/>
+          <w:rFonts w:ascii="PT Sans Narrow" w:hAnsi="PT Sans Narrow"/>
           <w:b w:val="0"/>
           <w:i w:val="0"/>
           <w:sz w:val="7"/>
@@ -6305,7 +6359,7 @@
             </w:pPr>
             <w:r>
               <w:rPr>
-                <w:rFonts w:ascii="Calibri" w:hAnsi="Calibri"/>
+                <w:rFonts w:ascii="PT Sans Narrow" w:hAnsi="PT Sans Narrow"/>
                 <w:b w:val="0"/>
                 <w:i w:val="0"/>
                 <w:color w:val="343A40"/>
@@ -6320,7 +6374,7 @@
             </w:pPr>
             <w:r>
               <w:rPr>
-                <w:rFonts w:ascii="Calibri" w:hAnsi="Calibri"/>
+                <w:rFonts w:ascii="PT Sans Narrow" w:hAnsi="PT Sans Narrow"/>
                 <w:b w:val="0"/>
                 <w:i w:val="0"/>
                 <w:color w:val="343A40"/>
@@ -6345,7 +6399,7 @@
             </w:r>
             <w:r>
               <w:rPr>
-                <w:rFonts w:ascii="Calibri" w:hAnsi="Calibri"/>
+                <w:rFonts w:ascii="PT Sans Narrow" w:hAnsi="PT Sans Narrow"/>
                 <w:b w:val="0"/>
                 <w:i/>
                 <w:color w:val="6C757D"/>
@@ -6363,7 +6417,7 @@
       </w:pPr>
       <w:r>
         <w:rPr>
-          <w:rFonts w:ascii="Calibri" w:hAnsi="Calibri"/>
+          <w:rFonts w:ascii="PT Sans Narrow" w:hAnsi="PT Sans Narrow"/>
           <w:b w:val="0"/>
           <w:i w:val="0"/>
           <w:sz w:val="7"/>
@@ -6449,7 +6503,7 @@
             </w:pPr>
             <w:r>
               <w:rPr>
-                <w:rFonts w:ascii="Calibri" w:hAnsi="Calibri"/>
+                <w:rFonts w:ascii="PT Sans Narrow" w:hAnsi="PT Sans Narrow"/>
                 <w:b w:val="0"/>
                 <w:i w:val="0"/>
                 <w:color w:val="343A40"/>
@@ -6464,7 +6518,7 @@
             </w:pPr>
             <w:r>
               <w:rPr>
-                <w:rFonts w:ascii="Calibri" w:hAnsi="Calibri"/>
+                <w:rFonts w:ascii="PT Sans Narrow" w:hAnsi="PT Sans Narrow"/>
                 <w:b w:val="0"/>
                 <w:i w:val="0"/>
                 <w:color w:val="343A40"/>
@@ -6489,7 +6543,7 @@
             </w:r>
             <w:r>
               <w:rPr>
-                <w:rFonts w:ascii="Calibri" w:hAnsi="Calibri"/>
+                <w:rFonts w:ascii="PT Sans Narrow" w:hAnsi="PT Sans Narrow"/>
                 <w:b w:val="0"/>
                 <w:i/>
                 <w:color w:val="6C757D"/>
@@ -6507,7 +6561,7 @@
       </w:pPr>
       <w:r>
         <w:rPr>
-          <w:rFonts w:ascii="Calibri" w:hAnsi="Calibri"/>
+          <w:rFonts w:ascii="PT Sans Narrow" w:hAnsi="PT Sans Narrow"/>
           <w:b w:val="0"/>
           <w:i w:val="0"/>
           <w:sz w:val="7"/>
@@ -6609,7 +6663,7 @@
             </w:pPr>
             <w:r>
               <w:rPr>
-                <w:rFonts w:ascii="Calibri" w:hAnsi="Calibri"/>
+                <w:rFonts w:ascii="PT Sans Narrow" w:hAnsi="PT Sans Narrow"/>
                 <w:b w:val="0"/>
                 <w:i w:val="0"/>
                 <w:color w:val="343A40"/>
@@ -6619,7 +6673,7 @@
             </w:r>
             <w:r>
               <w:rPr>
-                <w:rFonts w:ascii="Calibri" w:hAnsi="Calibri"/>
+                <w:rFonts w:ascii="PT Sans Narrow" w:hAnsi="PT Sans Narrow"/>
                 <w:b/>
                 <w:i w:val="0"/>
                 <w:color w:val="16213E"/>
@@ -6629,7 +6683,7 @@
             </w:r>
             <w:r>
               <w:rPr>
-                <w:rFonts w:ascii="Calibri" w:hAnsi="Calibri"/>
+                <w:rFonts w:ascii="PT Sans Narrow" w:hAnsi="PT Sans Narrow"/>
                 <w:b w:val="0"/>
                 <w:i w:val="0"/>
                 <w:color w:val="343A40"/>
@@ -6654,7 +6708,7 @@
             </w:r>
             <w:r>
               <w:rPr>
-                <w:rFonts w:ascii="Calibri" w:hAnsi="Calibri"/>
+                <w:rFonts w:ascii="PT Sans Narrow" w:hAnsi="PT Sans Narrow"/>
                 <w:b w:val="0"/>
                 <w:i/>
                 <w:color w:val="6C757D"/>
@@ -6672,7 +6726,7 @@
       </w:pPr>
       <w:r>
         <w:rPr>
-          <w:rFonts w:ascii="Calibri" w:hAnsi="Calibri"/>
+          <w:rFonts w:ascii="PT Sans Narrow" w:hAnsi="PT Sans Narrow"/>
           <w:b w:val="0"/>
           <w:i w:val="0"/>
           <w:sz w:val="7"/>
@@ -6689,15 +6743,12 @@
     </w:p>
     <w:p>
       <w:pPr>
-        <w:spacing w:before="0" w:after="100"/>
+        <w:pStyle w:val="Heading1"/>
+        <w:spacing w:before="0"/>
       </w:pPr>
       <w:r>
         <w:rPr>
-          <w:rFonts w:ascii="PT Sans Narrow" w:hAnsi="PT Sans Narrow"/>
-          <w:b/>
-          <w:i w:val="0"/>
           <w:color w:val="27AE60"/>
-          <w:sz w:val="38"/>
         </w:rPr>
         <w:t>Parte 3 — Il primo ordine</w:t>
       </w:r>
@@ -6708,7 +6759,7 @@
       </w:pPr>
       <w:r>
         <w:rPr>
-          <w:rFonts w:ascii="Calibri" w:hAnsi="Calibri"/>
+          <w:rFonts w:ascii="PT Sans Narrow" w:hAnsi="PT Sans Narrow"/>
           <w:b w:val="0"/>
           <w:i w:val="0"/>
           <w:color w:val="6C757D"/>
@@ -6756,7 +6807,7 @@
             </w:pPr>
             <w:r>
               <w:rPr>
-                <w:rFonts w:ascii="Calibri" w:hAnsi="Calibri"/>
+                <w:rFonts w:ascii="PT Sans Narrow" w:hAnsi="PT Sans Narrow"/>
                 <w:b w:val="0"/>
                 <w:i w:val="0"/>
                 <w:sz w:val="2"/>
@@ -6772,7 +6823,7 @@
       </w:pPr>
       <w:r>
         <w:rPr>
-          <w:rFonts w:ascii="Calibri" w:hAnsi="Calibri"/>
+          <w:rFonts w:ascii="PT Sans Narrow" w:hAnsi="PT Sans Narrow"/>
           <w:b w:val="0"/>
           <w:i w:val="0"/>
           <w:sz w:val="8"/>
@@ -6858,7 +6909,7 @@
             </w:pPr>
             <w:r>
               <w:rPr>
-                <w:rFonts w:ascii="Calibri" w:hAnsi="Calibri"/>
+                <w:rFonts w:ascii="PT Sans Narrow" w:hAnsi="PT Sans Narrow"/>
                 <w:b w:val="0"/>
                 <w:i w:val="0"/>
                 <w:color w:val="343A40"/>
@@ -6868,7 +6919,7 @@
             </w:r>
             <w:r>
               <w:rPr>
-                <w:rFonts w:ascii="Calibri" w:hAnsi="Calibri"/>
+                <w:rFonts w:ascii="PT Sans Narrow" w:hAnsi="PT Sans Narrow"/>
                 <w:b/>
                 <w:i w:val="0"/>
                 <w:color w:val="16213E"/>
@@ -6878,7 +6929,7 @@
             </w:r>
             <w:r>
               <w:rPr>
-                <w:rFonts w:ascii="Calibri" w:hAnsi="Calibri"/>
+                <w:rFonts w:ascii="PT Sans Narrow" w:hAnsi="PT Sans Narrow"/>
                 <w:b w:val="0"/>
                 <w:i w:val="0"/>
                 <w:color w:val="343A40"/>
@@ -6893,7 +6944,7 @@
             </w:pPr>
             <w:r>
               <w:rPr>
-                <w:rFonts w:ascii="Calibri" w:hAnsi="Calibri"/>
+                <w:rFonts w:ascii="PT Sans Narrow" w:hAnsi="PT Sans Narrow"/>
                 <w:b w:val="0"/>
                 <w:i w:val="0"/>
                 <w:color w:val="343A40"/>
@@ -6903,7 +6954,7 @@
             </w:r>
             <w:r>
               <w:rPr>
-                <w:rFonts w:ascii="Calibri" w:hAnsi="Calibri"/>
+                <w:rFonts w:ascii="PT Sans Narrow" w:hAnsi="PT Sans Narrow"/>
                 <w:b/>
                 <w:i w:val="0"/>
                 <w:color w:val="16213E"/>
@@ -6913,7 +6964,7 @@
             </w:r>
             <w:r>
               <w:rPr>
-                <w:rFonts w:ascii="Calibri" w:hAnsi="Calibri"/>
+                <w:rFonts w:ascii="PT Sans Narrow" w:hAnsi="PT Sans Narrow"/>
                 <w:b w:val="0"/>
                 <w:i w:val="0"/>
                 <w:color w:val="343A40"/>
@@ -6931,7 +6982,7 @@
       </w:pPr>
       <w:r>
         <w:rPr>
-          <w:rFonts w:ascii="Calibri" w:hAnsi="Calibri"/>
+          <w:rFonts w:ascii="PT Sans Narrow" w:hAnsi="PT Sans Narrow"/>
           <w:b w:val="0"/>
           <w:i w:val="0"/>
           <w:sz w:val="6"/>
@@ -7017,7 +7068,7 @@
             </w:pPr>
             <w:r>
               <w:rPr>
-                <w:rFonts w:ascii="Calibri" w:hAnsi="Calibri"/>
+                <w:rFonts w:ascii="PT Sans Narrow" w:hAnsi="PT Sans Narrow"/>
                 <w:b w:val="0"/>
                 <w:i w:val="0"/>
                 <w:color w:val="343A40"/>
@@ -7027,7 +7078,7 @@
             </w:r>
             <w:r>
               <w:rPr>
-                <w:rFonts w:ascii="Calibri" w:hAnsi="Calibri"/>
+                <w:rFonts w:ascii="PT Sans Narrow" w:hAnsi="PT Sans Narrow"/>
                 <w:b/>
                 <w:i w:val="0"/>
                 <w:color w:val="16213E"/>
@@ -7037,7 +7088,7 @@
             </w:r>
             <w:r>
               <w:rPr>
-                <w:rFonts w:ascii="Calibri" w:hAnsi="Calibri"/>
+                <w:rFonts w:ascii="PT Sans Narrow" w:hAnsi="PT Sans Narrow"/>
                 <w:b w:val="0"/>
                 <w:i w:val="0"/>
                 <w:color w:val="343A40"/>
@@ -7052,7 +7103,7 @@
             </w:pPr>
             <w:r>
               <w:rPr>
-                <w:rFonts w:ascii="Calibri" w:hAnsi="Calibri"/>
+                <w:rFonts w:ascii="PT Sans Narrow" w:hAnsi="PT Sans Narrow"/>
                 <w:b w:val="0"/>
                 <w:i w:val="0"/>
                 <w:color w:val="343A40"/>
@@ -7070,7 +7121,7 @@
       </w:pPr>
       <w:r>
         <w:rPr>
-          <w:rFonts w:ascii="Calibri" w:hAnsi="Calibri"/>
+          <w:rFonts w:ascii="PT Sans Narrow" w:hAnsi="PT Sans Narrow"/>
           <w:b w:val="0"/>
           <w:i w:val="0"/>
           <w:sz w:val="6"/>
@@ -7156,7 +7207,7 @@
             </w:pPr>
             <w:r>
               <w:rPr>
-                <w:rFonts w:ascii="Calibri" w:hAnsi="Calibri"/>
+                <w:rFonts w:ascii="PT Sans Narrow" w:hAnsi="PT Sans Narrow"/>
                 <w:b w:val="0"/>
                 <w:i w:val="0"/>
                 <w:color w:val="343A40"/>
@@ -7174,7 +7225,7 @@
       </w:pPr>
       <w:r>
         <w:rPr>
-          <w:rFonts w:ascii="Calibri" w:hAnsi="Calibri"/>
+          <w:rFonts w:ascii="PT Sans Narrow" w:hAnsi="PT Sans Narrow"/>
           <w:b w:val="0"/>
           <w:i w:val="0"/>
           <w:sz w:val="6"/>
@@ -7260,7 +7311,7 @@
             </w:pPr>
             <w:r>
               <w:rPr>
-                <w:rFonts w:ascii="Calibri" w:hAnsi="Calibri"/>
+                <w:rFonts w:ascii="PT Sans Narrow" w:hAnsi="PT Sans Narrow"/>
                 <w:b w:val="0"/>
                 <w:i w:val="0"/>
                 <w:color w:val="343A40"/>
@@ -7270,7 +7321,7 @@
             </w:r>
             <w:r>
               <w:rPr>
-                <w:rFonts w:ascii="Calibri" w:hAnsi="Calibri"/>
+                <w:rFonts w:ascii="PT Sans Narrow" w:hAnsi="PT Sans Narrow"/>
                 <w:b/>
                 <w:i w:val="0"/>
                 <w:color w:val="16213E"/>
@@ -7280,7 +7331,7 @@
             </w:r>
             <w:r>
               <w:rPr>
-                <w:rFonts w:ascii="Calibri" w:hAnsi="Calibri"/>
+                <w:rFonts w:ascii="PT Sans Narrow" w:hAnsi="PT Sans Narrow"/>
                 <w:b w:val="0"/>
                 <w:i w:val="0"/>
                 <w:color w:val="343A40"/>
@@ -7295,7 +7346,7 @@
             </w:pPr>
             <w:r>
               <w:rPr>
-                <w:rFonts w:ascii="Calibri" w:hAnsi="Calibri"/>
+                <w:rFonts w:ascii="PT Sans Narrow" w:hAnsi="PT Sans Narrow"/>
                 <w:b w:val="0"/>
                 <w:i w:val="0"/>
                 <w:color w:val="343A40"/>
@@ -7313,7 +7364,7 @@
       </w:pPr>
       <w:r>
         <w:rPr>
-          <w:rFonts w:ascii="Calibri" w:hAnsi="Calibri"/>
+          <w:rFonts w:ascii="PT Sans Narrow" w:hAnsi="PT Sans Narrow"/>
           <w:b w:val="0"/>
           <w:i w:val="0"/>
           <w:sz w:val="6"/>
@@ -7399,7 +7450,7 @@
             </w:pPr>
             <w:r>
               <w:rPr>
-                <w:rFonts w:ascii="Calibri" w:hAnsi="Calibri"/>
+                <w:rFonts w:ascii="PT Sans Narrow" w:hAnsi="PT Sans Narrow"/>
                 <w:b w:val="0"/>
                 <w:i w:val="0"/>
                 <w:color w:val="343A40"/>
@@ -7409,7 +7460,7 @@
             </w:r>
             <w:r>
               <w:rPr>
-                <w:rFonts w:ascii="Calibri" w:hAnsi="Calibri"/>
+                <w:rFonts w:ascii="PT Sans Narrow" w:hAnsi="PT Sans Narrow"/>
                 <w:b/>
                 <w:i w:val="0"/>
                 <w:color w:val="16213E"/>
@@ -7419,7 +7470,7 @@
             </w:r>
             <w:r>
               <w:rPr>
-                <w:rFonts w:ascii="Calibri" w:hAnsi="Calibri"/>
+                <w:rFonts w:ascii="PT Sans Narrow" w:hAnsi="PT Sans Narrow"/>
                 <w:b w:val="0"/>
                 <w:i w:val="0"/>
                 <w:color w:val="343A40"/>
@@ -7437,7 +7488,7 @@
       </w:pPr>
       <w:r>
         <w:rPr>
-          <w:rFonts w:ascii="Calibri" w:hAnsi="Calibri"/>
+          <w:rFonts w:ascii="PT Sans Narrow" w:hAnsi="PT Sans Narrow"/>
           <w:b w:val="0"/>
           <w:i w:val="0"/>
           <w:sz w:val="6"/>
@@ -7523,7 +7574,7 @@
             </w:pPr>
             <w:r>
               <w:rPr>
-                <w:rFonts w:ascii="Calibri" w:hAnsi="Calibri"/>
+                <w:rFonts w:ascii="PT Sans Narrow" w:hAnsi="PT Sans Narrow"/>
                 <w:b w:val="0"/>
                 <w:i w:val="0"/>
                 <w:color w:val="343A40"/>
@@ -7533,7 +7584,7 @@
             </w:r>
             <w:r>
               <w:rPr>
-                <w:rFonts w:ascii="Calibri" w:hAnsi="Calibri"/>
+                <w:rFonts w:ascii="PT Sans Narrow" w:hAnsi="PT Sans Narrow"/>
                 <w:b/>
                 <w:i w:val="0"/>
                 <w:color w:val="16213E"/>
@@ -7543,7 +7594,7 @@
             </w:r>
             <w:r>
               <w:rPr>
-                <w:rFonts w:ascii="Calibri" w:hAnsi="Calibri"/>
+                <w:rFonts w:ascii="PT Sans Narrow" w:hAnsi="PT Sans Narrow"/>
                 <w:b w:val="0"/>
                 <w:i w:val="0"/>
                 <w:color w:val="343A40"/>
@@ -7553,7 +7604,7 @@
             </w:r>
             <w:r>
               <w:rPr>
-                <w:rFonts w:ascii="Calibri" w:hAnsi="Calibri"/>
+                <w:rFonts w:ascii="PT Sans Narrow" w:hAnsi="PT Sans Narrow"/>
                 <w:b/>
                 <w:i w:val="0"/>
                 <w:color w:val="16213E"/>
@@ -7563,7 +7614,7 @@
             </w:r>
             <w:r>
               <w:rPr>
-                <w:rFonts w:ascii="Calibri" w:hAnsi="Calibri"/>
+                <w:rFonts w:ascii="PT Sans Narrow" w:hAnsi="PT Sans Narrow"/>
                 <w:b w:val="0"/>
                 <w:i w:val="0"/>
                 <w:color w:val="343A40"/>
@@ -7578,7 +7629,7 @@
             </w:pPr>
             <w:r>
               <w:rPr>
-                <w:rFonts w:ascii="Calibri" w:hAnsi="Calibri"/>
+                <w:rFonts w:ascii="PT Sans Narrow" w:hAnsi="PT Sans Narrow"/>
                 <w:b w:val="0"/>
                 <w:i w:val="0"/>
                 <w:color w:val="343A40"/>
@@ -7596,7 +7647,7 @@
       </w:pPr>
       <w:r>
         <w:rPr>
-          <w:rFonts w:ascii="Calibri" w:hAnsi="Calibri"/>
+          <w:rFonts w:ascii="PT Sans Narrow" w:hAnsi="PT Sans Narrow"/>
           <w:b w:val="0"/>
           <w:i w:val="0"/>
           <w:sz w:val="6"/>
@@ -7613,15 +7664,12 @@
     </w:p>
     <w:p>
       <w:pPr>
-        <w:spacing w:before="0" w:after="100"/>
+        <w:pStyle w:val="Heading1"/>
+        <w:spacing w:before="0"/>
       </w:pPr>
       <w:r>
         <w:rPr>
-          <w:rFonts w:ascii="PT Sans Narrow" w:hAnsi="PT Sans Narrow"/>
-          <w:b/>
-          <w:i w:val="0"/>
           <w:color w:val="0F3460"/>
-          <w:sz w:val="38"/>
         </w:rPr>
         <w:t>Parte 4 — Oltre la giornata</w:t>
       </w:r>
@@ -7632,7 +7680,7 @@
       </w:pPr>
       <w:r>
         <w:rPr>
-          <w:rFonts w:ascii="Calibri" w:hAnsi="Calibri"/>
+          <w:rFonts w:ascii="PT Sans Narrow" w:hAnsi="PT Sans Narrow"/>
           <w:b w:val="0"/>
           <w:i w:val="0"/>
           <w:color w:val="6C757D"/>
@@ -7680,7 +7728,7 @@
             </w:pPr>
             <w:r>
               <w:rPr>
-                <w:rFonts w:ascii="Calibri" w:hAnsi="Calibri"/>
+                <w:rFonts w:ascii="PT Sans Narrow" w:hAnsi="PT Sans Narrow"/>
                 <w:b w:val="0"/>
                 <w:i w:val="0"/>
                 <w:sz w:val="2"/>
@@ -7696,7 +7744,7 @@
       </w:pPr>
       <w:r>
         <w:rPr>
-          <w:rFonts w:ascii="Calibri" w:hAnsi="Calibri"/>
+          <w:rFonts w:ascii="PT Sans Narrow" w:hAnsi="PT Sans Narrow"/>
           <w:b w:val="0"/>
           <w:i w:val="0"/>
           <w:sz w:val="8"/>
@@ -7705,15 +7753,11 @@
     </w:p>
     <w:p>
       <w:pPr>
-        <w:spacing w:before="320" w:after="100"/>
+        <w:pStyle w:val="Heading3"/>
       </w:pPr>
       <w:r>
         <w:rPr>
-          <w:rFonts w:ascii="PT Sans Narrow" w:hAnsi="PT Sans Narrow"/>
-          <w:b/>
-          <w:i w:val="0"/>
           <w:color w:val="16213E"/>
-          <w:sz w:val="24"/>
         </w:rPr>
         <w:t>A fine mese: la fattura alle aziende</w:t>
       </w:r>
@@ -7799,7 +7843,7 @@
             </w:pPr>
             <w:r>
               <w:rPr>
-                <w:rFonts w:ascii="Calibri" w:hAnsi="Calibri"/>
+                <w:rFonts w:ascii="PT Sans Narrow" w:hAnsi="PT Sans Narrow"/>
                 <w:b/>
                 <w:i w:val="0"/>
                 <w:color w:val="16213E"/>
@@ -7809,7 +7853,7 @@
             </w:r>
             <w:r>
               <w:rPr>
-                <w:rFonts w:ascii="Calibri" w:hAnsi="Calibri"/>
+                <w:rFonts w:ascii="PT Sans Narrow" w:hAnsi="PT Sans Narrow"/>
                 <w:b w:val="0"/>
                 <w:i w:val="0"/>
                 <w:color w:val="343A40"/>
@@ -7819,7 +7863,7 @@
             </w:r>
             <w:r>
               <w:rPr>
-                <w:rFonts w:ascii="Calibri" w:hAnsi="Calibri"/>
+                <w:rFonts w:ascii="PT Sans Narrow" w:hAnsi="PT Sans Narrow"/>
                 <w:b/>
                 <w:i w:val="0"/>
                 <w:color w:val="16213E"/>
@@ -7829,7 +7873,7 @@
             </w:r>
             <w:r>
               <w:rPr>
-                <w:rFonts w:ascii="Calibri" w:hAnsi="Calibri"/>
+                <w:rFonts w:ascii="PT Sans Narrow" w:hAnsi="PT Sans Narrow"/>
                 <w:b w:val="0"/>
                 <w:i w:val="0"/>
                 <w:color w:val="343A40"/>
@@ -7844,7 +7888,7 @@
             </w:pPr>
             <w:r>
               <w:rPr>
-                <w:rFonts w:ascii="Calibri" w:hAnsi="Calibri"/>
+                <w:rFonts w:ascii="PT Sans Narrow" w:hAnsi="PT Sans Narrow"/>
                 <w:b w:val="0"/>
                 <w:i w:val="0"/>
                 <w:color w:val="343A40"/>
@@ -7854,7 +7898,7 @@
             </w:r>
             <w:r>
               <w:rPr>
-                <w:rFonts w:ascii="Calibri" w:hAnsi="Calibri"/>
+                <w:rFonts w:ascii="PT Sans Narrow" w:hAnsi="PT Sans Narrow"/>
                 <w:b/>
                 <w:i w:val="0"/>
                 <w:color w:val="16213E"/>
@@ -7864,7 +7908,7 @@
             </w:r>
             <w:r>
               <w:rPr>
-                <w:rFonts w:ascii="Calibri" w:hAnsi="Calibri"/>
+                <w:rFonts w:ascii="PT Sans Narrow" w:hAnsi="PT Sans Narrow"/>
                 <w:b w:val="0"/>
                 <w:i w:val="0"/>
                 <w:color w:val="343A40"/>
@@ -7879,7 +7923,7 @@
             </w:pPr>
             <w:r>
               <w:rPr>
-                <w:rFonts w:ascii="Calibri" w:hAnsi="Calibri"/>
+                <w:rFonts w:ascii="PT Sans Narrow" w:hAnsi="PT Sans Narrow"/>
                 <w:b w:val="0"/>
                 <w:i w:val="0"/>
                 <w:color w:val="343A40"/>
@@ -7904,7 +7948,7 @@
             </w:r>
             <w:r>
               <w:rPr>
-                <w:rFonts w:ascii="Calibri" w:hAnsi="Calibri"/>
+                <w:rFonts w:ascii="PT Sans Narrow" w:hAnsi="PT Sans Narrow"/>
                 <w:b w:val="0"/>
                 <w:i/>
                 <w:color w:val="6C757D"/>
@@ -7922,7 +7966,7 @@
       </w:pPr>
       <w:r>
         <w:rPr>
-          <w:rFonts w:ascii="Calibri" w:hAnsi="Calibri"/>
+          <w:rFonts w:ascii="PT Sans Narrow" w:hAnsi="PT Sans Narrow"/>
           <w:b w:val="0"/>
           <w:i w:val="0"/>
           <w:sz w:val="7"/>
@@ -7931,15 +7975,11 @@
     </w:p>
     <w:p>
       <w:pPr>
-        <w:spacing w:before="320" w:after="100"/>
+        <w:pStyle w:val="Heading3"/>
       </w:pPr>
       <w:r>
         <w:rPr>
-          <w:rFonts w:ascii="PT Sans Narrow" w:hAnsi="PT Sans Narrow"/>
-          <w:b/>
-          <w:i w:val="0"/>
           <w:color w:val="16213E"/>
-          <w:sz w:val="24"/>
         </w:rPr>
         <w:t>Ogni settimana: la copia di sicurezza</w:t>
       </w:r>
@@ -8025,7 +8065,7 @@
             </w:pPr>
             <w:r>
               <w:rPr>
-                <w:rFonts w:ascii="Calibri" w:hAnsi="Calibri"/>
+                <w:rFonts w:ascii="PT Sans Narrow" w:hAnsi="PT Sans Narrow"/>
                 <w:b w:val="0"/>
                 <w:i w:val="0"/>
                 <w:color w:val="343A40"/>
@@ -8035,7 +8075,7 @@
             </w:r>
             <w:r>
               <w:rPr>
-                <w:rFonts w:ascii="Calibri" w:hAnsi="Calibri"/>
+                <w:rFonts w:ascii="PT Sans Narrow" w:hAnsi="PT Sans Narrow"/>
                 <w:b/>
                 <w:i w:val="0"/>
                 <w:color w:val="16213E"/>
@@ -8045,7 +8085,7 @@
             </w:r>
             <w:r>
               <w:rPr>
-                <w:rFonts w:ascii="Calibri" w:hAnsi="Calibri"/>
+                <w:rFonts w:ascii="PT Sans Narrow" w:hAnsi="PT Sans Narrow"/>
                 <w:b w:val="0"/>
                 <w:i w:val="0"/>
                 <w:color w:val="343A40"/>
@@ -8060,7 +8100,7 @@
             </w:pPr>
             <w:r>
               <w:rPr>
-                <w:rFonts w:ascii="Calibri" w:hAnsi="Calibri"/>
+                <w:rFonts w:ascii="PT Sans Narrow" w:hAnsi="PT Sans Narrow"/>
                 <w:b w:val="0"/>
                 <w:i w:val="0"/>
                 <w:color w:val="343A40"/>
@@ -8070,7 +8110,7 @@
             </w:r>
             <w:r>
               <w:rPr>
-                <w:rFonts w:ascii="Calibri" w:hAnsi="Calibri"/>
+                <w:rFonts w:ascii="PT Sans Narrow" w:hAnsi="PT Sans Narrow"/>
                 <w:b/>
                 <w:i w:val="0"/>
                 <w:color w:val="16213E"/>
@@ -8080,7 +8120,7 @@
             </w:r>
             <w:r>
               <w:rPr>
-                <w:rFonts w:ascii="Calibri" w:hAnsi="Calibri"/>
+                <w:rFonts w:ascii="PT Sans Narrow" w:hAnsi="PT Sans Narrow"/>
                 <w:b w:val="0"/>
                 <w:i w:val="0"/>
                 <w:color w:val="343A40"/>
@@ -8095,7 +8135,7 @@
             </w:pPr>
             <w:r>
               <w:rPr>
-                <w:rFonts w:ascii="Calibri" w:hAnsi="Calibri"/>
+                <w:rFonts w:ascii="PT Sans Narrow" w:hAnsi="PT Sans Narrow"/>
                 <w:b w:val="0"/>
                 <w:i w:val="0"/>
                 <w:color w:val="343A40"/>
@@ -8120,7 +8160,7 @@
             </w:r>
             <w:r>
               <w:rPr>
-                <w:rFonts w:ascii="Calibri" w:hAnsi="Calibri"/>
+                <w:rFonts w:ascii="PT Sans Narrow" w:hAnsi="PT Sans Narrow"/>
                 <w:b w:val="0"/>
                 <w:i/>
                 <w:color w:val="6C757D"/>
@@ -8138,7 +8178,7 @@
       </w:pPr>
       <w:r>
         <w:rPr>
-          <w:rFonts w:ascii="Calibri" w:hAnsi="Calibri"/>
+          <w:rFonts w:ascii="PT Sans Narrow" w:hAnsi="PT Sans Narrow"/>
           <w:b w:val="0"/>
           <w:i w:val="0"/>
           <w:sz w:val="7"/>
@@ -8242,7 +8282,7 @@
             </w:pPr>
             <w:r>
               <w:rPr>
-                <w:rFonts w:ascii="Calibri" w:hAnsi="Calibri"/>
+                <w:rFonts w:ascii="PT Sans Narrow" w:hAnsi="PT Sans Narrow"/>
                 <w:b w:val="0"/>
                 <w:i w:val="0"/>
                 <w:color w:val="343A40"/>
@@ -8252,7 +8292,7 @@
             </w:r>
             <w:r>
               <w:rPr>
-                <w:rFonts w:ascii="Calibri" w:hAnsi="Calibri"/>
+                <w:rFonts w:ascii="PT Sans Narrow" w:hAnsi="PT Sans Narrow"/>
                 <w:b/>
                 <w:i w:val="0"/>
                 <w:color w:val="16213E"/>
@@ -8262,7 +8302,7 @@
             </w:r>
             <w:r>
               <w:rPr>
-                <w:rFonts w:ascii="Calibri" w:hAnsi="Calibri"/>
+                <w:rFonts w:ascii="PT Sans Narrow" w:hAnsi="PT Sans Narrow"/>
                 <w:b w:val="0"/>
                 <w:i w:val="0"/>
                 <w:color w:val="343A40"/>
@@ -8277,7 +8317,7 @@
             </w:pPr>
             <w:r>
               <w:rPr>
-                <w:rFonts w:ascii="Calibri" w:hAnsi="Calibri"/>
+                <w:rFonts w:ascii="PT Sans Narrow" w:hAnsi="PT Sans Narrow"/>
                 <w:b w:val="0"/>
                 <w:i w:val="0"/>
                 <w:color w:val="343A40"/>
@@ -8302,7 +8342,7 @@
             </w:r>
             <w:r>
               <w:rPr>
-                <w:rFonts w:ascii="Calibri" w:hAnsi="Calibri"/>
+                <w:rFonts w:ascii="PT Sans Narrow" w:hAnsi="PT Sans Narrow"/>
                 <w:b w:val="0"/>
                 <w:i/>
                 <w:color w:val="6C757D"/>
@@ -8320,7 +8360,7 @@
       </w:pPr>
       <w:r>
         <w:rPr>
-          <w:rFonts w:ascii="Calibri" w:hAnsi="Calibri"/>
+          <w:rFonts w:ascii="PT Sans Narrow" w:hAnsi="PT Sans Narrow"/>
           <w:b w:val="0"/>
           <w:i w:val="0"/>
           <w:sz w:val="7"/>
@@ -8329,15 +8369,11 @@
     </w:p>
     <w:p>
       <w:pPr>
-        <w:spacing w:before="320" w:after="100"/>
+        <w:pStyle w:val="Heading3"/>
       </w:pPr>
       <w:r>
         <w:rPr>
-          <w:rFonts w:ascii="PT Sans Narrow" w:hAnsi="PT Sans Narrow"/>
-          <w:b/>
-          <w:i w:val="0"/>
           <w:color w:val="16213E"/>
-          <w:sz w:val="24"/>
         </w:rPr>
         <w:t>All'occasione: provare il sistema</w:t>
       </w:r>
@@ -8423,7 +8459,7 @@
             </w:pPr>
             <w:r>
               <w:rPr>
-                <w:rFonts w:ascii="Calibri" w:hAnsi="Calibri"/>
+                <w:rFonts w:ascii="PT Sans Narrow" w:hAnsi="PT Sans Narrow"/>
                 <w:b w:val="0"/>
                 <w:i w:val="0"/>
                 <w:color w:val="343A40"/>
@@ -8433,7 +8469,7 @@
             </w:r>
             <w:r>
               <w:rPr>
-                <w:rFonts w:ascii="Calibri" w:hAnsi="Calibri"/>
+                <w:rFonts w:ascii="PT Sans Narrow" w:hAnsi="PT Sans Narrow"/>
                 <w:b/>
                 <w:i w:val="0"/>
                 <w:color w:val="16213E"/>
@@ -8443,7 +8479,7 @@
             </w:r>
             <w:r>
               <w:rPr>
-                <w:rFonts w:ascii="Calibri" w:hAnsi="Calibri"/>
+                <w:rFonts w:ascii="PT Sans Narrow" w:hAnsi="PT Sans Narrow"/>
                 <w:b w:val="0"/>
                 <w:i w:val="0"/>
                 <w:color w:val="343A40"/>
@@ -8458,7 +8494,7 @@
             </w:pPr>
             <w:r>
               <w:rPr>
-                <w:rFonts w:ascii="Calibri" w:hAnsi="Calibri"/>
+                <w:rFonts w:ascii="PT Sans Narrow" w:hAnsi="PT Sans Narrow"/>
                 <w:b w:val="0"/>
                 <w:i w:val="0"/>
                 <w:color w:val="343A40"/>
@@ -8468,7 +8504,7 @@
             </w:r>
             <w:r>
               <w:rPr>
-                <w:rFonts w:ascii="Calibri" w:hAnsi="Calibri"/>
+                <w:rFonts w:ascii="PT Sans Narrow" w:hAnsi="PT Sans Narrow"/>
                 <w:b/>
                 <w:i w:val="0"/>
                 <w:color w:val="16213E"/>
@@ -8478,7 +8514,7 @@
             </w:r>
             <w:r>
               <w:rPr>
-                <w:rFonts w:ascii="Calibri" w:hAnsi="Calibri"/>
+                <w:rFonts w:ascii="PT Sans Narrow" w:hAnsi="PT Sans Narrow"/>
                 <w:b w:val="0"/>
                 <w:i w:val="0"/>
                 <w:color w:val="343A40"/>
@@ -8503,7 +8539,7 @@
             </w:r>
             <w:r>
               <w:rPr>
-                <w:rFonts w:ascii="Calibri" w:hAnsi="Calibri"/>
+                <w:rFonts w:ascii="PT Sans Narrow" w:hAnsi="PT Sans Narrow"/>
                 <w:b w:val="0"/>
                 <w:i/>
                 <w:color w:val="6C757D"/>
@@ -8521,7 +8557,7 @@
       </w:pPr>
       <w:r>
         <w:rPr>
-          <w:rFonts w:ascii="Calibri" w:hAnsi="Calibri"/>
+          <w:rFonts w:ascii="PT Sans Narrow" w:hAnsi="PT Sans Narrow"/>
           <w:b w:val="0"/>
           <w:i w:val="0"/>
           <w:sz w:val="7"/>
@@ -8584,7 +8620,7 @@
             </w:pPr>
             <w:r>
               <w:rPr>
-                <w:rFonts w:ascii="Calibri" w:hAnsi="Calibri"/>
+                <w:rFonts w:ascii="PT Sans Narrow" w:hAnsi="PT Sans Narrow"/>
                 <w:b w:val="0"/>
                 <w:i w:val="0"/>
                 <w:color w:val="343A40"/>
@@ -8594,7 +8630,7 @@
             </w:r>
             <w:r>
               <w:rPr>
-                <w:rFonts w:ascii="Calibri" w:hAnsi="Calibri"/>
+                <w:rFonts w:ascii="PT Sans Narrow" w:hAnsi="PT Sans Narrow"/>
                 <w:b/>
                 <w:i w:val="0"/>
                 <w:color w:val="16213E"/>
@@ -8604,7 +8640,7 @@
             </w:r>
             <w:r>
               <w:rPr>
-                <w:rFonts w:ascii="Calibri" w:hAnsi="Calibri"/>
+                <w:rFonts w:ascii="PT Sans Narrow" w:hAnsi="PT Sans Narrow"/>
                 <w:b w:val="0"/>
                 <w:i w:val="0"/>
                 <w:color w:val="343A40"/>
@@ -8619,7 +8655,7 @@
             </w:pPr>
             <w:r>
               <w:rPr>
-                <w:rFonts w:ascii="Calibri" w:hAnsi="Calibri"/>
+                <w:rFonts w:ascii="PT Sans Narrow" w:hAnsi="PT Sans Narrow"/>
                 <w:b w:val="0"/>
                 <w:i w:val="0"/>
                 <w:color w:val="343A40"/>
@@ -8629,7 +8665,7 @@
             </w:r>
             <w:r>
               <w:rPr>
-                <w:rFonts w:ascii="Calibri" w:hAnsi="Calibri"/>
+                <w:rFonts w:ascii="PT Sans Narrow" w:hAnsi="PT Sans Narrow"/>
                 <w:b/>
                 <w:i w:val="0"/>
                 <w:color w:val="16213E"/>
@@ -8639,7 +8675,7 @@
             </w:r>
             <w:r>
               <w:rPr>
-                <w:rFonts w:ascii="Calibri" w:hAnsi="Calibri"/>
+                <w:rFonts w:ascii="PT Sans Narrow" w:hAnsi="PT Sans Narrow"/>
                 <w:b w:val="0"/>
                 <w:i w:val="0"/>
                 <w:color w:val="343A40"/>
@@ -8657,7 +8693,7 @@
       </w:pPr>
       <w:r>
         <w:rPr>
-          <w:rFonts w:ascii="Calibri" w:hAnsi="Calibri"/>
+          <w:rFonts w:ascii="PT Sans Narrow" w:hAnsi="PT Sans Narrow"/>
           <w:b w:val="0"/>
           <w:i w:val="0"/>
           <w:sz w:val="10"/>
@@ -8674,16 +8710,10 @@
     </w:p>
     <w:p>
       <w:pPr>
-        <w:spacing w:before="0" w:after="100"/>
+        <w:pStyle w:val="Heading1"/>
+        <w:spacing w:before="0"/>
       </w:pPr>
       <w:r>
-        <w:rPr>
-          <w:rFonts w:ascii="PT Sans Narrow" w:hAnsi="PT Sans Narrow"/>
-          <w:b/>
-          <w:i w:val="0"/>
-          <w:color w:val="0F3460"/>
-          <w:sz w:val="38"/>
-        </w:rPr>
         <w:t>I quattro vincoli da conoscere</w:t>
       </w:r>
     </w:p>
@@ -8693,7 +8723,7 @@
       </w:pPr>
       <w:r>
         <w:rPr>
-          <w:rFonts w:ascii="Calibri" w:hAnsi="Calibri"/>
+          <w:rFonts w:ascii="PT Sans Narrow" w:hAnsi="PT Sans Narrow"/>
           <w:b w:val="0"/>
           <w:i w:val="0"/>
           <w:color w:val="6C757D"/>
@@ -8708,7 +8738,7 @@
       </w:pPr>
       <w:r>
         <w:rPr>
-          <w:rFonts w:ascii="Calibri" w:hAnsi="Calibri"/>
+          <w:rFonts w:ascii="PT Sans Narrow" w:hAnsi="PT Sans Narrow"/>
           <w:b w:val="0"/>
           <w:i w:val="0"/>
           <w:sz w:val="6"/>
@@ -8771,7 +8801,7 @@
             </w:pPr>
             <w:r>
               <w:rPr>
-                <w:rFonts w:ascii="Calibri" w:hAnsi="Calibri"/>
+                <w:rFonts w:ascii="PT Sans Narrow" w:hAnsi="PT Sans Narrow"/>
                 <w:b w:val="0"/>
                 <w:i w:val="0"/>
                 <w:color w:val="343A40"/>
@@ -8781,7 +8811,7 @@
             </w:r>
             <w:r>
               <w:rPr>
-                <w:rFonts w:ascii="Calibri" w:hAnsi="Calibri"/>
+                <w:rFonts w:ascii="PT Sans Narrow" w:hAnsi="PT Sans Narrow"/>
                 <w:b/>
                 <w:i w:val="0"/>
                 <w:color w:val="16213E"/>
@@ -8791,7 +8821,7 @@
             </w:r>
             <w:r>
               <w:rPr>
-                <w:rFonts w:ascii="Calibri" w:hAnsi="Calibri"/>
+                <w:rFonts w:ascii="PT Sans Narrow" w:hAnsi="PT Sans Narrow"/>
                 <w:b w:val="0"/>
                 <w:i w:val="0"/>
                 <w:color w:val="343A40"/>
@@ -8809,7 +8839,7 @@
       </w:pPr>
       <w:r>
         <w:rPr>
-          <w:rFonts w:ascii="Calibri" w:hAnsi="Calibri"/>
+          <w:rFonts w:ascii="PT Sans Narrow" w:hAnsi="PT Sans Narrow"/>
           <w:b w:val="0"/>
           <w:i w:val="0"/>
           <w:sz w:val="10"/>
@@ -8872,7 +8902,7 @@
             </w:pPr>
             <w:r>
               <w:rPr>
-                <w:rFonts w:ascii="Calibri" w:hAnsi="Calibri"/>
+                <w:rFonts w:ascii="PT Sans Narrow" w:hAnsi="PT Sans Narrow"/>
                 <w:b w:val="0"/>
                 <w:i w:val="0"/>
                 <w:color w:val="343A40"/>
@@ -8882,7 +8912,7 @@
             </w:r>
             <w:r>
               <w:rPr>
-                <w:rFonts w:ascii="Calibri" w:hAnsi="Calibri"/>
+                <w:rFonts w:ascii="PT Sans Narrow" w:hAnsi="PT Sans Narrow"/>
                 <w:b/>
                 <w:i w:val="0"/>
                 <w:color w:val="16213E"/>
@@ -8892,7 +8922,7 @@
             </w:r>
             <w:r>
               <w:rPr>
-                <w:rFonts w:ascii="Calibri" w:hAnsi="Calibri"/>
+                <w:rFonts w:ascii="PT Sans Narrow" w:hAnsi="PT Sans Narrow"/>
                 <w:b w:val="0"/>
                 <w:i w:val="0"/>
                 <w:color w:val="343A40"/>
@@ -8910,7 +8940,7 @@
       </w:pPr>
       <w:r>
         <w:rPr>
-          <w:rFonts w:ascii="Calibri" w:hAnsi="Calibri"/>
+          <w:rFonts w:ascii="PT Sans Narrow" w:hAnsi="PT Sans Narrow"/>
           <w:b w:val="0"/>
           <w:i w:val="0"/>
           <w:sz w:val="10"/>
@@ -8973,7 +9003,7 @@
             </w:pPr>
             <w:r>
               <w:rPr>
-                <w:rFonts w:ascii="Calibri" w:hAnsi="Calibri"/>
+                <w:rFonts w:ascii="PT Sans Narrow" w:hAnsi="PT Sans Narrow"/>
                 <w:b w:val="0"/>
                 <w:i w:val="0"/>
                 <w:color w:val="343A40"/>
@@ -8983,7 +9013,7 @@
             </w:r>
             <w:r>
               <w:rPr>
-                <w:rFonts w:ascii="Calibri" w:hAnsi="Calibri"/>
+                <w:rFonts w:ascii="PT Sans Narrow" w:hAnsi="PT Sans Narrow"/>
                 <w:b/>
                 <w:i w:val="0"/>
                 <w:color w:val="16213E"/>
@@ -8993,7 +9023,7 @@
             </w:r>
             <w:r>
               <w:rPr>
-                <w:rFonts w:ascii="Calibri" w:hAnsi="Calibri"/>
+                <w:rFonts w:ascii="PT Sans Narrow" w:hAnsi="PT Sans Narrow"/>
                 <w:b w:val="0"/>
                 <w:i w:val="0"/>
                 <w:color w:val="343A40"/>
@@ -9008,7 +9038,7 @@
             </w:pPr>
             <w:r>
               <w:rPr>
-                <w:rFonts w:ascii="Calibri" w:hAnsi="Calibri"/>
+                <w:rFonts w:ascii="PT Sans Narrow" w:hAnsi="PT Sans Narrow"/>
                 <w:b w:val="0"/>
                 <w:i w:val="0"/>
                 <w:color w:val="343A40"/>
@@ -9018,7 +9048,7 @@
             </w:r>
             <w:r>
               <w:rPr>
-                <w:rFonts w:ascii="Calibri" w:hAnsi="Calibri"/>
+                <w:rFonts w:ascii="PT Sans Narrow" w:hAnsi="PT Sans Narrow"/>
                 <w:b/>
                 <w:i w:val="0"/>
                 <w:color w:val="16213E"/>
@@ -9028,7 +9058,7 @@
             </w:r>
             <w:r>
               <w:rPr>
-                <w:rFonts w:ascii="Calibri" w:hAnsi="Calibri"/>
+                <w:rFonts w:ascii="PT Sans Narrow" w:hAnsi="PT Sans Narrow"/>
                 <w:b w:val="0"/>
                 <w:i w:val="0"/>
                 <w:color w:val="343A40"/>
@@ -9043,7 +9073,7 @@
             </w:pPr>
             <w:r>
               <w:rPr>
-                <w:rFonts w:ascii="Calibri" w:hAnsi="Calibri"/>
+                <w:rFonts w:ascii="PT Sans Narrow" w:hAnsi="PT Sans Narrow"/>
                 <w:b w:val="0"/>
                 <w:i w:val="0"/>
                 <w:color w:val="343A40"/>
@@ -9061,7 +9091,7 @@
       </w:pPr>
       <w:r>
         <w:rPr>
-          <w:rFonts w:ascii="Calibri" w:hAnsi="Calibri"/>
+          <w:rFonts w:ascii="PT Sans Narrow" w:hAnsi="PT Sans Narrow"/>
           <w:b w:val="0"/>
           <w:i w:val="0"/>
           <w:sz w:val="10"/>
@@ -9124,7 +9154,7 @@
             </w:pPr>
             <w:r>
               <w:rPr>
-                <w:rFonts w:ascii="Calibri" w:hAnsi="Calibri"/>
+                <w:rFonts w:ascii="PT Sans Narrow" w:hAnsi="PT Sans Narrow"/>
                 <w:b w:val="0"/>
                 <w:i w:val="0"/>
                 <w:color w:val="343A40"/>
@@ -9134,7 +9164,7 @@
             </w:r>
             <w:r>
               <w:rPr>
-                <w:rFonts w:ascii="Calibri" w:hAnsi="Calibri"/>
+                <w:rFonts w:ascii="PT Sans Narrow" w:hAnsi="PT Sans Narrow"/>
                 <w:b/>
                 <w:i w:val="0"/>
                 <w:color w:val="16213E"/>
@@ -9144,7 +9174,7 @@
             </w:r>
             <w:r>
               <w:rPr>
-                <w:rFonts w:ascii="Calibri" w:hAnsi="Calibri"/>
+                <w:rFonts w:ascii="PT Sans Narrow" w:hAnsi="PT Sans Narrow"/>
                 <w:b w:val="0"/>
                 <w:i w:val="0"/>
                 <w:color w:val="343A40"/>
@@ -9159,7 +9189,7 @@
             </w:pPr>
             <w:r>
               <w:rPr>
-                <w:rFonts w:ascii="Calibri" w:hAnsi="Calibri"/>
+                <w:rFonts w:ascii="PT Sans Narrow" w:hAnsi="PT Sans Narrow"/>
                 <w:b w:val="0"/>
                 <w:i w:val="0"/>
                 <w:color w:val="343A40"/>
@@ -9177,7 +9207,7 @@
       </w:pPr>
       <w:r>
         <w:rPr>
-          <w:rFonts w:ascii="Calibri" w:hAnsi="Calibri"/>
+          <w:rFonts w:ascii="PT Sans Narrow" w:hAnsi="PT Sans Narrow"/>
           <w:b w:val="0"/>
           <w:i w:val="0"/>
           <w:sz w:val="10"/>
@@ -9194,16 +9224,10 @@
     </w:p>
     <w:p>
       <w:pPr>
-        <w:spacing w:before="0" w:after="100"/>
+        <w:pStyle w:val="Heading1"/>
+        <w:spacing w:before="0"/>
       </w:pPr>
       <w:r>
-        <w:rPr>
-          <w:rFonts w:ascii="PT Sans Narrow" w:hAnsi="PT Sans Narrow"/>
-          <w:b/>
-          <w:i w:val="0"/>
-          <w:color w:val="0F3460"/>
-          <w:sz w:val="38"/>
-        </w:rPr>
         <w:t>Checklist da stampare</w:t>
       </w:r>
     </w:p>
@@ -9213,7 +9237,7 @@
       </w:pPr>
       <w:r>
         <w:rPr>
-          <w:rFonts w:ascii="Calibri" w:hAnsi="Calibri"/>
+          <w:rFonts w:ascii="PT Sans Narrow" w:hAnsi="PT Sans Narrow"/>
           <w:b w:val="0"/>
           <w:i w:val="0"/>
           <w:color w:val="6C757D"/>
@@ -9228,7 +9252,7 @@
       </w:pPr>
       <w:r>
         <w:rPr>
-          <w:rFonts w:ascii="Calibri" w:hAnsi="Calibri"/>
+          <w:rFonts w:ascii="PT Sans Narrow" w:hAnsi="PT Sans Narrow"/>
           <w:b w:val="0"/>
           <w:i w:val="0"/>
           <w:sz w:val="6"/>
@@ -9237,15 +9261,11 @@
     </w:p>
     <w:p>
       <w:pPr>
-        <w:spacing w:before="320" w:after="100"/>
+        <w:pStyle w:val="Heading3"/>
       </w:pPr>
       <w:r>
         <w:rPr>
-          <w:rFonts w:ascii="PT Sans Narrow" w:hAnsi="PT Sans Narrow"/>
-          <w:b/>
-          <w:i w:val="0"/>
           <w:color w:val="16213E"/>
-          <w:sz w:val="24"/>
         </w:rPr>
         <w:t>Pomeriggio precedente</w:t>
       </w:r>
@@ -9291,7 +9311,7 @@
             </w:pPr>
             <w:r>
               <w:rPr>
-                <w:rFonts w:ascii="Calibri" w:hAnsi="Calibri"/>
+                <w:rFonts w:ascii="PT Sans Narrow" w:hAnsi="PT Sans Narrow"/>
                 <w:b w:val="0"/>
                 <w:i w:val="0"/>
                 <w:sz w:val="22"/>
@@ -9322,7 +9342,7 @@
                 <w:color w:val="16213E"/>
                 <w:sz w:val="20"/>
               </w:rPr>
-              <w:t>15:00</w:t>
+              <w:t>14:45</w:t>
             </w:r>
           </w:p>
         </w:tc>
@@ -9342,7 +9362,7 @@
             </w:pPr>
             <w:r>
               <w:rPr>
-                <w:rFonts w:ascii="Calibri" w:hAnsi="Calibri"/>
+                <w:rFonts w:ascii="PT Sans Narrow" w:hAnsi="PT Sans Narrow"/>
                 <w:b w:val="0"/>
                 <w:i w:val="0"/>
                 <w:color w:val="343A40"/>
@@ -9376,7 +9396,7 @@
             </w:pPr>
             <w:r>
               <w:rPr>
-                <w:rFonts w:ascii="Calibri" w:hAnsi="Calibri"/>
+                <w:rFonts w:ascii="PT Sans Narrow" w:hAnsi="PT Sans Narrow"/>
                 <w:b w:val="0"/>
                 <w:i w:val="0"/>
                 <w:sz w:val="22"/>
@@ -9407,7 +9427,7 @@
                 <w:color w:val="16213E"/>
                 <w:sz w:val="20"/>
               </w:rPr>
-              <w:t>15:30</w:t>
+              <w:t>15:15</w:t>
             </w:r>
           </w:p>
         </w:tc>
@@ -9427,7 +9447,7 @@
             </w:pPr>
             <w:r>
               <w:rPr>
-                <w:rFonts w:ascii="Calibri" w:hAnsi="Calibri"/>
+                <w:rFonts w:ascii="PT Sans Narrow" w:hAnsi="PT Sans Narrow"/>
                 <w:b w:val="0"/>
                 <w:i w:val="0"/>
                 <w:color w:val="343A40"/>
@@ -9461,7 +9481,7 @@
             </w:pPr>
             <w:r>
               <w:rPr>
-                <w:rFonts w:ascii="Calibri" w:hAnsi="Calibri"/>
+                <w:rFonts w:ascii="PT Sans Narrow" w:hAnsi="PT Sans Narrow"/>
                 <w:b w:val="0"/>
                 <w:i w:val="0"/>
                 <w:sz w:val="22"/>
@@ -9492,7 +9512,7 @@
                 <w:color w:val="16213E"/>
                 <w:sz w:val="20"/>
               </w:rPr>
-              <w:t>16:00</w:t>
+              <w:t>15:45</w:t>
             </w:r>
           </w:p>
         </w:tc>
@@ -9512,7 +9532,7 @@
             </w:pPr>
             <w:r>
               <w:rPr>
-                <w:rFonts w:ascii="Calibri" w:hAnsi="Calibri"/>
+                <w:rFonts w:ascii="PT Sans Narrow" w:hAnsi="PT Sans Narrow"/>
                 <w:b w:val="0"/>
                 <w:i w:val="0"/>
                 <w:color w:val="343A40"/>
@@ -9546,7 +9566,7 @@
             </w:pPr>
             <w:r>
               <w:rPr>
-                <w:rFonts w:ascii="Calibri" w:hAnsi="Calibri"/>
+                <w:rFonts w:ascii="PT Sans Narrow" w:hAnsi="PT Sans Narrow"/>
                 <w:b w:val="0"/>
                 <w:i w:val="0"/>
                 <w:sz w:val="22"/>
@@ -9577,7 +9597,7 @@
                 <w:color w:val="16213E"/>
                 <w:sz w:val="20"/>
               </w:rPr>
-              <w:t>16:15</w:t>
+              <w:t>16:00</w:t>
             </w:r>
           </w:p>
         </w:tc>
@@ -9597,7 +9617,7 @@
             </w:pPr>
             <w:r>
               <w:rPr>
-                <w:rFonts w:ascii="Calibri" w:hAnsi="Calibri"/>
+                <w:rFonts w:ascii="PT Sans Narrow" w:hAnsi="PT Sans Narrow"/>
                 <w:b w:val="0"/>
                 <w:i w:val="0"/>
                 <w:color w:val="343A40"/>
@@ -9631,7 +9651,7 @@
             </w:pPr>
             <w:r>
               <w:rPr>
-                <w:rFonts w:ascii="Calibri" w:hAnsi="Calibri"/>
+                <w:rFonts w:ascii="PT Sans Narrow" w:hAnsi="PT Sans Narrow"/>
                 <w:b w:val="0"/>
                 <w:i w:val="0"/>
                 <w:sz w:val="22"/>
@@ -9662,7 +9682,7 @@
                 <w:color w:val="16213E"/>
                 <w:sz w:val="20"/>
               </w:rPr>
-              <w:t>16:45</w:t>
+              <w:t>16:15</w:t>
             </w:r>
           </w:p>
         </w:tc>
@@ -9682,7 +9702,7 @@
             </w:pPr>
             <w:r>
               <w:rPr>
-                <w:rFonts w:ascii="Calibri" w:hAnsi="Calibri"/>
+                <w:rFonts w:ascii="PT Sans Narrow" w:hAnsi="PT Sans Narrow"/>
                 <w:b w:val="0"/>
                 <w:i w:val="0"/>
                 <w:color w:val="343A40"/>
@@ -9716,7 +9736,7 @@
             </w:pPr>
             <w:r>
               <w:rPr>
-                <w:rFonts w:ascii="Calibri" w:hAnsi="Calibri"/>
+                <w:rFonts w:ascii="PT Sans Narrow" w:hAnsi="PT Sans Narrow"/>
                 <w:b w:val="0"/>
                 <w:i w:val="0"/>
                 <w:sz w:val="22"/>
@@ -9747,7 +9767,7 @@
                 <w:color w:val="16213E"/>
                 <w:sz w:val="20"/>
               </w:rPr>
-              <w:t>17:00</w:t>
+              <w:t>16:30</w:t>
             </w:r>
           </w:p>
         </w:tc>
@@ -9767,7 +9787,7 @@
             </w:pPr>
             <w:r>
               <w:rPr>
-                <w:rFonts w:ascii="Calibri" w:hAnsi="Calibri"/>
+                <w:rFonts w:ascii="PT Sans Narrow" w:hAnsi="PT Sans Narrow"/>
                 <w:b w:val="0"/>
                 <w:i w:val="0"/>
                 <w:color w:val="343A40"/>
@@ -9801,7 +9821,7 @@
             </w:pPr>
             <w:r>
               <w:rPr>
-                <w:rFonts w:ascii="Calibri" w:hAnsi="Calibri"/>
+                <w:rFonts w:ascii="PT Sans Narrow" w:hAnsi="PT Sans Narrow"/>
                 <w:b w:val="0"/>
                 <w:i w:val="0"/>
                 <w:sz w:val="22"/>
@@ -9832,7 +9852,7 @@
                 <w:color w:val="16213E"/>
                 <w:sz w:val="20"/>
               </w:rPr>
-              <w:t>17:15</w:t>
+              <w:t>16:45</w:t>
             </w:r>
           </w:p>
         </w:tc>
@@ -9852,7 +9872,7 @@
             </w:pPr>
             <w:r>
               <w:rPr>
-                <w:rFonts w:ascii="Calibri" w:hAnsi="Calibri"/>
+                <w:rFonts w:ascii="PT Sans Narrow" w:hAnsi="PT Sans Narrow"/>
                 <w:b w:val="0"/>
                 <w:i w:val="0"/>
                 <w:color w:val="343A40"/>
@@ -9886,7 +9906,7 @@
             </w:pPr>
             <w:r>
               <w:rPr>
-                <w:rFonts w:ascii="Calibri" w:hAnsi="Calibri"/>
+                <w:rFonts w:ascii="PT Sans Narrow" w:hAnsi="PT Sans Narrow"/>
                 <w:b w:val="0"/>
                 <w:i w:val="0"/>
                 <w:sz w:val="22"/>
@@ -9917,7 +9937,7 @@
                 <w:color w:val="16213E"/>
                 <w:sz w:val="20"/>
               </w:rPr>
-              <w:t>17:30</w:t>
+              <w:t>17:00</w:t>
             </w:r>
           </w:p>
         </w:tc>
@@ -9937,7 +9957,7 @@
             </w:pPr>
             <w:r>
               <w:rPr>
-                <w:rFonts w:ascii="Calibri" w:hAnsi="Calibri"/>
+                <w:rFonts w:ascii="PT Sans Narrow" w:hAnsi="PT Sans Narrow"/>
                 <w:b w:val="0"/>
                 <w:i w:val="0"/>
                 <w:color w:val="343A40"/>
@@ -9971,7 +9991,7 @@
             </w:pPr>
             <w:r>
               <w:rPr>
-                <w:rFonts w:ascii="Calibri" w:hAnsi="Calibri"/>
+                <w:rFonts w:ascii="PT Sans Narrow" w:hAnsi="PT Sans Narrow"/>
                 <w:b w:val="0"/>
                 <w:i w:val="0"/>
                 <w:sz w:val="22"/>
@@ -10002,7 +10022,7 @@
                 <w:color w:val="16213E"/>
                 <w:sz w:val="20"/>
               </w:rPr>
-              <w:t>17:45</w:t>
+              <w:t>17:15</w:t>
             </w:r>
           </w:p>
         </w:tc>
@@ -10022,7 +10042,7 @@
             </w:pPr>
             <w:r>
               <w:rPr>
-                <w:rFonts w:ascii="Calibri" w:hAnsi="Calibri"/>
+                <w:rFonts w:ascii="PT Sans Narrow" w:hAnsi="PT Sans Narrow"/>
                 <w:b w:val="0"/>
                 <w:i w:val="0"/>
                 <w:color w:val="343A40"/>
@@ -10056,7 +10076,7 @@
             </w:pPr>
             <w:r>
               <w:rPr>
-                <w:rFonts w:ascii="Calibri" w:hAnsi="Calibri"/>
+                <w:rFonts w:ascii="PT Sans Narrow" w:hAnsi="PT Sans Narrow"/>
                 <w:b w:val="0"/>
                 <w:i w:val="0"/>
                 <w:sz w:val="22"/>
@@ -10087,7 +10107,7 @@
                 <w:color w:val="16213E"/>
                 <w:sz w:val="20"/>
               </w:rPr>
-              <w:t>18:00</w:t>
+              <w:t>17:30</w:t>
             </w:r>
           </w:p>
         </w:tc>
@@ -10107,13 +10127,13 @@
             </w:pPr>
             <w:r>
               <w:rPr>
-                <w:rFonts w:ascii="Calibri" w:hAnsi="Calibri"/>
+                <w:rFonts w:ascii="PT Sans Narrow" w:hAnsi="PT Sans Narrow"/>
                 <w:b w:val="0"/>
                 <w:i w:val="0"/>
                 <w:color w:val="343A40"/>
                 <w:sz w:val="20"/>
               </w:rPr>
-              <w:t>Postazioni in carica, carta rifornita</w:t>
+              <w:t>Postazioni in carica: si chiude</w:t>
             </w:r>
           </w:p>
         </w:tc>
@@ -10125,7 +10145,7 @@
       </w:pPr>
       <w:r>
         <w:rPr>
-          <w:rFonts w:ascii="Calibri" w:hAnsi="Calibri"/>
+          <w:rFonts w:ascii="PT Sans Narrow" w:hAnsi="PT Sans Narrow"/>
           <w:b w:val="0"/>
           <w:i w:val="0"/>
           <w:sz w:val="12"/>
@@ -10134,15 +10154,11 @@
     </w:p>
     <w:p>
       <w:pPr>
-        <w:spacing w:before="320" w:after="100"/>
+        <w:pStyle w:val="Heading3"/>
       </w:pPr>
       <w:r>
         <w:rPr>
-          <w:rFonts w:ascii="PT Sans Narrow" w:hAnsi="PT Sans Narrow"/>
-          <w:b/>
-          <w:i w:val="0"/>
           <w:color w:val="16213E"/>
-          <w:sz w:val="24"/>
         </w:rPr>
         <w:t>Mattina</w:t>
       </w:r>
@@ -10188,7 +10204,7 @@
             </w:pPr>
             <w:r>
               <w:rPr>
-                <w:rFonts w:ascii="Calibri" w:hAnsi="Calibri"/>
+                <w:rFonts w:ascii="PT Sans Narrow" w:hAnsi="PT Sans Narrow"/>
                 <w:b w:val="0"/>
                 <w:i w:val="0"/>
                 <w:sz w:val="22"/>
@@ -10239,7 +10255,7 @@
             </w:pPr>
             <w:r>
               <w:rPr>
-                <w:rFonts w:ascii="Calibri" w:hAnsi="Calibri"/>
+                <w:rFonts w:ascii="PT Sans Narrow" w:hAnsi="PT Sans Narrow"/>
                 <w:b w:val="0"/>
                 <w:i w:val="0"/>
                 <w:color w:val="343A40"/>
@@ -10273,7 +10289,7 @@
             </w:pPr>
             <w:r>
               <w:rPr>
-                <w:rFonts w:ascii="Calibri" w:hAnsi="Calibri"/>
+                <w:rFonts w:ascii="PT Sans Narrow" w:hAnsi="PT Sans Narrow"/>
                 <w:b w:val="0"/>
                 <w:i w:val="0"/>
                 <w:sz w:val="22"/>
@@ -10324,7 +10340,7 @@
             </w:pPr>
             <w:r>
               <w:rPr>
-                <w:rFonts w:ascii="Calibri" w:hAnsi="Calibri"/>
+                <w:rFonts w:ascii="PT Sans Narrow" w:hAnsi="PT Sans Narrow"/>
                 <w:b w:val="0"/>
                 <w:i w:val="0"/>
                 <w:color w:val="343A40"/>
@@ -10358,7 +10374,7 @@
             </w:pPr>
             <w:r>
               <w:rPr>
-                <w:rFonts w:ascii="Calibri" w:hAnsi="Calibri"/>
+                <w:rFonts w:ascii="PT Sans Narrow" w:hAnsi="PT Sans Narrow"/>
                 <w:b w:val="0"/>
                 <w:i w:val="0"/>
                 <w:sz w:val="22"/>
@@ -10409,7 +10425,7 @@
             </w:pPr>
             <w:r>
               <w:rPr>
-                <w:rFonts w:ascii="Calibri" w:hAnsi="Calibri"/>
+                <w:rFonts w:ascii="PT Sans Narrow" w:hAnsi="PT Sans Narrow"/>
                 <w:b w:val="0"/>
                 <w:i w:val="0"/>
                 <w:color w:val="343A40"/>
@@ -10443,7 +10459,7 @@
             </w:pPr>
             <w:r>
               <w:rPr>
-                <w:rFonts w:ascii="Calibri" w:hAnsi="Calibri"/>
+                <w:rFonts w:ascii="PT Sans Narrow" w:hAnsi="PT Sans Narrow"/>
                 <w:b w:val="0"/>
                 <w:i w:val="0"/>
                 <w:sz w:val="22"/>
@@ -10494,7 +10510,7 @@
             </w:pPr>
             <w:r>
               <w:rPr>
-                <w:rFonts w:ascii="Calibri" w:hAnsi="Calibri"/>
+                <w:rFonts w:ascii="PT Sans Narrow" w:hAnsi="PT Sans Narrow"/>
                 <w:b w:val="0"/>
                 <w:i w:val="0"/>
                 <w:color w:val="343A40"/>
@@ -10528,7 +10544,7 @@
             </w:pPr>
             <w:r>
               <w:rPr>
-                <w:rFonts w:ascii="Calibri" w:hAnsi="Calibri"/>
+                <w:rFonts w:ascii="PT Sans Narrow" w:hAnsi="PT Sans Narrow"/>
                 <w:b w:val="0"/>
                 <w:i w:val="0"/>
                 <w:sz w:val="22"/>
@@ -10579,7 +10595,7 @@
             </w:pPr>
             <w:r>
               <w:rPr>
-                <w:rFonts w:ascii="Calibri" w:hAnsi="Calibri"/>
+                <w:rFonts w:ascii="PT Sans Narrow" w:hAnsi="PT Sans Narrow"/>
                 <w:b w:val="0"/>
                 <w:i w:val="0"/>
                 <w:color w:val="343A40"/>
@@ -10613,7 +10629,7 @@
             </w:pPr>
             <w:r>
               <w:rPr>
-                <w:rFonts w:ascii="Calibri" w:hAnsi="Calibri"/>
+                <w:rFonts w:ascii="PT Sans Narrow" w:hAnsi="PT Sans Narrow"/>
                 <w:b w:val="0"/>
                 <w:i w:val="0"/>
                 <w:sz w:val="22"/>
@@ -10664,7 +10680,7 @@
             </w:pPr>
             <w:r>
               <w:rPr>
-                <w:rFonts w:ascii="Calibri" w:hAnsi="Calibri"/>
+                <w:rFonts w:ascii="PT Sans Narrow" w:hAnsi="PT Sans Narrow"/>
                 <w:b w:val="0"/>
                 <w:i w:val="0"/>
                 <w:color w:val="343A40"/>
@@ -10698,7 +10714,7 @@
             </w:pPr>
             <w:r>
               <w:rPr>
-                <w:rFonts w:ascii="Calibri" w:hAnsi="Calibri"/>
+                <w:rFonts w:ascii="PT Sans Narrow" w:hAnsi="PT Sans Narrow"/>
                 <w:b w:val="0"/>
                 <w:i w:val="0"/>
                 <w:sz w:val="22"/>
@@ -10749,7 +10765,7 @@
             </w:pPr>
             <w:r>
               <w:rPr>
-                <w:rFonts w:ascii="Calibri" w:hAnsi="Calibri"/>
+                <w:rFonts w:ascii="PT Sans Narrow" w:hAnsi="PT Sans Narrow"/>
                 <w:b w:val="0"/>
                 <w:i w:val="0"/>
                 <w:color w:val="343A40"/>
@@ -10783,7 +10799,7 @@
             </w:pPr>
             <w:r>
               <w:rPr>
-                <w:rFonts w:ascii="Calibri" w:hAnsi="Calibri"/>
+                <w:rFonts w:ascii="PT Sans Narrow" w:hAnsi="PT Sans Narrow"/>
                 <w:b w:val="0"/>
                 <w:i w:val="0"/>
                 <w:sz w:val="22"/>
@@ -10834,7 +10850,7 @@
             </w:pPr>
             <w:r>
               <w:rPr>
-                <w:rFonts w:ascii="Calibri" w:hAnsi="Calibri"/>
+                <w:rFonts w:ascii="PT Sans Narrow" w:hAnsi="PT Sans Narrow"/>
                 <w:b w:val="0"/>
                 <w:i w:val="0"/>
                 <w:color w:val="343A40"/>
@@ -10868,7 +10884,7 @@
             </w:pPr>
             <w:r>
               <w:rPr>
-                <w:rFonts w:ascii="Calibri" w:hAnsi="Calibri"/>
+                <w:rFonts w:ascii="PT Sans Narrow" w:hAnsi="PT Sans Narrow"/>
                 <w:b w:val="0"/>
                 <w:i w:val="0"/>
                 <w:sz w:val="22"/>
@@ -10919,7 +10935,7 @@
             </w:pPr>
             <w:r>
               <w:rPr>
-                <w:rFonts w:ascii="Calibri" w:hAnsi="Calibri"/>
+                <w:rFonts w:ascii="PT Sans Narrow" w:hAnsi="PT Sans Narrow"/>
                 <w:b w:val="0"/>
                 <w:i w:val="0"/>
                 <w:color w:val="343A40"/>
@@ -10953,7 +10969,7 @@
             </w:pPr>
             <w:r>
               <w:rPr>
-                <w:rFonts w:ascii="Calibri" w:hAnsi="Calibri"/>
+                <w:rFonts w:ascii="PT Sans Narrow" w:hAnsi="PT Sans Narrow"/>
                 <w:b w:val="0"/>
                 <w:i w:val="0"/>
                 <w:sz w:val="22"/>
@@ -11004,7 +11020,7 @@
             </w:pPr>
             <w:r>
               <w:rPr>
-                <w:rFonts w:ascii="Calibri" w:hAnsi="Calibri"/>
+                <w:rFonts w:ascii="PT Sans Narrow" w:hAnsi="PT Sans Narrow"/>
                 <w:b w:val="0"/>
                 <w:i w:val="0"/>
                 <w:color w:val="343A40"/>
@@ -11038,7 +11054,7 @@
             </w:pPr>
             <w:r>
               <w:rPr>
-                <w:rFonts w:ascii="Calibri" w:hAnsi="Calibri"/>
+                <w:rFonts w:ascii="PT Sans Narrow" w:hAnsi="PT Sans Narrow"/>
                 <w:b w:val="0"/>
                 <w:i w:val="0"/>
                 <w:sz w:val="22"/>
@@ -11089,7 +11105,7 @@
             </w:pPr>
             <w:r>
               <w:rPr>
-                <w:rFonts w:ascii="Calibri" w:hAnsi="Calibri"/>
+                <w:rFonts w:ascii="PT Sans Narrow" w:hAnsi="PT Sans Narrow"/>
                 <w:b w:val="0"/>
                 <w:i w:val="0"/>
                 <w:color w:val="343A40"/>
@@ -11123,7 +11139,7 @@
             </w:pPr>
             <w:r>
               <w:rPr>
-                <w:rFonts w:ascii="Calibri" w:hAnsi="Calibri"/>
+                <w:rFonts w:ascii="PT Sans Narrow" w:hAnsi="PT Sans Narrow"/>
                 <w:b w:val="0"/>
                 <w:i w:val="0"/>
                 <w:sz w:val="22"/>
@@ -11174,7 +11190,7 @@
             </w:pPr>
             <w:r>
               <w:rPr>
-                <w:rFonts w:ascii="Calibri" w:hAnsi="Calibri"/>
+                <w:rFonts w:ascii="PT Sans Narrow" w:hAnsi="PT Sans Narrow"/>
                 <w:b w:val="0"/>
                 <w:i w:val="0"/>
                 <w:color w:val="343A40"/>
@@ -11192,7 +11208,7 @@
       </w:pPr>
       <w:r>
         <w:rPr>
-          <w:rFonts w:ascii="Calibri" w:hAnsi="Calibri"/>
+          <w:rFonts w:ascii="PT Sans Narrow" w:hAnsi="PT Sans Narrow"/>
           <w:b w:val="0"/>
           <w:i w:val="0"/>
           <w:sz w:val="12"/>
@@ -11201,15 +11217,11 @@
     </w:p>
     <w:p>
       <w:pPr>
-        <w:spacing w:before="320" w:after="100"/>
+        <w:pStyle w:val="Heading3"/>
       </w:pPr>
       <w:r>
         <w:rPr>
-          <w:rFonts w:ascii="PT Sans Narrow" w:hAnsi="PT Sans Narrow"/>
-          <w:b/>
-          <w:i w:val="0"/>
           <w:color w:val="16213E"/>
-          <w:sz w:val="24"/>
         </w:rPr>
         <w:t>Periodiche</w:t>
       </w:r>
@@ -11255,7 +11267,7 @@
             </w:pPr>
             <w:r>
               <w:rPr>
-                <w:rFonts w:ascii="Calibri" w:hAnsi="Calibri"/>
+                <w:rFonts w:ascii="PT Sans Narrow" w:hAnsi="PT Sans Narrow"/>
                 <w:b w:val="0"/>
                 <w:i w:val="0"/>
                 <w:sz w:val="22"/>
@@ -11306,7 +11318,7 @@
             </w:pPr>
             <w:r>
               <w:rPr>
-                <w:rFonts w:ascii="Calibri" w:hAnsi="Calibri"/>
+                <w:rFonts w:ascii="PT Sans Narrow" w:hAnsi="PT Sans Narrow"/>
                 <w:b w:val="0"/>
                 <w:i w:val="0"/>
                 <w:color w:val="343A40"/>
@@ -11340,7 +11352,7 @@
             </w:pPr>
             <w:r>
               <w:rPr>
-                <w:rFonts w:ascii="Calibri" w:hAnsi="Calibri"/>
+                <w:rFonts w:ascii="PT Sans Narrow" w:hAnsi="PT Sans Narrow"/>
                 <w:b w:val="0"/>
                 <w:i w:val="0"/>
                 <w:sz w:val="22"/>
@@ -11391,7 +11403,7 @@
             </w:pPr>
             <w:r>
               <w:rPr>
-                <w:rFonts w:ascii="Calibri" w:hAnsi="Calibri"/>
+                <w:rFonts w:ascii="PT Sans Narrow" w:hAnsi="PT Sans Narrow"/>
                 <w:b w:val="0"/>
                 <w:i w:val="0"/>
                 <w:color w:val="343A40"/>
@@ -11425,7 +11437,7 @@
             </w:pPr>
             <w:r>
               <w:rPr>
-                <w:rFonts w:ascii="Calibri" w:hAnsi="Calibri"/>
+                <w:rFonts w:ascii="PT Sans Narrow" w:hAnsi="PT Sans Narrow"/>
                 <w:b w:val="0"/>
                 <w:i w:val="0"/>
                 <w:sz w:val="22"/>
@@ -11476,7 +11488,7 @@
             </w:pPr>
             <w:r>
               <w:rPr>
-                <w:rFonts w:ascii="Calibri" w:hAnsi="Calibri"/>
+                <w:rFonts w:ascii="PT Sans Narrow" w:hAnsi="PT Sans Narrow"/>
                 <w:b w:val="0"/>
                 <w:i w:val="0"/>
                 <w:color w:val="343A40"/>
@@ -11510,7 +11522,7 @@
             </w:pPr>
             <w:r>
               <w:rPr>
-                <w:rFonts w:ascii="Calibri" w:hAnsi="Calibri"/>
+                <w:rFonts w:ascii="PT Sans Narrow" w:hAnsi="PT Sans Narrow"/>
                 <w:b w:val="0"/>
                 <w:i w:val="0"/>
                 <w:sz w:val="22"/>
@@ -11561,7 +11573,7 @@
             </w:pPr>
             <w:r>
               <w:rPr>
-                <w:rFonts w:ascii="Calibri" w:hAnsi="Calibri"/>
+                <w:rFonts w:ascii="PT Sans Narrow" w:hAnsi="PT Sans Narrow"/>
                 <w:b w:val="0"/>
                 <w:i w:val="0"/>
                 <w:color w:val="343A40"/>
@@ -11579,7 +11591,7 @@
       </w:pPr>
       <w:r>
         <w:rPr>
-          <w:rFonts w:ascii="Calibri" w:hAnsi="Calibri"/>
+          <w:rFonts w:ascii="PT Sans Narrow" w:hAnsi="PT Sans Narrow"/>
           <w:b w:val="0"/>
           <w:i w:val="0"/>
           <w:sz w:val="12"/>
@@ -11625,7 +11637,7 @@
             </w:pPr>
             <w:r>
               <w:rPr>
-                <w:rFonts w:ascii="Calibri" w:hAnsi="Calibri"/>
+                <w:rFonts w:ascii="PT Sans Narrow" w:hAnsi="PT Sans Narrow"/>
                 <w:b w:val="0"/>
                 <w:i w:val="0"/>
                 <w:sz w:val="2"/>
@@ -11641,10 +11653,151 @@
       </w:pPr>
       <w:r>
         <w:rPr>
-          <w:rFonts w:ascii="Calibri" w:hAnsi="Calibri"/>
+          <w:rFonts w:ascii="PT Sans Narrow" w:hAnsi="PT Sans Narrow"/>
           <w:b w:val="0"/>
           <w:i w:val="0"/>
           <w:sz w:val="8"/>
+        </w:rPr>
+      </w:r>
+    </w:p>
+    <w:tbl>
+      <w:tblPr>
+        <w:tblW w:type="auto" w:w="0"/>
+        <w:tblLook w:firstColumn="1" w:firstRow="1" w:lastColumn="0" w:lastRow="0" w:noHBand="0" w:noVBand="1" w:val="04A0"/>
+        <w:jc w:val="left"/>
+        <w:tblBorders>
+          <w:top w:val="nil"/>
+          <w:left w:val="nil"/>
+          <w:bottom w:val="nil"/>
+          <w:right w:val="nil"/>
+          <w:insideH w:val="nil"/>
+          <w:insideV w:val="nil"/>
+        </w:tblBorders>
+      </w:tblPr>
+      <w:tblGrid>
+        <w:gridCol w:w="9412"/>
+      </w:tblGrid>
+      <w:tr>
+        <w:tc>
+          <w:tcPr>
+            <w:tcW w:type="dxa" w:w="9412"/>
+            <w:shd w:val="clear" w:color="auto" w:fill="F8F9FA"/>
+            <w:tcBorders>
+              <w:top w:val="single" w:sz="18" w:space="0" w:color="E8EBEE"/>
+              <w:bottom w:val="single" w:sz="18" w:space="0" w:color="E8EBEE"/>
+              <w:left w:val="single" w:sz="18" w:space="0" w:color="E94560"/>
+              <w:right w:val="single" w:sz="18" w:space="0" w:color="E8EBEE"/>
+            </w:tcBorders>
+            <w:tcMar>
+              <w:top w:w="90" w:type="dxa"/>
+              <w:bottom w:w="90" w:type="dxa"/>
+              <w:left w:w="140" w:type="dxa"/>
+              <w:right w:w="110" w:type="dxa"/>
+            </w:tcMar>
+          </w:tcPr>
+          <w:p>
+            <w:pPr>
+              <w:spacing w:before="0" w:after="60"/>
+            </w:pPr>
+            <w:r>
+              <w:rPr>
+                <w:rFonts w:ascii="PT Sans Narrow" w:hAnsi="PT Sans Narrow"/>
+                <w:b/>
+                <w:i w:val="0"/>
+                <w:color w:val="E94560"/>
+                <w:sz w:val="17"/>
+              </w:rPr>
+              <w:t>ASSISTENZA E CONTATTI</w:t>
+            </w:r>
+          </w:p>
+          <w:p>
+            <w:pPr>
+              <w:spacing w:before="0" w:after="80"/>
+            </w:pPr>
+            <w:r>
+              <w:rPr>
+                <w:rFonts w:ascii="PT Sans Narrow" w:hAnsi="PT Sans Narrow"/>
+                <w:b w:val="0"/>
+                <w:i w:val="0"/>
+                <w:color w:val="343A40"/>
+                <w:sz w:val="20"/>
+              </w:rPr>
+              <w:t>Per qualsiasi dubbio su questo manuale o sull'applicazione:</w:t>
+            </w:r>
+          </w:p>
+          <w:p>
+            <w:pPr>
+              <w:spacing w:before="0" w:after="80"/>
+            </w:pPr>
+            <w:r>
+              <w:rPr>
+                <w:rFonts w:ascii="PT Sans Narrow" w:hAnsi="PT Sans Narrow"/>
+                <w:b/>
+                <w:i w:val="0"/>
+                <w:color w:val="16213E"/>
+                <w:sz w:val="20"/>
+              </w:rPr>
+              <w:t>Daniele Speziale — DS Consulting</w:t>
+            </w:r>
+          </w:p>
+          <w:p>
+            <w:pPr>
+              <w:spacing w:before="0" w:after="0"/>
+            </w:pPr>
+            <w:r>
+              <w:rPr>
+                <w:rFonts w:ascii="PT Sans Narrow" w:hAnsi="PT Sans Narrow"/>
+                <w:b w:val="0"/>
+                <w:i w:val="0"/>
+                <w:color w:val="343A40"/>
+                <w:sz w:val="20"/>
+              </w:rPr>
+              <w:t xml:space="preserve">Email:  </w:t>
+            </w:r>
+            <w:r>
+              <w:rPr>
+                <w:rFonts w:ascii="PT Sans Narrow" w:hAnsi="PT Sans Narrow"/>
+                <w:b/>
+                <w:i w:val="0"/>
+                <w:color w:val="16213E"/>
+                <w:sz w:val="20"/>
+              </w:rPr>
+              <w:t>dspeziale@gmail.com</w:t>
+            </w:r>
+            <w:r>
+              <w:rPr>
+                <w:rFonts w:ascii="PT Sans Narrow" w:hAnsi="PT Sans Narrow"/>
+                <w:b w:val="0"/>
+                <w:i w:val="0"/>
+                <w:color w:val="343A40"/>
+                <w:sz w:val="20"/>
+              </w:rPr>
+              <w:t xml:space="preserve">        Cellulare:  </w:t>
+            </w:r>
+            <w:r>
+              <w:rPr>
+                <w:rFonts w:ascii="PT Sans Narrow" w:hAnsi="PT Sans Narrow"/>
+                <w:b/>
+                <w:i w:val="0"/>
+                <w:color w:val="16213E"/>
+                <w:sz w:val="20"/>
+              </w:rPr>
+              <w:t>+39 352 0150489</w:t>
+            </w:r>
+          </w:p>
+        </w:tc>
+      </w:tr>
+    </w:tbl>
+    <w:p>
+      <w:pPr>
+        <w:spacing w:before="0" w:after="0"/>
+      </w:pPr>
+      <w:r>
+        <w:rPr>
+          <w:rFonts w:ascii="PT Sans Narrow" w:hAnsi="PT Sans Narrow"/>
+          <w:b w:val="0"/>
+          <w:i w:val="0"/>
+          <w:sz w:val="10"/>
         </w:rPr>
       </w:r>
     </w:p>
@@ -11654,13 +11807,13 @@
       </w:pPr>
       <w:r>
         <w:rPr>
-          <w:rFonts w:ascii="Calibri" w:hAnsi="Calibri"/>
+          <w:rFonts w:ascii="PT Sans Narrow" w:hAnsi="PT Sans Narrow"/>
           <w:b w:val="0"/>
           <w:i w:val="0"/>
           <w:color w:val="6C757D"/>
           <w:sz w:val="17"/>
         </w:rPr>
-        <w:t>QuickLunch · La giornata del gestore · Orari tarati su ritiro pasti 11:45-13:30 e chiusura del banco alle 17:30: se cambiano, va ritarata la scaletta.</w:t>
+        <w:t>QuickLunch · La giornata del gestore · Orari tarati su ritiro pasti 11:45-13:30, banco chiuso al pubblico alle 17:00, fine del lavoro alle 17:30: se cambiano, va ritarata la scaletta.</w:t>
       </w:r>
     </w:p>
     <w:p>
@@ -11669,13 +11822,13 @@
       </w:pPr>
       <w:r>
         <w:rPr>
-          <w:rFonts w:ascii="Calibri" w:hAnsi="Calibri"/>
+          <w:rFonts w:ascii="PT Sans Narrow" w:hAnsi="PT Sans Narrow"/>
           <w:b w:val="0"/>
           <w:i w:val="0"/>
           <w:color w:val="6C757D"/>
           <w:sz w:val="17"/>
         </w:rPr>
-        <w:t>© 2024–26 DS Consulting</w:t>
+        <w:t>© 2024–26 DS Consulting  ·  DS Consulting  ·  Daniele Speziale  ·  dspeziale@gmail.com  ·  +39 352 0150489</w:t>
       </w:r>
     </w:p>
     <w:sectPr>
@@ -12051,6 +12204,14 @@
     <w:name w:val="Normal"/>
     <w:qFormat/>
     <w:rsid w:val="00FC693F"/>
+    <w:pPr>
+      <w:spacing w:after="120" w:line="259" w:lineRule="auto"/>
+    </w:pPr>
+    <w:rPr>
+      <w:rFonts w:ascii="PT Sans Narrow" w:hAnsi="PT Sans Narrow" w:eastAsia="PT Sans Narrow" w:cs="PT Sans Narrow"/>
+      <w:color w:val="343A40"/>
+      <w:sz w:val="21"/>
+    </w:rPr>
   </w:style>
   <w:style w:type="paragraph" w:styleId="Header">
     <w:name w:val="header"/>
@@ -12107,15 +12268,15 @@
     <w:pPr>
       <w:keepNext/>
       <w:keepLines/>
-      <w:spacing w:before="480" w:after="0"/>
+      <w:spacing w:before="320" w:after="100"/>
       <w:outlineLvl w:val="0"/>
     </w:pPr>
     <w:rPr>
-      <w:rFonts w:asciiTheme="majorHAnsi" w:eastAsiaTheme="majorEastAsia" w:hAnsiTheme="majorHAnsi" w:cstheme="majorBidi"/>
+      <w:rFonts w:asciiTheme="majorHAnsi" w:eastAsiaTheme="majorEastAsia" w:hAnsiTheme="majorHAnsi" w:cstheme="majorBidi" w:ascii="PT Sans Narrow" w:hAnsi="PT Sans Narrow"/>
       <w:b/>
       <w:bCs/>
-      <w:color w:val="365F91" w:themeColor="accent1" w:themeShade="BF"/>
-      <w:sz w:val="28"/>
+      <w:color w:val="0F3460"/>
+      <w:sz w:val="38"/>
       <w:szCs w:val="28"/>
     </w:rPr>
   </w:style>
@@ -12131,15 +12292,15 @@
     <w:pPr>
       <w:keepNext/>
       <w:keepLines/>
-      <w:spacing w:before="200" w:after="0"/>
+      <w:spacing w:before="280" w:after="80"/>
       <w:outlineLvl w:val="1"/>
     </w:pPr>
     <w:rPr>
-      <w:rFonts w:asciiTheme="majorHAnsi" w:eastAsiaTheme="majorEastAsia" w:hAnsiTheme="majorHAnsi" w:cstheme="majorBidi"/>
+      <w:rFonts w:asciiTheme="majorHAnsi" w:eastAsiaTheme="majorEastAsia" w:hAnsiTheme="majorHAnsi" w:cstheme="majorBidi" w:ascii="PT Sans Narrow" w:hAnsi="PT Sans Narrow"/>
       <w:b/>
       <w:bCs/>
-      <w:color w:val="4F81BD" w:themeColor="accent1"/>
-      <w:sz w:val="26"/>
+      <w:color w:val="0F3460"/>
+      <w:sz w:val="29"/>
       <w:szCs w:val="26"/>
     </w:rPr>
   </w:style>
@@ -12155,14 +12316,15 @@
     <w:pPr>
       <w:keepNext/>
       <w:keepLines/>
-      <w:spacing w:before="200" w:after="0"/>
+      <w:spacing w:before="240" w:after="60"/>
       <w:outlineLvl w:val="2"/>
     </w:pPr>
     <w:rPr>
-      <w:rFonts w:asciiTheme="majorHAnsi" w:eastAsiaTheme="majorEastAsia" w:hAnsiTheme="majorHAnsi" w:cstheme="majorBidi"/>
+      <w:rFonts w:asciiTheme="majorHAnsi" w:eastAsiaTheme="majorEastAsia" w:hAnsiTheme="majorHAnsi" w:cstheme="majorBidi" w:ascii="PT Sans Narrow" w:hAnsi="PT Sans Narrow"/>
       <w:b/>
       <w:bCs/>
-      <w:color w:val="4F81BD" w:themeColor="accent1"/>
+      <w:color w:val="16213E"/>
+      <w:sz w:val="24"/>
     </w:rPr>
   </w:style>
   <w:style w:type="paragraph" w:styleId="Heading4">
@@ -23733,6 +23895,15 @@
         <w:shd w:val="clear" w:color="auto" w:fill="FBCAA2" w:themeFill="accent6" w:themeFillTint="7F"/>
       </w:tcPr>
     </w:tblStylePr>
+  </w:style>
+  <w:style w:type="paragraph" w:customStyle="1" w:styleId="NotaQuickLunch">
+    <w:name w:val="Nota QuickLunch"/>
+    <w:basedOn w:val="Normal"/>
+    <w:rPr>
+      <w:rFonts w:ascii="PT Sans Narrow" w:hAnsi="PT Sans Narrow"/>
+      <w:color w:val="6C757D"/>
+      <w:sz w:val="19"/>
+    </w:rPr>
   </w:style>
 </w:styles>
 </file>

--- a/docs/manuali/manuale_gestore_giornata.docx
+++ b/docs/manuali/manuale_gestore_giornata.docx
@@ -283,7 +283,156 @@
           <w:rFonts w:ascii="PT Sans Narrow" w:hAnsi="PT Sans Narrow"/>
           <w:b w:val="0"/>
           <w:i w:val="0"/>
-          <w:sz w:val="6"/>
+          <w:sz w:val="4"/>
+        </w:rPr>
+      </w:r>
+    </w:p>
+    <w:tbl>
+      <w:tblPr>
+        <w:tblW w:type="auto" w:w="0"/>
+        <w:tblLook w:firstColumn="1" w:firstRow="1" w:lastColumn="0" w:lastRow="0" w:noHBand="0" w:noVBand="1" w:val="04A0"/>
+        <w:jc w:val="left"/>
+        <w:tblBorders>
+          <w:top w:val="nil"/>
+          <w:left w:val="nil"/>
+          <w:bottom w:val="nil"/>
+          <w:right w:val="nil"/>
+          <w:insideH w:val="nil"/>
+          <w:insideV w:val="nil"/>
+        </w:tblBorders>
+      </w:tblPr>
+      <w:tblGrid>
+        <w:gridCol w:w="9412"/>
+      </w:tblGrid>
+      <w:tr>
+        <w:tc>
+          <w:tcPr>
+            <w:tcW w:type="dxa" w:w="9412"/>
+            <w:shd w:val="clear" w:color="auto" w:fill="FDF6E7"/>
+            <w:tcBorders>
+              <w:top w:val="single" w:sz="18" w:space="0" w:color="E8EBEE"/>
+              <w:bottom w:val="single" w:sz="18" w:space="0" w:color="E8EBEE"/>
+              <w:left w:val="single" w:sz="18" w:space="0" w:color="E67E22"/>
+              <w:right w:val="single" w:sz="18" w:space="0" w:color="E8EBEE"/>
+            </w:tcBorders>
+            <w:tcMar>
+              <w:top w:w="90" w:type="dxa"/>
+              <w:bottom w:w="90" w:type="dxa"/>
+              <w:left w:w="140" w:type="dxa"/>
+              <w:right w:w="110" w:type="dxa"/>
+            </w:tcMar>
+          </w:tcPr>
+          <w:p>
+            <w:pPr>
+              <w:spacing w:before="0" w:after="60"/>
+            </w:pPr>
+            <w:r>
+              <w:rPr>
+                <w:rFonts w:ascii="PT Sans Narrow" w:hAnsi="PT Sans Narrow"/>
+                <w:b/>
+                <w:i w:val="0"/>
+                <w:color w:val="E67E22"/>
+                <w:sz w:val="17"/>
+              </w:rPr>
+              <w:t>PORTAFOGLIO PREPAGATO: ATTIVO O SPENTO</w:t>
+            </w:r>
+          </w:p>
+          <w:p>
+            <w:pPr>
+              <w:spacing w:before="0" w:after="80"/>
+            </w:pPr>
+            <w:r>
+              <w:rPr>
+                <w:rFonts w:ascii="PT Sans Narrow" w:hAnsi="PT Sans Narrow"/>
+                <w:b w:val="0"/>
+                <w:i w:val="0"/>
+                <w:color w:val="343A40"/>
+                <w:sz w:val="20"/>
+              </w:rPr>
+              <w:t xml:space="preserve">Il portafoglio e una funzione attivabile (Impostazioni › Funzionalita). Se lavorate </w:t>
+            </w:r>
+            <w:r>
+              <w:rPr>
+                <w:rFonts w:ascii="PT Sans Narrow" w:hAnsi="PT Sans Narrow"/>
+                <w:b/>
+                <w:i w:val="0"/>
+                <w:color w:val="16213E"/>
+                <w:sz w:val="20"/>
+              </w:rPr>
+              <w:t>senza portafoglio</w:t>
+            </w:r>
+            <w:r>
+              <w:rPr>
+                <w:rFonts w:ascii="PT Sans Narrow" w:hAnsi="PT Sans Narrow"/>
+                <w:b w:val="0"/>
+                <w:i w:val="0"/>
+                <w:color w:val="343A40"/>
+                <w:sz w:val="20"/>
+              </w:rPr>
+              <w:t>, i clienti pagano alla cassa: saldi, ricariche, fidi, punti e bonus non esistono, ma ordini, banco e cesto registrano comunque le vendite nei report.</w:t>
+            </w:r>
+          </w:p>
+          <w:p>
+            <w:pPr>
+              <w:spacing w:before="0" w:after="0"/>
+            </w:pPr>
+            <w:r>
+              <w:rPr>
+                <w:rFonts w:ascii="PT Sans Narrow" w:hAnsi="PT Sans Narrow"/>
+                <w:b w:val="0"/>
+                <w:i w:val="0"/>
+                <w:color w:val="343A40"/>
+                <w:sz w:val="20"/>
+              </w:rPr>
+              <w:t xml:space="preserve">Le attivita di questo manuale contrassegnate con </w:t>
+            </w:r>
+            <w:r>
+              <w:rPr>
+                <w:rFonts w:ascii="PT Sans Narrow" w:hAnsi="PT Sans Narrow"/>
+                <w:b/>
+                <w:i w:val="0"/>
+                <w:color w:val="16213E"/>
+                <w:sz w:val="20"/>
+              </w:rPr>
+              <w:t>"solo con portafoglio attivo"</w:t>
+            </w:r>
+            <w:r>
+              <w:rPr>
+                <w:rFonts w:ascii="PT Sans Narrow" w:hAnsi="PT Sans Narrow"/>
+                <w:b w:val="0"/>
+                <w:i w:val="0"/>
+                <w:color w:val="343A40"/>
+                <w:sz w:val="20"/>
+              </w:rPr>
+              <w:t xml:space="preserve"> in quel caso si saltano: la scaletta resta valida per tutto il resto.</w:t>
+            </w:r>
+          </w:p>
+        </w:tc>
+      </w:tr>
+    </w:tbl>
+    <w:p>
+      <w:pPr>
+        <w:spacing w:before="0" w:after="0"/>
+      </w:pPr>
+      <w:r>
+        <w:rPr>
+          <w:rFonts w:ascii="PT Sans Narrow" w:hAnsi="PT Sans Narrow"/>
+          <w:b w:val="0"/>
+          <w:i w:val="0"/>
+          <w:sz w:val="10"/>
+        </w:rPr>
+      </w:r>
+    </w:p>
+    <w:p>
+      <w:pPr>
+        <w:spacing w:before="0" w:after="0"/>
+      </w:pPr>
+      <w:r>
+        <w:rPr>
+          <w:rFonts w:ascii="PT Sans Narrow" w:hAnsi="PT Sans Narrow"/>
+          <w:b w:val="0"/>
+          <w:i w:val="0"/>
+          <w:sz w:val="2"/>
         </w:rPr>
       </w:r>
     </w:p>
@@ -1179,7 +1328,7 @@
                 <w:color w:val="343A40"/>
                 <w:sz w:val="20"/>
               </w:rPr>
-              <w:t>Ricariche e fidi sistemati</w:t>
+              <w:t>Ricariche e fidi (solo con portafoglio attivo)</w:t>
             </w:r>
           </w:p>
         </w:tc>
@@ -3988,7 +4137,7 @@
                 <w:color w:val="16213E"/>
                 <w:sz w:val="23"/>
               </w:rPr>
-              <w:t>Sistema ricariche e fidi</w:t>
+              <w:t>Sistema ricariche e fidi (solo con portafoglio attivo)</w:t>
             </w:r>
           </w:p>
           <w:p>
@@ -4039,6 +4188,21 @@
                 <w:sz w:val="20"/>
               </w:rPr>
               <w:t xml:space="preserve"> dalla scheda del cliente: consente di ordinare andando in rosso fino alla soglia scelta.</w:t>
+            </w:r>
+          </w:p>
+          <w:p>
+            <w:pPr>
+              <w:spacing w:before="0" w:after="60"/>
+            </w:pPr>
+            <w:r>
+              <w:rPr>
+                <w:rFonts w:ascii="PT Sans Narrow" w:hAnsi="PT Sans Narrow"/>
+                <w:b w:val="0"/>
+                <w:i w:val="0"/>
+                <w:color w:val="343A40"/>
+                <w:sz w:val="20"/>
+              </w:rPr>
+              <w:t>Se il portafoglio prepagato e disattivato nelle Impostazioni, questo passo non esiste: i clienti pagano alla cassa e si passa direttamente all'attivita successiva.</w:t>
             </w:r>
           </w:p>
           <w:p>
@@ -9793,7 +9957,7 @@
                 <w:color w:val="343A40"/>
                 <w:sz w:val="20"/>
               </w:rPr>
-              <w:t>Ricariche e fidi sistemati</w:t>
+              <w:t>Ricariche e fidi sistemati (se il portafoglio e attivo)</w:t>
             </w:r>
           </w:p>
         </w:tc>

--- a/docs/manuali/manuale_gestore_giornata.docx
+++ b/docs/manuali/manuale_gestore_giornata.docx
@@ -6366,6 +6366,41 @@
                 <w:sz w:val="20"/>
               </w:rPr>
               <w:t>, sulla data di oggi: elenco nominativo per azienda, ordinato per cognome, con le porzioni per persona. E la lista di produzione e la base per etichettare le porzioni.</w:t>
+            </w:r>
+          </w:p>
+          <w:p>
+            <w:pPr>
+              <w:spacing w:before="0" w:after="60"/>
+            </w:pPr>
+            <w:r>
+              <w:rPr>
+                <w:rFonts w:ascii="PT Sans Narrow" w:hAnsi="PT Sans Narrow"/>
+                <w:b w:val="0"/>
+                <w:i w:val="0"/>
+                <w:color w:val="343A40"/>
+                <w:sz w:val="20"/>
+              </w:rPr>
+              <w:t xml:space="preserve">I nomi sono stampati come </w:t>
+            </w:r>
+            <w:r>
+              <w:rPr>
+                <w:rFonts w:ascii="PT Sans Narrow" w:hAnsi="PT Sans Narrow"/>
+                <w:b/>
+                <w:i w:val="0"/>
+                <w:color w:val="16213E"/>
+                <w:sz w:val="20"/>
+              </w:rPr>
+              <w:t>"Mario R."</w:t>
+            </w:r>
+            <w:r>
+              <w:rPr>
+                <w:rFonts w:ascii="PT Sans Narrow" w:hAnsi="PT Sans Narrow"/>
+                <w:b w:val="0"/>
+                <w:i w:val="0"/>
+                <w:color w:val="343A40"/>
+                <w:sz w:val="20"/>
+              </w:rPr>
+              <w:t xml:space="preserve"> — nome per esteso e cognome puntato: la lista resta appendibile in cucina senza esporre l'anagrafica dei clienti. Vale per tutte le stampe e per il display.</w:t>
             </w:r>
           </w:p>
           <w:p>

--- a/docs/manuali/manuale_gestore_giornata.docx
+++ b/docs/manuali/manuale_gestore_giornata.docx
@@ -8154,6 +8154,258 @@
                 <w:sz w:val="18"/>
               </w:rPr>
               <w:t>il conteggio e definitivo solo dopo l'ultimo servizio del mese.</w:t>
+            </w:r>
+          </w:p>
+        </w:tc>
+      </w:tr>
+    </w:tbl>
+    <w:p>
+      <w:pPr>
+        <w:spacing w:before="0" w:after="0"/>
+      </w:pPr>
+      <w:r>
+        <w:rPr>
+          <w:rFonts w:ascii="PT Sans Narrow" w:hAnsi="PT Sans Narrow"/>
+          <w:b w:val="0"/>
+          <w:i w:val="0"/>
+          <w:sz w:val="7"/>
+        </w:rPr>
+      </w:r>
+    </w:p>
+    <w:p>
+      <w:pPr>
+        <w:pStyle w:val="Heading3"/>
+      </w:pPr>
+      <w:r>
+        <w:rPr>
+          <w:color w:val="16213E"/>
+        </w:rPr>
+        <w:t>Una volta sola: le risposte su Telegram</w:t>
+      </w:r>
+    </w:p>
+    <w:tbl>
+      <w:tblPr>
+        <w:tblW w:type="auto" w:w="0"/>
+        <w:tblLook w:firstColumn="1" w:firstRow="1" w:lastColumn="0" w:lastRow="0" w:noHBand="0" w:noVBand="1" w:val="04A0"/>
+        <w:jc w:val="left"/>
+        <w:tblBorders>
+          <w:top w:val="nil"/>
+          <w:left w:val="nil"/>
+          <w:bottom w:val="nil"/>
+          <w:right w:val="nil"/>
+          <w:insideH w:val="nil"/>
+          <w:insideV w:val="nil"/>
+        </w:tblBorders>
+      </w:tblPr>
+      <w:tblGrid>
+        <w:gridCol w:w="4706"/>
+        <w:gridCol w:w="4706"/>
+      </w:tblGrid>
+      <w:tr>
+        <w:tc>
+          <w:tcPr>
+            <w:tcW w:type="dxa" w:w="1134"/>
+            <w:shd w:val="clear" w:color="auto" w:fill="0F3460"/>
+            <w:tcMar>
+              <w:top w:w="70" w:type="dxa"/>
+              <w:bottom w:w="70" w:type="dxa"/>
+              <w:left w:w="40" w:type="dxa"/>
+              <w:right w:w="40" w:type="dxa"/>
+            </w:tcMar>
+            <w:vAlign w:val="center"/>
+          </w:tcPr>
+          <w:p>
+            <w:pPr>
+              <w:spacing w:before="0" w:after="0"/>
+              <w:jc w:val="center"/>
+            </w:pPr>
+            <w:r>
+              <w:rPr>
+                <w:rFonts w:ascii="PT Sans Narrow" w:hAnsi="PT Sans Narrow"/>
+                <w:b/>
+                <w:i w:val="0"/>
+                <w:color w:val="FFFFFF"/>
+                <w:sz w:val="30"/>
+              </w:rPr>
+              <w:t>Prima</w:t>
+              <w:br/>
+              <w:t>dell'avvio</w:t>
+            </w:r>
+          </w:p>
+        </w:tc>
+        <w:tc>
+          <w:tcPr>
+            <w:tcW w:type="dxa" w:w="8220"/>
+            <w:tcMar>
+              <w:top w:w="55" w:type="dxa"/>
+              <w:bottom w:w="55" w:type="dxa"/>
+              <w:left w:w="160" w:type="dxa"/>
+              <w:right w:w="60" w:type="dxa"/>
+            </w:tcMar>
+          </w:tcPr>
+          <w:p>
+            <w:pPr>
+              <w:spacing w:before="0" w:after="40"/>
+            </w:pPr>
+            <w:r>
+              <w:rPr>
+                <w:rFonts w:ascii="PT Sans Narrow" w:hAnsi="PT Sans Narrow"/>
+                <w:b/>
+                <w:i w:val="0"/>
+                <w:color w:val="16213E"/>
+                <w:sz w:val="23"/>
+              </w:rPr>
+              <w:t>Attiva i bottoni di conferma del pasto</w:t>
+            </w:r>
+          </w:p>
+          <w:p>
+            <w:pPr>
+              <w:spacing w:before="0" w:after="60"/>
+            </w:pPr>
+            <w:r>
+              <w:rPr>
+                <w:rFonts w:ascii="PT Sans Narrow" w:hAnsi="PT Sans Narrow"/>
+                <w:b w:val="0"/>
+                <w:i w:val="0"/>
+                <w:color w:val="343A40"/>
+                <w:sz w:val="20"/>
+              </w:rPr>
+              <w:t xml:space="preserve">Impostazioni › Notifiche › </w:t>
+            </w:r>
+            <w:r>
+              <w:rPr>
+                <w:rFonts w:ascii="PT Sans Narrow" w:hAnsi="PT Sans Narrow"/>
+                <w:b/>
+                <w:i w:val="0"/>
+                <w:color w:val="16213E"/>
+                <w:sz w:val="20"/>
+              </w:rPr>
+              <w:t>Attiva le risposte ai bottoni</w:t>
+            </w:r>
+            <w:r>
+              <w:rPr>
+                <w:rFonts w:ascii="PT Sans Narrow" w:hAnsi="PT Sans Narrow"/>
+                <w:b w:val="0"/>
+                <w:i w:val="0"/>
+                <w:color w:val="343A40"/>
+                <w:sz w:val="20"/>
+              </w:rPr>
+              <w:t xml:space="preserve">. Da quel momento il promemoria del pasto aziendale arriva al dipendente con due bottoni: </w:t>
+            </w:r>
+            <w:r>
+              <w:rPr>
+                <w:rFonts w:ascii="PT Sans Narrow" w:hAnsi="PT Sans Narrow"/>
+                <w:b/>
+                <w:i w:val="0"/>
+                <w:color w:val="16213E"/>
+                <w:sz w:val="20"/>
+              </w:rPr>
+              <w:t>Sì, lo ritiro</w:t>
+            </w:r>
+            <w:r>
+              <w:rPr>
+                <w:rFonts w:ascii="PT Sans Narrow" w:hAnsi="PT Sans Narrow"/>
+                <w:b w:val="0"/>
+                <w:i w:val="0"/>
+                <w:color w:val="343A40"/>
+                <w:sz w:val="20"/>
+              </w:rPr>
+              <w:t xml:space="preserve"> e </w:t>
+            </w:r>
+            <w:r>
+              <w:rPr>
+                <w:rFonts w:ascii="PT Sans Narrow" w:hAnsi="PT Sans Narrow"/>
+                <w:b/>
+                <w:i w:val="0"/>
+                <w:color w:val="16213E"/>
+                <w:sz w:val="20"/>
+              </w:rPr>
+              <w:t>No, non vengo</w:t>
+            </w:r>
+            <w:r>
+              <w:rPr>
+                <w:rFonts w:ascii="PT Sans Narrow" w:hAnsi="PT Sans Narrow"/>
+                <w:b w:val="0"/>
+                <w:i w:val="0"/>
+                <w:color w:val="343A40"/>
+                <w:sz w:val="20"/>
+              </w:rPr>
+              <w:t>.</w:t>
+            </w:r>
+          </w:p>
+          <w:p>
+            <w:pPr>
+              <w:spacing w:before="0" w:after="60"/>
+            </w:pPr>
+            <w:r>
+              <w:rPr>
+                <w:rFonts w:ascii="PT Sans Narrow" w:hAnsi="PT Sans Narrow"/>
+                <w:b w:val="0"/>
+                <w:i w:val="0"/>
+                <w:color w:val="343A40"/>
+                <w:sz w:val="20"/>
+              </w:rPr>
+              <w:t xml:space="preserve">Il </w:t>
+            </w:r>
+            <w:r>
+              <w:rPr>
+                <w:rFonts w:ascii="PT Sans Narrow" w:hAnsi="PT Sans Narrow"/>
+                <w:b/>
+                <w:i w:val="0"/>
+                <w:color w:val="16213E"/>
+                <w:sz w:val="20"/>
+              </w:rPr>
+              <w:t>No annulla la prenotazione</w:t>
+            </w:r>
+            <w:r>
+              <w:rPr>
+                <w:rFonts w:ascii="PT Sans Narrow" w:hAnsi="PT Sans Narrow"/>
+                <w:b w:val="0"/>
+                <w:i w:val="0"/>
+                <w:color w:val="343A40"/>
+                <w:sz w:val="20"/>
+              </w:rPr>
+              <w:t>: il pasto sparisce dalla lista di produzione, non va preparato e non entra in fatturazione. Sul canale Telegram dello staff arriva l'avviso, perche a quell'ora la cucina sta impiattando.</w:t>
+            </w:r>
+          </w:p>
+          <w:p>
+            <w:pPr>
+              <w:spacing w:before="0" w:after="60"/>
+            </w:pPr>
+            <w:r>
+              <w:rPr>
+                <w:rFonts w:ascii="PT Sans Narrow" w:hAnsi="PT Sans Narrow"/>
+                <w:b w:val="0"/>
+                <w:i w:val="0"/>
+                <w:color w:val="343A40"/>
+                <w:sz w:val="20"/>
+              </w:rPr>
+              <w:t>Serve un indirizzo pubblico in HTTPS: si attiva dall'applicazione in produzione, non da un ambiente di prova.</w:t>
+            </w:r>
+          </w:p>
+          <w:p>
+            <w:pPr>
+              <w:spacing w:before="40" w:after="0"/>
+            </w:pPr>
+            <w:r>
+              <w:rPr>
+                <w:rFonts w:ascii="PT Sans Narrow" w:hAnsi="PT Sans Narrow"/>
+                <w:b/>
+                <w:i w:val="0"/>
+                <w:color w:val="E94560"/>
+                <w:sz w:val="17"/>
+              </w:rPr>
+              <w:t xml:space="preserve">Perche quest'ora:  </w:t>
+            </w:r>
+            <w:r>
+              <w:rPr>
+                <w:rFonts w:ascii="PT Sans Narrow" w:hAnsi="PT Sans Narrow"/>
+                <w:b w:val="0"/>
+                <w:i/>
+                <w:color w:val="6C757D"/>
+                <w:sz w:val="18"/>
+              </w:rPr>
+              <w:t>una volta registrato resta attivo; senza questo passaggio i bottoni compaiono ma la risposta non arriva.</w:t>
             </w:r>
           </w:p>
         </w:tc>

--- a/docs/manuali/manuale_gestore_giornata.docx
+++ b/docs/manuali/manuale_gestore_giornata.docx
@@ -8597,6 +8597,41 @@
           </w:p>
           <w:p>
             <w:pPr>
+              <w:spacing w:before="0" w:after="60"/>
+            </w:pPr>
+            <w:r>
+              <w:rPr>
+                <w:rFonts w:ascii="PT Sans Narrow" w:hAnsi="PT Sans Narrow"/>
+                <w:b w:val="0"/>
+                <w:i w:val="0"/>
+                <w:color w:val="343A40"/>
+                <w:sz w:val="20"/>
+              </w:rPr>
+              <w:t xml:space="preserve">La pagina mostra </w:t>
+            </w:r>
+            <w:r>
+              <w:rPr>
+                <w:rFonts w:ascii="PT Sans Narrow" w:hAnsi="PT Sans Narrow"/>
+                <w:b/>
+                <w:i w:val="0"/>
+                <w:color w:val="16213E"/>
+                <w:sz w:val="20"/>
+              </w:rPr>
+              <w:t>quando e stato scaricato l'ultimo backup</w:t>
+            </w:r>
+            <w:r>
+              <w:rPr>
+                <w:rFonts w:ascii="PT Sans Narrow" w:hAnsi="PT Sans Narrow"/>
+                <w:b w:val="0"/>
+                <w:i w:val="0"/>
+                <w:color w:val="343A40"/>
+                <w:sz w:val="20"/>
+              </w:rPr>
+              <w:t>; se passano piu di sei giorni, il venerdi dalle 9 arriva un promemoria sul canale Telegram dello staff.</w:t>
+            </w:r>
+          </w:p>
+          <w:p>
+            <w:pPr>
               <w:spacing w:before="40" w:after="0"/>
             </w:pPr>
             <w:r>
@@ -8760,6 +8795,91 @@
                 <w:sz w:val="20"/>
               </w:rPr>
               <w:t>: carica un backup e il contenuto attuale del database viene sostituito. Serve digitare RIPRISTINA per confermare, e al termine si viene disconnessi perche anche gli utenti sono stati sostituiti.</w:t>
+            </w:r>
+          </w:p>
+          <w:p>
+            <w:pPr>
+              <w:spacing w:before="0" w:after="60"/>
+            </w:pPr>
+            <w:r>
+              <w:rPr>
+                <w:rFonts w:ascii="PT Sans Narrow" w:hAnsi="PT Sans Narrow"/>
+                <w:b w:val="0"/>
+                <w:i w:val="0"/>
+                <w:color w:val="343A40"/>
+                <w:sz w:val="20"/>
+              </w:rPr>
+              <w:t>Appena scegli il file, la pagina ne mostra un'</w:t>
+            </w:r>
+            <w:r>
+              <w:rPr>
+                <w:rFonts w:ascii="PT Sans Narrow" w:hAnsi="PT Sans Narrow"/>
+                <w:b/>
+                <w:i w:val="0"/>
+                <w:color w:val="16213E"/>
+                <w:sz w:val="20"/>
+              </w:rPr>
+              <w:t>anteprima</w:t>
+            </w:r>
+            <w:r>
+              <w:rPr>
+                <w:rFonts w:ascii="PT Sans Narrow" w:hAnsi="PT Sans Narrow"/>
+                <w:b w:val="0"/>
+                <w:i w:val="0"/>
+                <w:color w:val="343A40"/>
+                <w:sz w:val="20"/>
+              </w:rPr>
+              <w:t>: data, tabelle, righe, utenti e ordini contenuti, e un avviso se e vecchio o precedente a una funzione (per esempio la dieta), il cui contenuto attuale andrebbe perso.</w:t>
+            </w:r>
+          </w:p>
+          <w:p>
+            <w:pPr>
+              <w:spacing w:before="0" w:after="60"/>
+            </w:pPr>
+            <w:r>
+              <w:rPr>
+                <w:rFonts w:ascii="PT Sans Narrow" w:hAnsi="PT Sans Narrow"/>
+                <w:b w:val="0"/>
+                <w:i w:val="0"/>
+                <w:color w:val="343A40"/>
+                <w:sz w:val="20"/>
+              </w:rPr>
+              <w:t xml:space="preserve">Prima di cancellare, l'applicazione </w:t>
+            </w:r>
+            <w:r>
+              <w:rPr>
+                <w:rFonts w:ascii="PT Sans Narrow" w:hAnsi="PT Sans Narrow"/>
+                <w:b/>
+                <w:i w:val="0"/>
+                <w:color w:val="16213E"/>
+                <w:sz w:val="20"/>
+              </w:rPr>
+              <w:t>invia per email al tuo indirizzo lo stato attuale</w:t>
+            </w:r>
+            <w:r>
+              <w:rPr>
+                <w:rFonts w:ascii="PT Sans Narrow" w:hAnsi="PT Sans Narrow"/>
+                <w:b w:val="0"/>
+                <w:i w:val="0"/>
+                <w:color w:val="343A40"/>
+                <w:sz w:val="20"/>
+              </w:rPr>
+              <w:t>: e la strada per tornare indietro se il file era quello sbagliato. Se l'email non parte il ripristino si ferma, salvo che tu non abbia spuntato di procedere comunque.</w:t>
+            </w:r>
+          </w:p>
+          <w:p>
+            <w:pPr>
+              <w:spacing w:before="0" w:after="60"/>
+            </w:pPr>
+            <w:r>
+              <w:rPr>
+                <w:rFonts w:ascii="PT Sans Narrow" w:hAnsi="PT Sans Narrow"/>
+                <w:b w:val="0"/>
+                <w:i w:val="0"/>
+                <w:color w:val="343A40"/>
+                <w:sz w:val="20"/>
+              </w:rPr>
+              <w:t>Al termine il messaggio dice quante righe sono entrate e che cosa file e database non avevano in comune: tabelle svuotate perche il file non le conosceva, colonne ignorate.</w:t>
             </w:r>
           </w:p>
           <w:p>

--- a/docs/manuali/manuale_gestore_giornata.docx
+++ b/docs/manuali/manuale_gestore_giornata.docx
@@ -369,7 +369,7 @@
                 <w:color w:val="343A40"/>
                 <w:sz w:val="20"/>
               </w:rPr>
-              <w:t>, i clienti pagano alla cassa: saldi, ricariche, fidi, punti e bonus non esistono, ma ordini, banco e cesto registrano comunque le vendite nei report.</w:t>
+              <w:t>, i clienti pagano alla cassa: saldi, ricariche, fidi, punti e bonus non esistono, e sparisce anche il Banco con il QR, che e un pagamento dal portafoglio; ordini e cesto registrano comunque le vendite nei report.</w:t>
             </w:r>
           </w:p>
           <w:p>

--- a/docs/manuali/manuale_gestore_giornata.docx
+++ b/docs/manuali/manuale_gestore_giornata.docx
@@ -370,6 +370,41 @@
                 <w:sz w:val="20"/>
               </w:rPr>
               <w:t>, i clienti pagano alla cassa: saldi, ricariche, fidi, punti e bonus non esistono, e sparisce anche il Banco con il QR, che e un pagamento dal portafoglio; ordini e cesto registrano comunque le vendite nei report.</w:t>
+            </w:r>
+          </w:p>
+          <w:p>
+            <w:pPr>
+              <w:spacing w:before="0" w:after="80"/>
+            </w:pPr>
+            <w:r>
+              <w:rPr>
+                <w:rFonts w:ascii="PT Sans Narrow" w:hAnsi="PT Sans Narrow"/>
+                <w:b w:val="0"/>
+                <w:i w:val="0"/>
+                <w:color w:val="343A40"/>
+                <w:sz w:val="20"/>
+              </w:rPr>
+              <w:t xml:space="preserve">Gli orari di questa scaletta - apertura, ordini, slot di ritiro, fasce, chiusura - sono quelli predefiniti: si cambiano in </w:t>
+            </w:r>
+            <w:r>
+              <w:rPr>
+                <w:rFonts w:ascii="PT Sans Narrow" w:hAnsi="PT Sans Narrow"/>
+                <w:b/>
+                <w:i w:val="0"/>
+                <w:color w:val="16213E"/>
+                <w:sz w:val="20"/>
+              </w:rPr>
+              <w:t>Impostazioni › Orari</w:t>
+            </w:r>
+            <w:r>
+              <w:rPr>
+                <w:rFonts w:ascii="PT Sans Narrow" w:hAnsi="PT Sans Narrow"/>
+                <w:b w:val="0"/>
+                <w:i w:val="0"/>
+                <w:color w:val="343A40"/>
+                <w:sz w:val="20"/>
+              </w:rPr>
+              <w:t>, e da li discende tutto il resto: slot di ritiro e fasce dei tavoli generati, finestra degli ordini, ora limite del pasto aziendale, avvisi della settimana.</w:t>
             </w:r>
           </w:p>
           <w:p>
